--- a/docs/UrbanLog - Documentacion Tecnica.docx
+++ b/docs/UrbanLog - Documentacion Tecnica.docx
@@ -10426,6 +10426,387 @@
           </w:p>
         </w:tc>
       </w:tr>
+      <w:tr>
+        <w:tc>
+          <w:tcPr>
+            <w:tcW w:type="dxa" w:w="700"/>
+            <w:shd w:fill="FFFFFF" w:val="clear"/>
+            <w:tcMar>
+              <w:top w:type="dxa" w:w="70"/>
+              <w:left w:type="dxa" w:w="110"/>
+              <w:bottom w:type="dxa" w:w="70"/>
+              <w:right w:type="dxa" w:w="110"/>
+            </w:tcMar>
+          </w:tcPr>
+          <w:p>
+            <w:pPr>
+              <w:spacing w:after="0" w:line="250"/>
+            </w:pPr>
+            <w:r>
+              <w:rPr>
+                <w:color w:val="000000"/>
+                <w:sz w:val="17"/>
+                <w:szCs w:val="17"/>
+              </w:rPr>
+              <w:t xml:space="preserve">RF31</w:t>
+            </w:r>
+          </w:p>
+        </w:tc>
+        <w:tc>
+          <w:tcPr>
+            <w:tcW w:type="dxa" w:w="1600"/>
+            <w:shd w:fill="FFFFFF" w:val="clear"/>
+            <w:tcMar>
+              <w:top w:type="dxa" w:w="70"/>
+              <w:left w:type="dxa" w:w="110"/>
+              <w:bottom w:type="dxa" w:w="70"/>
+              <w:right w:type="dxa" w:w="110"/>
+            </w:tcMar>
+          </w:tcPr>
+          <w:p>
+            <w:pPr>
+              <w:spacing w:after="0" w:line="250"/>
+            </w:pPr>
+            <w:r>
+              <w:rPr>
+                <w:color w:val="000000"/>
+                <w:sz w:val="17"/>
+                <w:szCs w:val="17"/>
+              </w:rPr>
+              <w:t xml:space="preserve">Búsqueda de incidentes</w:t>
+            </w:r>
+          </w:p>
+        </w:tc>
+        <w:tc>
+          <w:tcPr>
+            <w:tcW w:type="dxa" w:w="3200"/>
+            <w:shd w:fill="FFFFFF" w:val="clear"/>
+            <w:tcMar>
+              <w:top w:type="dxa" w:w="70"/>
+              <w:left w:type="dxa" w:w="110"/>
+              <w:bottom w:type="dxa" w:w="70"/>
+              <w:right w:type="dxa" w:w="110"/>
+            </w:tcMar>
+          </w:tcPr>
+          <w:p>
+            <w:pPr>
+              <w:spacing w:after="0" w:line="250"/>
+            </w:pPr>
+            <w:r>
+              <w:rPr>
+                <w:color w:val="000000"/>
+                <w:sz w:val="17"/>
+                <w:szCs w:val="17"/>
+              </w:rPr>
+              <w:t xml:space="preserve">El sistema debe permitir buscar por título, descripción o dirección.</w:t>
+            </w:r>
+          </w:p>
+        </w:tc>
+        <w:tc>
+          <w:tcPr>
+            <w:tcW w:type="dxa" w:w="1800"/>
+            <w:shd w:fill="FFFFFF" w:val="clear"/>
+            <w:tcMar>
+              <w:top w:type="dxa" w:w="70"/>
+              <w:left w:type="dxa" w:w="110"/>
+              <w:bottom w:type="dxa" w:w="70"/>
+              <w:right w:type="dxa" w:w="110"/>
+            </w:tcMar>
+          </w:tcPr>
+          <w:p>
+            <w:pPr>
+              <w:spacing w:after="0" w:line="250"/>
+            </w:pPr>
+            <w:r>
+              <w:rPr>
+                <w:color w:val="000000"/>
+                <w:sz w:val="17"/>
+                <w:szCs w:val="17"/>
+              </w:rPr>
+              <w:t xml:space="preserve">Término de búsqueda</w:t>
+            </w:r>
+          </w:p>
+        </w:tc>
+        <w:tc>
+          <w:tcPr>
+            <w:tcW w:type="dxa" w:w="1726"/>
+            <w:shd w:fill="FFFFFF" w:val="clear"/>
+            <w:tcMar>
+              <w:top w:type="dxa" w:w="70"/>
+              <w:left w:type="dxa" w:w="110"/>
+              <w:bottom w:type="dxa" w:w="70"/>
+              <w:right w:type="dxa" w:w="110"/>
+            </w:tcMar>
+          </w:tcPr>
+          <w:p>
+            <w:pPr>
+              <w:spacing w:after="0" w:line="250"/>
+            </w:pPr>
+            <w:r>
+              <w:rPr>
+                <w:color w:val="000000"/>
+                <w:sz w:val="17"/>
+                <w:szCs w:val="17"/>
+              </w:rPr>
+              <w:t xml:space="preserve">Colección filtrada</w:t>
+            </w:r>
+          </w:p>
+        </w:tc>
+      </w:tr>
+      <w:tr>
+        <w:tc>
+          <w:tcPr>
+            <w:tcW w:type="dxa" w:w="700"/>
+            <w:shd w:fill="F2F5F9" w:val="clear"/>
+            <w:tcMar>
+              <w:top w:type="dxa" w:w="70"/>
+              <w:left w:type="dxa" w:w="110"/>
+              <w:bottom w:type="dxa" w:w="70"/>
+              <w:right w:type="dxa" w:w="110"/>
+            </w:tcMar>
+          </w:tcPr>
+          <w:p>
+            <w:pPr>
+              <w:spacing w:after="0" w:line="250"/>
+            </w:pPr>
+            <w:r>
+              <w:rPr>
+                <w:color w:val="000000"/>
+                <w:sz w:val="17"/>
+                <w:szCs w:val="17"/>
+              </w:rPr>
+              <w:t xml:space="preserve">RF32</w:t>
+            </w:r>
+          </w:p>
+        </w:tc>
+        <w:tc>
+          <w:tcPr>
+            <w:tcW w:type="dxa" w:w="1600"/>
+            <w:shd w:fill="F2F5F9" w:val="clear"/>
+            <w:tcMar>
+              <w:top w:type="dxa" w:w="70"/>
+              <w:left w:type="dxa" w:w="110"/>
+              <w:bottom w:type="dxa" w:w="70"/>
+              <w:right w:type="dxa" w:w="110"/>
+            </w:tcMar>
+          </w:tcPr>
+          <w:p>
+            <w:pPr>
+              <w:spacing w:after="0" w:line="250"/>
+            </w:pPr>
+            <w:r>
+              <w:rPr>
+                <w:color w:val="000000"/>
+                <w:sz w:val="17"/>
+                <w:szCs w:val="17"/>
+              </w:rPr>
+              <w:t xml:space="preserve">Navegación paginada</w:t>
+            </w:r>
+          </w:p>
+        </w:tc>
+        <w:tc>
+          <w:tcPr>
+            <w:tcW w:type="dxa" w:w="3200"/>
+            <w:shd w:fill="F2F5F9" w:val="clear"/>
+            <w:tcMar>
+              <w:top w:type="dxa" w:w="70"/>
+              <w:left w:type="dxa" w:w="110"/>
+              <w:bottom w:type="dxa" w:w="70"/>
+              <w:right w:type="dxa" w:w="110"/>
+            </w:tcMar>
+          </w:tcPr>
+          <w:p>
+            <w:pPr>
+              <w:spacing w:after="0" w:line="250"/>
+            </w:pPr>
+            <w:r>
+              <w:rPr>
+                <w:color w:val="000000"/>
+                <w:sz w:val="17"/>
+                <w:szCs w:val="17"/>
+              </w:rPr>
+              <w:t xml:space="preserve">El sistema debe entregar los listados paginados e informar el total de páginas.</w:t>
+            </w:r>
+          </w:p>
+        </w:tc>
+        <w:tc>
+          <w:tcPr>
+            <w:tcW w:type="dxa" w:w="1800"/>
+            <w:shd w:fill="F2F5F9" w:val="clear"/>
+            <w:tcMar>
+              <w:top w:type="dxa" w:w="70"/>
+              <w:left w:type="dxa" w:w="110"/>
+              <w:bottom w:type="dxa" w:w="70"/>
+              <w:right w:type="dxa" w:w="110"/>
+            </w:tcMar>
+          </w:tcPr>
+          <w:p>
+            <w:pPr>
+              <w:spacing w:after="0" w:line="250"/>
+            </w:pPr>
+            <w:r>
+              <w:rPr>
+                <w:color w:val="000000"/>
+                <w:sz w:val="17"/>
+                <w:szCs w:val="17"/>
+              </w:rPr>
+              <w:t xml:space="preserve">Página y tamaño</w:t>
+            </w:r>
+          </w:p>
+        </w:tc>
+        <w:tc>
+          <w:tcPr>
+            <w:tcW w:type="dxa" w:w="1726"/>
+            <w:shd w:fill="F2F5F9" w:val="clear"/>
+            <w:tcMar>
+              <w:top w:type="dxa" w:w="70"/>
+              <w:left w:type="dxa" w:w="110"/>
+              <w:bottom w:type="dxa" w:w="70"/>
+              <w:right w:type="dxa" w:w="110"/>
+            </w:tcMar>
+          </w:tcPr>
+          <w:p>
+            <w:pPr>
+              <w:spacing w:after="0" w:line="250"/>
+            </w:pPr>
+            <w:r>
+              <w:rPr>
+                <w:color w:val="000000"/>
+                <w:sz w:val="17"/>
+                <w:szCs w:val="17"/>
+              </w:rPr>
+              <w:t xml:space="preserve">Colección y metadatos de paginación</w:t>
+            </w:r>
+          </w:p>
+        </w:tc>
+      </w:tr>
+      <w:tr>
+        <w:tc>
+          <w:tcPr>
+            <w:tcW w:type="dxa" w:w="700"/>
+            <w:shd w:fill="FFFFFF" w:val="clear"/>
+            <w:tcMar>
+              <w:top w:type="dxa" w:w="70"/>
+              <w:left w:type="dxa" w:w="110"/>
+              <w:bottom w:type="dxa" w:w="70"/>
+              <w:right w:type="dxa" w:w="110"/>
+            </w:tcMar>
+          </w:tcPr>
+          <w:p>
+            <w:pPr>
+              <w:spacing w:after="0" w:line="250"/>
+            </w:pPr>
+            <w:r>
+              <w:rPr>
+                <w:color w:val="000000"/>
+                <w:sz w:val="17"/>
+                <w:szCs w:val="17"/>
+              </w:rPr>
+              <w:t xml:space="preserve">RF33</w:t>
+            </w:r>
+          </w:p>
+        </w:tc>
+        <w:tc>
+          <w:tcPr>
+            <w:tcW w:type="dxa" w:w="1600"/>
+            <w:shd w:fill="FFFFFF" w:val="clear"/>
+            <w:tcMar>
+              <w:top w:type="dxa" w:w="70"/>
+              <w:left w:type="dxa" w:w="110"/>
+              <w:bottom w:type="dxa" w:w="70"/>
+              <w:right w:type="dxa" w:w="110"/>
+            </w:tcMar>
+          </w:tcPr>
+          <w:p>
+            <w:pPr>
+              <w:spacing w:after="0" w:line="250"/>
+            </w:pPr>
+            <w:r>
+              <w:rPr>
+                <w:color w:val="000000"/>
+                <w:sz w:val="17"/>
+                <w:szCs w:val="17"/>
+              </w:rPr>
+              <w:t xml:space="preserve">Restricción de visibilidad</w:t>
+            </w:r>
+          </w:p>
+        </w:tc>
+        <w:tc>
+          <w:tcPr>
+            <w:tcW w:type="dxa" w:w="3200"/>
+            <w:shd w:fill="FFFFFF" w:val="clear"/>
+            <w:tcMar>
+              <w:top w:type="dxa" w:w="70"/>
+              <w:left w:type="dxa" w:w="110"/>
+              <w:bottom w:type="dxa" w:w="70"/>
+              <w:right w:type="dxa" w:w="110"/>
+            </w:tcMar>
+          </w:tcPr>
+          <w:p>
+            <w:pPr>
+              <w:spacing w:after="0" w:line="250"/>
+            </w:pPr>
+            <w:r>
+              <w:rPr>
+                <w:color w:val="000000"/>
+                <w:sz w:val="17"/>
+                <w:szCs w:val="17"/>
+              </w:rPr>
+              <w:t xml:space="preserve">El sistema debe impedir el acceso a incidentes no aprobados por parte de usuarios ajenos a su autoría.</w:t>
+            </w:r>
+          </w:p>
+        </w:tc>
+        <w:tc>
+          <w:tcPr>
+            <w:tcW w:type="dxa" w:w="1800"/>
+            <w:shd w:fill="FFFFFF" w:val="clear"/>
+            <w:tcMar>
+              <w:top w:type="dxa" w:w="70"/>
+              <w:left w:type="dxa" w:w="110"/>
+              <w:bottom w:type="dxa" w:w="70"/>
+              <w:right w:type="dxa" w:w="110"/>
+            </w:tcMar>
+          </w:tcPr>
+          <w:p>
+            <w:pPr>
+              <w:spacing w:after="0" w:line="250"/>
+            </w:pPr>
+            <w:r>
+              <w:rPr>
+                <w:color w:val="000000"/>
+                <w:sz w:val="17"/>
+                <w:szCs w:val="17"/>
+              </w:rPr>
+              <w:t xml:space="preserve">Identificador y usuario</w:t>
+            </w:r>
+          </w:p>
+        </w:tc>
+        <w:tc>
+          <w:tcPr>
+            <w:tcW w:type="dxa" w:w="1726"/>
+            <w:shd w:fill="FFFFFF" w:val="clear"/>
+            <w:tcMar>
+              <w:top w:type="dxa" w:w="70"/>
+              <w:left w:type="dxa" w:w="110"/>
+              <w:bottom w:type="dxa" w:w="70"/>
+              <w:right w:type="dxa" w:w="110"/>
+            </w:tcMar>
+          </w:tcPr>
+          <w:p>
+            <w:pPr>
+              <w:spacing w:after="0" w:line="250"/>
+            </w:pPr>
+            <w:r>
+              <w:rPr>
+                <w:color w:val="000000"/>
+                <w:sz w:val="17"/>
+                <w:szCs w:val="17"/>
+              </w:rPr>
+              <w:t xml:space="preserve">Recurso o 404</w:t>
+            </w:r>
+          </w:p>
+        </w:tc>
+      </w:tr>
     </w:tbl>
     <w:p>
       <w:r>
@@ -11799,6 +12180,312 @@
                 <w:szCs w:val="17"/>
               </w:rPr>
               <w:t xml:space="preserve">Script de verificación que comprueba efectivamente las seis integraciones, y registro de peticiones mediante Morgan.</w:t>
+            </w:r>
+          </w:p>
+        </w:tc>
+      </w:tr>
+      <w:tr>
+        <w:tc>
+          <w:tcPr>
+            <w:tcW w:type="dxa" w:w="700"/>
+            <w:shd w:fill="FFFFFF" w:val="clear"/>
+            <w:tcMar>
+              <w:top w:type="dxa" w:w="70"/>
+              <w:left w:type="dxa" w:w="110"/>
+              <w:bottom w:type="dxa" w:w="70"/>
+              <w:right w:type="dxa" w:w="110"/>
+            </w:tcMar>
+          </w:tcPr>
+          <w:p>
+            <w:pPr>
+              <w:spacing w:after="0" w:line="250"/>
+            </w:pPr>
+            <w:r>
+              <w:rPr>
+                <w:color w:val="000000"/>
+                <w:sz w:val="17"/>
+                <w:szCs w:val="17"/>
+              </w:rPr>
+              <w:t xml:space="preserve">RNF13</w:t>
+            </w:r>
+          </w:p>
+        </w:tc>
+        <w:tc>
+          <w:tcPr>
+            <w:tcW w:type="dxa" w:w="1500"/>
+            <w:shd w:fill="FFFFFF" w:val="clear"/>
+            <w:tcMar>
+              <w:top w:type="dxa" w:w="70"/>
+              <w:left w:type="dxa" w:w="110"/>
+              <w:bottom w:type="dxa" w:w="70"/>
+              <w:right w:type="dxa" w:w="110"/>
+            </w:tcMar>
+          </w:tcPr>
+          <w:p>
+            <w:pPr>
+              <w:spacing w:after="0" w:line="250"/>
+            </w:pPr>
+            <w:r>
+              <w:rPr>
+                <w:color w:val="000000"/>
+                <w:sz w:val="17"/>
+                <w:szCs w:val="17"/>
+              </w:rPr>
+              <w:t xml:space="preserve">Disponibilidad</w:t>
+            </w:r>
+          </w:p>
+        </w:tc>
+        <w:tc>
+          <w:tcPr>
+            <w:tcW w:type="dxa" w:w="3100"/>
+            <w:shd w:fill="FFFFFF" w:val="clear"/>
+            <w:tcMar>
+              <w:top w:type="dxa" w:w="70"/>
+              <w:left w:type="dxa" w:w="110"/>
+              <w:bottom w:type="dxa" w:w="70"/>
+              <w:right w:type="dxa" w:w="110"/>
+            </w:tcMar>
+          </w:tcPr>
+          <w:p>
+            <w:pPr>
+              <w:spacing w:after="0" w:line="250"/>
+            </w:pPr>
+            <w:r>
+              <w:rPr>
+                <w:color w:val="000000"/>
+                <w:sz w:val="17"/>
+                <w:szCs w:val="17"/>
+              </w:rPr>
+              <w:t xml:space="preserve">El servicio debe resistir un uso abusivo de la API.</w:t>
+            </w:r>
+          </w:p>
+        </w:tc>
+        <w:tc>
+          <w:tcPr>
+            <w:tcW w:type="dxa" w:w="3726"/>
+            <w:shd w:fill="FFFFFF" w:val="clear"/>
+            <w:tcMar>
+              <w:top w:type="dxa" w:w="70"/>
+              <w:left w:type="dxa" w:w="110"/>
+              <w:bottom w:type="dxa" w:w="70"/>
+              <w:right w:type="dxa" w:w="110"/>
+            </w:tcMar>
+          </w:tcPr>
+          <w:p>
+            <w:pPr>
+              <w:spacing w:after="0" w:line="250"/>
+            </w:pPr>
+            <w:r>
+              <w:rPr>
+                <w:color w:val="000000"/>
+                <w:sz w:val="17"/>
+                <w:szCs w:val="17"/>
+              </w:rPr>
+              <w:t xml:space="preserve">Límite de peticiones por ventana de tiempo, más estricto en el scope público y en el alta de incidentes, que consume servicios de pago.</w:t>
+            </w:r>
+          </w:p>
+        </w:tc>
+      </w:tr>
+      <w:tr>
+        <w:tc>
+          <w:tcPr>
+            <w:tcW w:type="dxa" w:w="700"/>
+            <w:shd w:fill="F2F5F9" w:val="clear"/>
+            <w:tcMar>
+              <w:top w:type="dxa" w:w="70"/>
+              <w:left w:type="dxa" w:w="110"/>
+              <w:bottom w:type="dxa" w:w="70"/>
+              <w:right w:type="dxa" w:w="110"/>
+            </w:tcMar>
+          </w:tcPr>
+          <w:p>
+            <w:pPr>
+              <w:spacing w:after="0" w:line="250"/>
+            </w:pPr>
+            <w:r>
+              <w:rPr>
+                <w:color w:val="000000"/>
+                <w:sz w:val="17"/>
+                <w:szCs w:val="17"/>
+              </w:rPr>
+              <w:t xml:space="preserve">RNF14</w:t>
+            </w:r>
+          </w:p>
+        </w:tc>
+        <w:tc>
+          <w:tcPr>
+            <w:tcW w:type="dxa" w:w="1500"/>
+            <w:shd w:fill="F2F5F9" w:val="clear"/>
+            <w:tcMar>
+              <w:top w:type="dxa" w:w="70"/>
+              <w:left w:type="dxa" w:w="110"/>
+              <w:bottom w:type="dxa" w:w="70"/>
+              <w:right w:type="dxa" w:w="110"/>
+            </w:tcMar>
+          </w:tcPr>
+          <w:p>
+            <w:pPr>
+              <w:spacing w:after="0" w:line="250"/>
+            </w:pPr>
+            <w:r>
+              <w:rPr>
+                <w:color w:val="000000"/>
+                <w:sz w:val="17"/>
+                <w:szCs w:val="17"/>
+              </w:rPr>
+              <w:t xml:space="preserve">Confidencialidad</w:t>
+            </w:r>
+          </w:p>
+        </w:tc>
+        <w:tc>
+          <w:tcPr>
+            <w:tcW w:type="dxa" w:w="3100"/>
+            <w:shd w:fill="F2F5F9" w:val="clear"/>
+            <w:tcMar>
+              <w:top w:type="dxa" w:w="70"/>
+              <w:left w:type="dxa" w:w="110"/>
+              <w:bottom w:type="dxa" w:w="70"/>
+              <w:right w:type="dxa" w:w="110"/>
+            </w:tcMar>
+          </w:tcPr>
+          <w:p>
+            <w:pPr>
+              <w:spacing w:after="0" w:line="250"/>
+            </w:pPr>
+            <w:r>
+              <w:rPr>
+                <w:color w:val="000000"/>
+                <w:sz w:val="17"/>
+                <w:szCs w:val="17"/>
+              </w:rPr>
+              <w:t xml:space="preserve">El contenido no moderado no debe ser accesible por usuarios ajenos a su autoría.</w:t>
+            </w:r>
+          </w:p>
+        </w:tc>
+        <w:tc>
+          <w:tcPr>
+            <w:tcW w:type="dxa" w:w="3726"/>
+            <w:shd w:fill="F2F5F9" w:val="clear"/>
+            <w:tcMar>
+              <w:top w:type="dxa" w:w="70"/>
+              <w:left w:type="dxa" w:w="110"/>
+              <w:bottom w:type="dxa" w:w="70"/>
+              <w:right w:type="dxa" w:w="110"/>
+            </w:tcMar>
+          </w:tcPr>
+          <w:p>
+            <w:pPr>
+              <w:spacing w:after="0" w:line="250"/>
+            </w:pPr>
+            <w:r>
+              <w:rPr>
+                <w:color w:val="000000"/>
+                <w:sz w:val="17"/>
+                <w:szCs w:val="17"/>
+              </w:rPr>
+              <w:t xml:space="preserve">Regla de visibilidad verificada en la capa de servicios, que responde 404 en lugar de 403 para no revelar la existencia del recurso.</w:t>
+            </w:r>
+          </w:p>
+        </w:tc>
+      </w:tr>
+      <w:tr>
+        <w:tc>
+          <w:tcPr>
+            <w:tcW w:type="dxa" w:w="700"/>
+            <w:shd w:fill="FFFFFF" w:val="clear"/>
+            <w:tcMar>
+              <w:top w:type="dxa" w:w="70"/>
+              <w:left w:type="dxa" w:w="110"/>
+              <w:bottom w:type="dxa" w:w="70"/>
+              <w:right w:type="dxa" w:w="110"/>
+            </w:tcMar>
+          </w:tcPr>
+          <w:p>
+            <w:pPr>
+              <w:spacing w:after="0" w:line="250"/>
+            </w:pPr>
+            <w:r>
+              <w:rPr>
+                <w:color w:val="000000"/>
+                <w:sz w:val="17"/>
+                <w:szCs w:val="17"/>
+              </w:rPr>
+              <w:t xml:space="preserve">RNF15</w:t>
+            </w:r>
+          </w:p>
+        </w:tc>
+        <w:tc>
+          <w:tcPr>
+            <w:tcW w:type="dxa" w:w="1500"/>
+            <w:shd w:fill="FFFFFF" w:val="clear"/>
+            <w:tcMar>
+              <w:top w:type="dxa" w:w="70"/>
+              <w:left w:type="dxa" w:w="110"/>
+              <w:bottom w:type="dxa" w:w="70"/>
+              <w:right w:type="dxa" w:w="110"/>
+            </w:tcMar>
+          </w:tcPr>
+          <w:p>
+            <w:pPr>
+              <w:spacing w:after="0" w:line="250"/>
+            </w:pPr>
+            <w:r>
+              <w:rPr>
+                <w:color w:val="000000"/>
+                <w:sz w:val="17"/>
+                <w:szCs w:val="17"/>
+              </w:rPr>
+              <w:t xml:space="preserve">Verificabilidad</w:t>
+            </w:r>
+          </w:p>
+        </w:tc>
+        <w:tc>
+          <w:tcPr>
+            <w:tcW w:type="dxa" w:w="3100"/>
+            <w:shd w:fill="FFFFFF" w:val="clear"/>
+            <w:tcMar>
+              <w:top w:type="dxa" w:w="70"/>
+              <w:left w:type="dxa" w:w="110"/>
+              <w:bottom w:type="dxa" w:w="70"/>
+              <w:right w:type="dxa" w:w="110"/>
+            </w:tcMar>
+          </w:tcPr>
+          <w:p>
+            <w:pPr>
+              <w:spacing w:after="0" w:line="250"/>
+            </w:pPr>
+            <w:r>
+              <w:rPr>
+                <w:color w:val="000000"/>
+                <w:sz w:val="17"/>
+                <w:szCs w:val="17"/>
+              </w:rPr>
+              <w:t xml:space="preserve">El comportamiento crítico debe estar cubierto por pruebas automatizadas.</w:t>
+            </w:r>
+          </w:p>
+        </w:tc>
+        <w:tc>
+          <w:tcPr>
+            <w:tcW w:type="dxa" w:w="3726"/>
+            <w:shd w:fill="FFFFFF" w:val="clear"/>
+            <w:tcMar>
+              <w:top w:type="dxa" w:w="70"/>
+              <w:left w:type="dxa" w:w="110"/>
+              <w:bottom w:type="dxa" w:w="70"/>
+              <w:right w:type="dxa" w:w="110"/>
+            </w:tcMar>
+          </w:tcPr>
+          <w:p>
+            <w:pPr>
+              <w:spacing w:after="0" w:line="250"/>
+            </w:pPr>
+            <w:r>
+              <w:rPr>
+                <w:color w:val="000000"/>
+                <w:sz w:val="17"/>
+                <w:szCs w:val="17"/>
+              </w:rPr>
+              <w:t xml:space="preserve">37 pruebas de integración sobre la API ejecutadas contra una base en memoria efímera.</w:t>
             </w:r>
           </w:p>
         </w:tc>
@@ -16891,7 +17578,34 @@
           <w:sz w:val="19"/>
           <w:szCs w:val="19"/>
         </w:rPr>
-        <w:t xml:space="preserve">{ "data": [ ... ], "meta": { "total": 42, "page": 1, "limit": 20 } }</w:t>
+        <w:t xml:space="preserve">{ "data": [ ... ],</w:t>
+      </w:r>
+    </w:p>
+    <w:p>
+      <w:pPr>
+        <w:shd w:fill="F2F5F9" w:val="clear"/>
+        <w:spacing w:after="40" w:line="240"/>
+        <w:ind w:left="220"/>
+      </w:pPr>
+      <w:r>
+        <w:rPr>
+          <w:rFonts w:ascii="Consolas" w:cs="Consolas" w:eastAsia="Consolas" w:hAnsi="Consolas"/>
+          <w:sz w:val="19"/>
+          <w:szCs w:val="19"/>
+        </w:rPr>
+        <w:t xml:space="preserve">  "meta": { "total": 42, "page": 1, "limit": 20, "pages": 3 } }</w:t>
+      </w:r>
+    </w:p>
+    <w:p>
+      <w:pPr>
+        <w:spacing w:after="120" w:before="100" w:line="276"/>
+      </w:pPr>
+      <w:r>
+        <w:rPr>
+          <w:sz w:val="22"/>
+          <w:szCs w:val="22"/>
+        </w:rPr>
+        <w:t xml:space="preserve">El parámetro limit admite un máximo de 100 elementos por página; los valores superiores se acotan silenciosamente a ese tope, y los parámetros no numéricos o negativos se sustituyen por sus valores por defecto.</w:t>
       </w:r>
     </w:p>
     <w:p>
@@ -17574,7 +18288,7 @@
                 <w:sz w:val="18"/>
                 <w:szCs w:val="18"/>
               </w:rPr>
-              <w:t xml:space="preserve">Se intenta crear un recurso que vulnera una restricción de unicidad.</w:t>
+              <w:t xml:space="preserve">La operación contradice el estado actual del recurso: por ejemplo, gestionar el estado operativo de un incidente que todavía no fue aprobado.</w:t>
             </w:r>
           </w:p>
         </w:tc>
@@ -17601,6 +18315,83 @@
                 <w:sz w:val="18"/>
                 <w:szCs w:val="18"/>
               </w:rPr>
+              <w:t xml:space="preserve">429 Too Many Requests</w:t>
+            </w:r>
+          </w:p>
+        </w:tc>
+        <w:tc>
+          <w:tcPr>
+            <w:tcW w:type="dxa" w:w="1900"/>
+            <w:shd w:fill="F2F5F9" w:val="clear"/>
+            <w:tcMar>
+              <w:top w:type="dxa" w:w="70"/>
+              <w:left w:type="dxa" w:w="110"/>
+              <w:bottom w:type="dxa" w:w="70"/>
+              <w:right w:type="dxa" w:w="110"/>
+            </w:tcMar>
+          </w:tcPr>
+          <w:p>
+            <w:pPr>
+              <w:spacing w:after="0" w:line="250"/>
+            </w:pPr>
+            <w:r>
+              <w:rPr>
+                <w:color w:val="000000"/>
+                <w:sz w:val="18"/>
+                <w:szCs w:val="18"/>
+              </w:rPr>
+              <w:t xml:space="preserve">Límite excedido</w:t>
+            </w:r>
+          </w:p>
+        </w:tc>
+        <w:tc>
+          <w:tcPr>
+            <w:tcW w:type="dxa" w:w="5226"/>
+            <w:shd w:fill="F2F5F9" w:val="clear"/>
+            <w:tcMar>
+              <w:top w:type="dxa" w:w="70"/>
+              <w:left w:type="dxa" w:w="110"/>
+              <w:bottom w:type="dxa" w:w="70"/>
+              <w:right w:type="dxa" w:w="110"/>
+            </w:tcMar>
+          </w:tcPr>
+          <w:p>
+            <w:pPr>
+              <w:spacing w:after="0" w:line="250"/>
+            </w:pPr>
+            <w:r>
+              <w:rPr>
+                <w:color w:val="000000"/>
+                <w:sz w:val="18"/>
+                <w:szCs w:val="18"/>
+              </w:rPr>
+              <w:t xml:space="preserve">Se superó el número de peticiones permitido en la ventana de tiempo vigente.</w:t>
+            </w:r>
+          </w:p>
+        </w:tc>
+      </w:tr>
+      <w:tr>
+        <w:tc>
+          <w:tcPr>
+            <w:tcW w:type="dxa" w:w="1900"/>
+            <w:shd w:fill="FFFFFF" w:val="clear"/>
+            <w:tcMar>
+              <w:top w:type="dxa" w:w="70"/>
+              <w:left w:type="dxa" w:w="110"/>
+              <w:bottom w:type="dxa" w:w="70"/>
+              <w:right w:type="dxa" w:w="110"/>
+            </w:tcMar>
+          </w:tcPr>
+          <w:p>
+            <w:pPr>
+              <w:spacing w:after="0" w:line="250"/>
+            </w:pPr>
+            <w:r>
+              <w:rPr>
+                <w:color w:val="000000"/>
+                <w:sz w:val="18"/>
+                <w:szCs w:val="18"/>
+              </w:rPr>
               <w:t xml:space="preserve">500 Internal Server Error</w:t>
             </w:r>
           </w:p>
@@ -17608,7 +18399,7 @@
         <w:tc>
           <w:tcPr>
             <w:tcW w:type="dxa" w:w="1900"/>
-            <w:shd w:fill="F2F5F9" w:val="clear"/>
+            <w:shd w:fill="FFFFFF" w:val="clear"/>
             <w:tcMar>
               <w:top w:type="dxa" w:w="70"/>
               <w:left w:type="dxa" w:w="110"/>
@@ -17633,7 +18424,7 @@
         <w:tc>
           <w:tcPr>
             <w:tcW w:type="dxa" w:w="5226"/>
-            <w:shd w:fill="F2F5F9" w:val="clear"/>
+            <w:shd w:fill="FFFFFF" w:val="clear"/>
             <w:tcMar>
               <w:top w:type="dxa" w:w="70"/>
               <w:left w:type="dxa" w:w="110"/>
@@ -18151,7 +18942,7 @@
                 <w:sz w:val="18"/>
                 <w:szCs w:val="18"/>
               </w:rPr>
-              <w:t xml:space="preserve">Lista incidentes. Admite los parámetros status, category, priority, moderationStatus, mine, page y limit.</w:t>
+              <w:t xml:space="preserve">Lista incidentes. Admite status, category, priority, moderationStatus, mine, search, page y limit.</w:t>
             </w:r>
           </w:p>
         </w:tc>
@@ -18460,7 +19251,7 @@
                 <w:sz w:val="18"/>
                 <w:szCs w:val="18"/>
               </w:rPr>
-              <w:t xml:space="preserve">Devuelve el detalle de un incidente.</w:t>
+              <w:t xml:space="preserve">Devuelve el detalle de un incidente, sujeto a la regla de visibilidad.</w:t>
             </w:r>
           </w:p>
         </w:tc>
@@ -18563,7 +19354,7 @@
                 <w:sz w:val="18"/>
                 <w:szCs w:val="18"/>
               </w:rPr>
-              <w:t xml:space="preserve">Actualiza el estado operativo y notifica al autor por correo.</w:t>
+              <w:t xml:space="preserve">Actualiza el estado operativo y notifica al autor. Exige que el incidente esté aprobado.</w:t>
             </w:r>
           </w:p>
         </w:tc>
@@ -21230,7 +22021,778 @@
           <w:sz w:val="26"/>
           <w:szCs w:val="26"/>
         </w:rPr>
-        <w:t xml:space="preserve">10.3 Protección del scope público</w:t>
+        <w:t xml:space="preserve">10.3 Regla de visibilidad de los incidentes</w:t>
+      </w:r>
+    </w:p>
+    <w:p>
+      <w:pPr>
+        <w:spacing w:after="120" w:before="0" w:line="276"/>
+      </w:pPr>
+      <w:r>
+        <w:rPr>
+          <w:sz w:val="22"/>
+          <w:szCs w:val="22"/>
+        </w:rPr>
+        <w:t xml:space="preserve">La autorización por rol no basta por sí sola: un usuario con el rol más bajo sigue estando autenticado y podría solicitar por identificador cualquier incidente del sistema. Dado que un reporte no moderado puede contener contenido inapropiado, y que su representación completa incluye el nombre y el correo del reportante junto con el motivo del rechazo, el acceso al detalle se rige por una regla de visibilidad explícita.</w:t>
+      </w:r>
+    </w:p>
+    <w:tbl>
+      <w:tblPr>
+        <w:tblW w:type="dxa" w:w="9026"/>
+        <w:tblBorders>
+          <w:top w:val="single" w:color="E2E8F0" w:sz="4"/>
+          <w:left w:val="single" w:color="E2E8F0" w:sz="4"/>
+          <w:bottom w:val="single" w:color="E2E8F0" w:sz="4"/>
+          <w:right w:val="single" w:color="E2E8F0" w:sz="4"/>
+          <w:insideH w:val="single" w:color="E2E8F0" w:sz="2"/>
+          <w:insideV w:val="single" w:color="E2E8F0" w:sz="2"/>
+        </w:tblBorders>
+      </w:tblPr>
+      <w:tblGrid>
+        <w:gridCol w:w="2600"/>
+        <w:gridCol w:w="6426"/>
+      </w:tblGrid>
+      <w:tr>
+        <w:trPr>
+          <w:tblHeader/>
+        </w:trPr>
+        <w:tc>
+          <w:tcPr>
+            <w:tcW w:type="dxa" w:w="2600"/>
+            <w:shd w:fill="1F4E79" w:val="clear"/>
+            <w:tcMar>
+              <w:top w:type="dxa" w:w="70"/>
+              <w:left w:type="dxa" w:w="110"/>
+              <w:bottom w:type="dxa" w:w="70"/>
+              <w:right w:type="dxa" w:w="110"/>
+            </w:tcMar>
+          </w:tcPr>
+          <w:p>
+            <w:pPr>
+              <w:spacing w:after="0" w:line="250"/>
+            </w:pPr>
+            <w:r>
+              <w:rPr>
+                <w:b/>
+                <w:bCs/>
+                <w:color w:val="FFFFFF"/>
+                <w:sz w:val="20"/>
+                <w:szCs w:val="20"/>
+              </w:rPr>
+              <w:t xml:space="preserve">Estado de moderación</w:t>
+            </w:r>
+          </w:p>
+        </w:tc>
+        <w:tc>
+          <w:tcPr>
+            <w:tcW w:type="dxa" w:w="6426"/>
+            <w:shd w:fill="1F4E79" w:val="clear"/>
+            <w:tcMar>
+              <w:top w:type="dxa" w:w="70"/>
+              <w:left w:type="dxa" w:w="110"/>
+              <w:bottom w:type="dxa" w:w="70"/>
+              <w:right w:type="dxa" w:w="110"/>
+            </w:tcMar>
+          </w:tcPr>
+          <w:p>
+            <w:pPr>
+              <w:spacing w:after="0" w:line="250"/>
+            </w:pPr>
+            <w:r>
+              <w:rPr>
+                <w:b/>
+                <w:bCs/>
+                <w:color w:val="FFFFFF"/>
+                <w:sz w:val="20"/>
+                <w:szCs w:val="20"/>
+              </w:rPr>
+              <w:t xml:space="preserve">Quién puede acceder</w:t>
+            </w:r>
+          </w:p>
+        </w:tc>
+      </w:tr>
+      <w:tr>
+        <w:tc>
+          <w:tcPr>
+            <w:tcW w:type="dxa" w:w="2600"/>
+            <w:shd w:fill="FFFFFF" w:val="clear"/>
+            <w:tcMar>
+              <w:top w:type="dxa" w:w="70"/>
+              <w:left w:type="dxa" w:w="110"/>
+              <w:bottom w:type="dxa" w:w="70"/>
+              <w:right w:type="dxa" w:w="110"/>
+            </w:tcMar>
+          </w:tcPr>
+          <w:p>
+            <w:pPr>
+              <w:spacing w:after="0" w:line="250"/>
+            </w:pPr>
+            <w:r>
+              <w:rPr>
+                <w:color w:val="000000"/>
+                <w:sz w:val="20"/>
+                <w:szCs w:val="20"/>
+              </w:rPr>
+              <w:t xml:space="preserve">approved</w:t>
+            </w:r>
+          </w:p>
+        </w:tc>
+        <w:tc>
+          <w:tcPr>
+            <w:tcW w:type="dxa" w:w="6426"/>
+            <w:shd w:fill="FFFFFF" w:val="clear"/>
+            <w:tcMar>
+              <w:top w:type="dxa" w:w="70"/>
+              <w:left w:type="dxa" w:w="110"/>
+              <w:bottom w:type="dxa" w:w="70"/>
+              <w:right w:type="dxa" w:w="110"/>
+            </w:tcMar>
+          </w:tcPr>
+          <w:p>
+            <w:pPr>
+              <w:spacing w:after="0" w:line="250"/>
+            </w:pPr>
+            <w:r>
+              <w:rPr>
+                <w:color w:val="000000"/>
+                <w:sz w:val="20"/>
+                <w:szCs w:val="20"/>
+              </w:rPr>
+              <w:t xml:space="preserve">Cualquier usuario autenticado.</w:t>
+            </w:r>
+          </w:p>
+        </w:tc>
+      </w:tr>
+      <w:tr>
+        <w:tc>
+          <w:tcPr>
+            <w:tcW w:type="dxa" w:w="2600"/>
+            <w:shd w:fill="F2F5F9" w:val="clear"/>
+            <w:tcMar>
+              <w:top w:type="dxa" w:w="70"/>
+              <w:left w:type="dxa" w:w="110"/>
+              <w:bottom w:type="dxa" w:w="70"/>
+              <w:right w:type="dxa" w:w="110"/>
+            </w:tcMar>
+          </w:tcPr>
+          <w:p>
+            <w:pPr>
+              <w:spacing w:after="0" w:line="250"/>
+            </w:pPr>
+            <w:r>
+              <w:rPr>
+                <w:color w:val="000000"/>
+                <w:sz w:val="20"/>
+                <w:szCs w:val="20"/>
+              </w:rPr>
+              <w:t xml:space="preserve">pending</w:t>
+            </w:r>
+          </w:p>
+        </w:tc>
+        <w:tc>
+          <w:tcPr>
+            <w:tcW w:type="dxa" w:w="6426"/>
+            <w:shd w:fill="F2F5F9" w:val="clear"/>
+            <w:tcMar>
+              <w:top w:type="dxa" w:w="70"/>
+              <w:left w:type="dxa" w:w="110"/>
+              <w:bottom w:type="dxa" w:w="70"/>
+              <w:right w:type="dxa" w:w="110"/>
+            </w:tcMar>
+          </w:tcPr>
+          <w:p>
+            <w:pPr>
+              <w:spacing w:after="0" w:line="250"/>
+            </w:pPr>
+            <w:r>
+              <w:rPr>
+                <w:color w:val="000000"/>
+                <w:sz w:val="20"/>
+                <w:szCs w:val="20"/>
+              </w:rPr>
+              <w:t xml:space="preserve">Únicamente el autor del reporte y los roles moderator, operator y admin.</w:t>
+            </w:r>
+          </w:p>
+        </w:tc>
+      </w:tr>
+      <w:tr>
+        <w:tc>
+          <w:tcPr>
+            <w:tcW w:type="dxa" w:w="2600"/>
+            <w:shd w:fill="FFFFFF" w:val="clear"/>
+            <w:tcMar>
+              <w:top w:type="dxa" w:w="70"/>
+              <w:left w:type="dxa" w:w="110"/>
+              <w:bottom w:type="dxa" w:w="70"/>
+              <w:right w:type="dxa" w:w="110"/>
+            </w:tcMar>
+          </w:tcPr>
+          <w:p>
+            <w:pPr>
+              <w:spacing w:after="0" w:line="250"/>
+            </w:pPr>
+            <w:r>
+              <w:rPr>
+                <w:color w:val="000000"/>
+                <w:sz w:val="20"/>
+                <w:szCs w:val="20"/>
+              </w:rPr>
+              <w:t xml:space="preserve">rejected</w:t>
+            </w:r>
+          </w:p>
+        </w:tc>
+        <w:tc>
+          <w:tcPr>
+            <w:tcW w:type="dxa" w:w="6426"/>
+            <w:shd w:fill="FFFFFF" w:val="clear"/>
+            <w:tcMar>
+              <w:top w:type="dxa" w:w="70"/>
+              <w:left w:type="dxa" w:w="110"/>
+              <w:bottom w:type="dxa" w:w="70"/>
+              <w:right w:type="dxa" w:w="110"/>
+            </w:tcMar>
+          </w:tcPr>
+          <w:p>
+            <w:pPr>
+              <w:spacing w:after="0" w:line="250"/>
+            </w:pPr>
+            <w:r>
+              <w:rPr>
+                <w:color w:val="000000"/>
+                <w:sz w:val="20"/>
+                <w:szCs w:val="20"/>
+              </w:rPr>
+              <w:t xml:space="preserve">Únicamente el autor del reporte y los roles moderator, operator y admin.</w:t>
+            </w:r>
+          </w:p>
+        </w:tc>
+      </w:tr>
+    </w:tbl>
+    <w:p>
+      <w:pPr>
+        <w:spacing w:after="120" w:before="120" w:line="276"/>
+      </w:pPr>
+      <w:r>
+        <w:rPr>
+          <w:b/>
+          <w:bCs/>
+          <w:sz w:val="22"/>
+          <w:szCs w:val="22"/>
+        </w:rPr>
+        <w:t xml:space="preserve">Decisión de diseño: </w:t>
+      </w:r>
+      <w:r>
+        <w:rPr>
+          <w:sz w:val="22"/>
+          <w:szCs w:val="22"/>
+        </w:rPr>
+        <w:t xml:space="preserve">cuando un usuario no puede acceder a un incidente se responde 404 y no 403. Un 403 confirmaría que el recurso existe, lo que permitiría enumerar identificadores para inferir qué reportes fueron rechazados. El 404 no aporta esa información.</w:t>
+      </w:r>
+    </w:p>
+    <w:p>
+      <w:pPr>
+        <w:spacing w:after="120" w:before="120" w:line="276"/>
+      </w:pPr>
+      <w:r>
+        <w:rPr>
+          <w:sz w:val="22"/>
+          <w:szCs w:val="22"/>
+        </w:rPr>
+        <w:t xml:space="preserve">La regla se aplica en la capa de servicios, de modo que la comparten tanto el detalle del incidente como el listado y la creación de comentarios: los comentarios heredan la visibilidad del incidente al que pertenecen, y su alta verifica además que el incidente exista, evitando la creación de comentarios huérfanos.</w:t>
+      </w:r>
+    </w:p>
+    <w:p>
+      <w:pPr>
+        <w:pStyle w:val="Heading2"/>
+        <w:spacing w:after="140" w:before="280"/>
+      </w:pPr>
+      <w:r>
+        <w:rPr>
+          <w:b/>
+          <w:bCs/>
+          <w:color w:val="1F4E79"/>
+          <w:sz w:val="26"/>
+          <w:szCs w:val="26"/>
+        </w:rPr>
+        <w:t xml:space="preserve">10.4 Límite de peticiones</w:t>
+      </w:r>
+    </w:p>
+    <w:p>
+      <w:pPr>
+        <w:spacing w:after="120" w:before="0" w:line="276"/>
+      </w:pPr>
+      <w:r>
+        <w:rPr>
+          <w:sz w:val="22"/>
+          <w:szCs w:val="22"/>
+        </w:rPr>
+        <w:t xml:space="preserve">La API aplica límites por dirección IP y ventana de tiempo, diferenciados según el costo y la exposición de cada grupo de endpoints.</w:t>
+      </w:r>
+    </w:p>
+    <w:tbl>
+      <w:tblPr>
+        <w:tblW w:type="dxa" w:w="9026"/>
+        <w:tblBorders>
+          <w:top w:val="single" w:color="E2E8F0" w:sz="4"/>
+          <w:left w:val="single" w:color="E2E8F0" w:sz="4"/>
+          <w:bottom w:val="single" w:color="E2E8F0" w:sz="4"/>
+          <w:right w:val="single" w:color="E2E8F0" w:sz="4"/>
+          <w:insideH w:val="single" w:color="E2E8F0" w:sz="2"/>
+          <w:insideV w:val="single" w:color="E2E8F0" w:sz="2"/>
+        </w:tblBorders>
+      </w:tblPr>
+      <w:tblGrid>
+        <w:gridCol w:w="2000"/>
+        <w:gridCol w:w="1800"/>
+        <w:gridCol w:w="1600"/>
+        <w:gridCol w:w="3626"/>
+      </w:tblGrid>
+      <w:tr>
+        <w:trPr>
+          <w:tblHeader/>
+        </w:trPr>
+        <w:tc>
+          <w:tcPr>
+            <w:tcW w:type="dxa" w:w="2000"/>
+            <w:shd w:fill="1F4E79" w:val="clear"/>
+            <w:tcMar>
+              <w:top w:type="dxa" w:w="70"/>
+              <w:left w:type="dxa" w:w="110"/>
+              <w:bottom w:type="dxa" w:w="70"/>
+              <w:right w:type="dxa" w:w="110"/>
+            </w:tcMar>
+          </w:tcPr>
+          <w:p>
+            <w:pPr>
+              <w:spacing w:after="0" w:line="250"/>
+            </w:pPr>
+            <w:r>
+              <w:rPr>
+                <w:b/>
+                <w:bCs/>
+                <w:color w:val="FFFFFF"/>
+                <w:sz w:val="20"/>
+                <w:szCs w:val="20"/>
+              </w:rPr>
+              <w:t xml:space="preserve">Ámbito</w:t>
+            </w:r>
+          </w:p>
+        </w:tc>
+        <w:tc>
+          <w:tcPr>
+            <w:tcW w:type="dxa" w:w="1800"/>
+            <w:shd w:fill="1F4E79" w:val="clear"/>
+            <w:tcMar>
+              <w:top w:type="dxa" w:w="70"/>
+              <w:left w:type="dxa" w:w="110"/>
+              <w:bottom w:type="dxa" w:w="70"/>
+              <w:right w:type="dxa" w:w="110"/>
+            </w:tcMar>
+          </w:tcPr>
+          <w:p>
+            <w:pPr>
+              <w:spacing w:after="0" w:line="250"/>
+            </w:pPr>
+            <w:r>
+              <w:rPr>
+                <w:b/>
+                <w:bCs/>
+                <w:color w:val="FFFFFF"/>
+                <w:sz w:val="20"/>
+                <w:szCs w:val="20"/>
+              </w:rPr>
+              <w:t xml:space="preserve">Límite</w:t>
+            </w:r>
+          </w:p>
+        </w:tc>
+        <w:tc>
+          <w:tcPr>
+            <w:tcW w:type="dxa" w:w="1600"/>
+            <w:shd w:fill="1F4E79" w:val="clear"/>
+            <w:tcMar>
+              <w:top w:type="dxa" w:w="70"/>
+              <w:left w:type="dxa" w:w="110"/>
+              <w:bottom w:type="dxa" w:w="70"/>
+              <w:right w:type="dxa" w:w="110"/>
+            </w:tcMar>
+          </w:tcPr>
+          <w:p>
+            <w:pPr>
+              <w:spacing w:after="0" w:line="250"/>
+            </w:pPr>
+            <w:r>
+              <w:rPr>
+                <w:b/>
+                <w:bCs/>
+                <w:color w:val="FFFFFF"/>
+                <w:sz w:val="20"/>
+                <w:szCs w:val="20"/>
+              </w:rPr>
+              <w:t xml:space="preserve">Ventana</w:t>
+            </w:r>
+          </w:p>
+        </w:tc>
+        <w:tc>
+          <w:tcPr>
+            <w:tcW w:type="dxa" w:w="3626"/>
+            <w:shd w:fill="1F4E79" w:val="clear"/>
+            <w:tcMar>
+              <w:top w:type="dxa" w:w="70"/>
+              <w:left w:type="dxa" w:w="110"/>
+              <w:bottom w:type="dxa" w:w="70"/>
+              <w:right w:type="dxa" w:w="110"/>
+            </w:tcMar>
+          </w:tcPr>
+          <w:p>
+            <w:pPr>
+              <w:spacing w:after="0" w:line="250"/>
+            </w:pPr>
+            <w:r>
+              <w:rPr>
+                <w:b/>
+                <w:bCs/>
+                <w:color w:val="FFFFFF"/>
+                <w:sz w:val="20"/>
+                <w:szCs w:val="20"/>
+              </w:rPr>
+              <w:t xml:space="preserve">Motivo</w:t>
+            </w:r>
+          </w:p>
+        </w:tc>
+      </w:tr>
+      <w:tr>
+        <w:tc>
+          <w:tcPr>
+            <w:tcW w:type="dxa" w:w="2000"/>
+            <w:shd w:fill="FFFFFF" w:val="clear"/>
+            <w:tcMar>
+              <w:top w:type="dxa" w:w="70"/>
+              <w:left w:type="dxa" w:w="110"/>
+              <w:bottom w:type="dxa" w:w="70"/>
+              <w:right w:type="dxa" w:w="110"/>
+            </w:tcMar>
+          </w:tcPr>
+          <w:p>
+            <w:pPr>
+              <w:spacing w:after="0" w:line="250"/>
+            </w:pPr>
+            <w:r>
+              <w:rPr>
+                <w:color w:val="000000"/>
+                <w:sz w:val="20"/>
+                <w:szCs w:val="20"/>
+              </w:rPr>
+              <w:t xml:space="preserve">Scope privado</w:t>
+            </w:r>
+          </w:p>
+        </w:tc>
+        <w:tc>
+          <w:tcPr>
+            <w:tcW w:type="dxa" w:w="1800"/>
+            <w:shd w:fill="FFFFFF" w:val="clear"/>
+            <w:tcMar>
+              <w:top w:type="dxa" w:w="70"/>
+              <w:left w:type="dxa" w:w="110"/>
+              <w:bottom w:type="dxa" w:w="70"/>
+              <w:right w:type="dxa" w:w="110"/>
+            </w:tcMar>
+          </w:tcPr>
+          <w:p>
+            <w:pPr>
+              <w:spacing w:after="0" w:line="250"/>
+            </w:pPr>
+            <w:r>
+              <w:rPr>
+                <w:color w:val="000000"/>
+                <w:sz w:val="20"/>
+                <w:szCs w:val="20"/>
+              </w:rPr>
+              <w:t xml:space="preserve">300 peticiones</w:t>
+            </w:r>
+          </w:p>
+        </w:tc>
+        <w:tc>
+          <w:tcPr>
+            <w:tcW w:type="dxa" w:w="1600"/>
+            <w:shd w:fill="FFFFFF" w:val="clear"/>
+            <w:tcMar>
+              <w:top w:type="dxa" w:w="70"/>
+              <w:left w:type="dxa" w:w="110"/>
+              <w:bottom w:type="dxa" w:w="70"/>
+              <w:right w:type="dxa" w:w="110"/>
+            </w:tcMar>
+          </w:tcPr>
+          <w:p>
+            <w:pPr>
+              <w:spacing w:after="0" w:line="250"/>
+            </w:pPr>
+            <w:r>
+              <w:rPr>
+                <w:color w:val="000000"/>
+                <w:sz w:val="20"/>
+                <w:szCs w:val="20"/>
+              </w:rPr>
+              <w:t xml:space="preserve">15 minutos</w:t>
+            </w:r>
+          </w:p>
+        </w:tc>
+        <w:tc>
+          <w:tcPr>
+            <w:tcW w:type="dxa" w:w="3626"/>
+            <w:shd w:fill="FFFFFF" w:val="clear"/>
+            <w:tcMar>
+              <w:top w:type="dxa" w:w="70"/>
+              <w:left w:type="dxa" w:w="110"/>
+              <w:bottom w:type="dxa" w:w="70"/>
+              <w:right w:type="dxa" w:w="110"/>
+            </w:tcMar>
+          </w:tcPr>
+          <w:p>
+            <w:pPr>
+              <w:spacing w:after="0" w:line="250"/>
+            </w:pPr>
+            <w:r>
+              <w:rPr>
+                <w:color w:val="000000"/>
+                <w:sz w:val="20"/>
+                <w:szCs w:val="20"/>
+              </w:rPr>
+              <w:t xml:space="preserve">Uso normal de la aplicación por parte de un usuario.</w:t>
+            </w:r>
+          </w:p>
+        </w:tc>
+      </w:tr>
+      <w:tr>
+        <w:tc>
+          <w:tcPr>
+            <w:tcW w:type="dxa" w:w="2000"/>
+            <w:shd w:fill="F2F5F9" w:val="clear"/>
+            <w:tcMar>
+              <w:top w:type="dxa" w:w="70"/>
+              <w:left w:type="dxa" w:w="110"/>
+              <w:bottom w:type="dxa" w:w="70"/>
+              <w:right w:type="dxa" w:w="110"/>
+            </w:tcMar>
+          </w:tcPr>
+          <w:p>
+            <w:pPr>
+              <w:spacing w:after="0" w:line="250"/>
+            </w:pPr>
+            <w:r>
+              <w:rPr>
+                <w:color w:val="000000"/>
+                <w:sz w:val="20"/>
+                <w:szCs w:val="20"/>
+              </w:rPr>
+              <w:t xml:space="preserve">Scope público</w:t>
+            </w:r>
+          </w:p>
+        </w:tc>
+        <w:tc>
+          <w:tcPr>
+            <w:tcW w:type="dxa" w:w="1800"/>
+            <w:shd w:fill="F2F5F9" w:val="clear"/>
+            <w:tcMar>
+              <w:top w:type="dxa" w:w="70"/>
+              <w:left w:type="dxa" w:w="110"/>
+              <w:bottom w:type="dxa" w:w="70"/>
+              <w:right w:type="dxa" w:w="110"/>
+            </w:tcMar>
+          </w:tcPr>
+          <w:p>
+            <w:pPr>
+              <w:spacing w:after="0" w:line="250"/>
+            </w:pPr>
+            <w:r>
+              <w:rPr>
+                <w:color w:val="000000"/>
+                <w:sz w:val="20"/>
+                <w:szCs w:val="20"/>
+              </w:rPr>
+              <w:t xml:space="preserve">100 peticiones</w:t>
+            </w:r>
+          </w:p>
+        </w:tc>
+        <w:tc>
+          <w:tcPr>
+            <w:tcW w:type="dxa" w:w="1600"/>
+            <w:shd w:fill="F2F5F9" w:val="clear"/>
+            <w:tcMar>
+              <w:top w:type="dxa" w:w="70"/>
+              <w:left w:type="dxa" w:w="110"/>
+              <w:bottom w:type="dxa" w:w="70"/>
+              <w:right w:type="dxa" w:w="110"/>
+            </w:tcMar>
+          </w:tcPr>
+          <w:p>
+            <w:pPr>
+              <w:spacing w:after="0" w:line="250"/>
+            </w:pPr>
+            <w:r>
+              <w:rPr>
+                <w:color w:val="000000"/>
+                <w:sz w:val="20"/>
+                <w:szCs w:val="20"/>
+              </w:rPr>
+              <w:t xml:space="preserve">15 minutos</w:t>
+            </w:r>
+          </w:p>
+        </w:tc>
+        <w:tc>
+          <w:tcPr>
+            <w:tcW w:type="dxa" w:w="3626"/>
+            <w:shd w:fill="F2F5F9" w:val="clear"/>
+            <w:tcMar>
+              <w:top w:type="dxa" w:w="70"/>
+              <w:left w:type="dxa" w:w="110"/>
+              <w:bottom w:type="dxa" w:w="70"/>
+              <w:right w:type="dxa" w:w="110"/>
+            </w:tcMar>
+          </w:tcPr>
+          <w:p>
+            <w:pPr>
+              <w:spacing w:after="0" w:line="250"/>
+            </w:pPr>
+            <w:r>
+              <w:rPr>
+                <w:color w:val="000000"/>
+                <w:sz w:val="20"/>
+                <w:szCs w:val="20"/>
+              </w:rPr>
+              <w:t xml:space="preserve">Es anónimo: solo se valida una clave estática compartida.</w:t>
+            </w:r>
+          </w:p>
+        </w:tc>
+      </w:tr>
+      <w:tr>
+        <w:tc>
+          <w:tcPr>
+            <w:tcW w:type="dxa" w:w="2000"/>
+            <w:shd w:fill="FFFFFF" w:val="clear"/>
+            <w:tcMar>
+              <w:top w:type="dxa" w:w="70"/>
+              <w:left w:type="dxa" w:w="110"/>
+              <w:bottom w:type="dxa" w:w="70"/>
+              <w:right w:type="dxa" w:w="110"/>
+            </w:tcMar>
+          </w:tcPr>
+          <w:p>
+            <w:pPr>
+              <w:spacing w:after="0" w:line="250"/>
+            </w:pPr>
+            <w:r>
+              <w:rPr>
+                <w:color w:val="000000"/>
+                <w:sz w:val="20"/>
+                <w:szCs w:val="20"/>
+              </w:rPr>
+              <w:t xml:space="preserve">Alta de incidentes</w:t>
+            </w:r>
+          </w:p>
+        </w:tc>
+        <w:tc>
+          <w:tcPr>
+            <w:tcW w:type="dxa" w:w="1800"/>
+            <w:shd w:fill="FFFFFF" w:val="clear"/>
+            <w:tcMar>
+              <w:top w:type="dxa" w:w="70"/>
+              <w:left w:type="dxa" w:w="110"/>
+              <w:bottom w:type="dxa" w:w="70"/>
+              <w:right w:type="dxa" w:w="110"/>
+            </w:tcMar>
+          </w:tcPr>
+          <w:p>
+            <w:pPr>
+              <w:spacing w:after="0" w:line="250"/>
+            </w:pPr>
+            <w:r>
+              <w:rPr>
+                <w:color w:val="000000"/>
+                <w:sz w:val="20"/>
+                <w:szCs w:val="20"/>
+              </w:rPr>
+              <w:t xml:space="preserve">20 peticiones</w:t>
+            </w:r>
+          </w:p>
+        </w:tc>
+        <w:tc>
+          <w:tcPr>
+            <w:tcW w:type="dxa" w:w="1600"/>
+            <w:shd w:fill="FFFFFF" w:val="clear"/>
+            <w:tcMar>
+              <w:top w:type="dxa" w:w="70"/>
+              <w:left w:type="dxa" w:w="110"/>
+              <w:bottom w:type="dxa" w:w="70"/>
+              <w:right w:type="dxa" w:w="110"/>
+            </w:tcMar>
+          </w:tcPr>
+          <w:p>
+            <w:pPr>
+              <w:spacing w:after="0" w:line="250"/>
+            </w:pPr>
+            <w:r>
+              <w:rPr>
+                <w:color w:val="000000"/>
+                <w:sz w:val="20"/>
+                <w:szCs w:val="20"/>
+              </w:rPr>
+              <w:t xml:space="preserve">1 hora</w:t>
+            </w:r>
+          </w:p>
+        </w:tc>
+        <w:tc>
+          <w:tcPr>
+            <w:tcW w:type="dxa" w:w="3626"/>
+            <w:shd w:fill="FFFFFF" w:val="clear"/>
+            <w:tcMar>
+              <w:top w:type="dxa" w:w="70"/>
+              <w:left w:type="dxa" w:w="110"/>
+              <w:bottom w:type="dxa" w:w="70"/>
+              <w:right w:type="dxa" w:w="110"/>
+            </w:tcMar>
+          </w:tcPr>
+          <w:p>
+            <w:pPr>
+              <w:spacing w:after="0" w:line="250"/>
+            </w:pPr>
+            <w:r>
+              <w:rPr>
+                <w:color w:val="000000"/>
+                <w:sz w:val="20"/>
+                <w:szCs w:val="20"/>
+              </w:rPr>
+              <w:t xml:space="preserve">Cada alta consume una o dos llamadas a la API de IA, que se factura por uso.</w:t>
+            </w:r>
+          </w:p>
+        </w:tc>
+      </w:tr>
+    </w:tbl>
+    <w:p>
+      <w:pPr>
+        <w:spacing w:after="120" w:before="100" w:line="276"/>
+      </w:pPr>
+      <w:r>
+        <w:rPr>
+          <w:sz w:val="22"/>
+          <w:szCs w:val="22"/>
+        </w:rPr>
+        <w:t xml:space="preserve">Las respuestas incluyen las cabeceras estándar RateLimit-Limit, RateLimit-Remaining y RateLimit-Reset, y al superarse el límite se devuelve un código 429. La aplicación confía en la cabecera X-Forwarded-For del proxy de la plataforma de despliegue para identificar correctamente la dirección de origen.</w:t>
+      </w:r>
+    </w:p>
+    <w:p>
+      <w:pPr>
+        <w:pStyle w:val="Heading2"/>
+        <w:spacing w:after="140" w:before="280"/>
+      </w:pPr>
+      <w:r>
+        <w:rPr>
+          <w:b/>
+          <w:bCs/>
+          <w:color w:val="1F4E79"/>
+          <w:sz w:val="26"/>
+          <w:szCs w:val="26"/>
+        </w:rPr>
+        <w:t xml:space="preserve">10.5 Protección del scope público</w:t>
       </w:r>
     </w:p>
     <w:p>
@@ -21288,7 +22850,7 @@
           <w:sz w:val="26"/>
           <w:szCs w:val="26"/>
         </w:rPr>
-        <w:t xml:space="preserve">10.4 Otras medidas implementadas</w:t>
+        <w:t xml:space="preserve">10.6 Otras medidas implementadas</w:t>
       </w:r>
     </w:p>
     <w:tbl>
@@ -21388,7 +22950,7 @@
                 <w:sz w:val="20"/>
                 <w:szCs w:val="20"/>
               </w:rPr>
-              <w:t xml:space="preserve">Validación de entrada</w:t>
+              <w:t xml:space="preserve">Cabeceras de seguridad</w:t>
             </w:r>
           </w:p>
         </w:tc>
@@ -21413,7 +22975,7 @@
                 <w:sz w:val="20"/>
                 <w:szCs w:val="20"/>
               </w:rPr>
-              <w:t xml:space="preserve">Todo cuerpo de petición se valida mediante esquemas Zod antes de alcanzar la lógica de negocio.</w:t>
+              <w:t xml:space="preserve">Se aplica helmet, que establece entre otras X-Content-Type-Options, X-Frame-Options y Strict-Transport-Security.</w:t>
             </w:r>
           </w:p>
         </w:tc>
@@ -21440,7 +23002,7 @@
                 <w:sz w:val="20"/>
                 <w:szCs w:val="20"/>
               </w:rPr>
-              <w:t xml:space="preserve">Restricción de archivos</w:t>
+              <w:t xml:space="preserve">Paginación acotada</w:t>
             </w:r>
           </w:p>
         </w:tc>
@@ -21465,7 +23027,7 @@
                 <w:sz w:val="20"/>
                 <w:szCs w:val="20"/>
               </w:rPr>
-              <w:t xml:space="preserve">Se limitan el tamaño (5 MB), la cantidad (4) y el tipo de contenido (JPG, PNG y WEBP) de las imágenes.</w:t>
+              <w:t xml:space="preserve">El parámetro limit tiene un tope de 100 elementos, lo que impide volcar la colección completa en una sola petición.</w:t>
             </w:r>
           </w:p>
         </w:tc>
@@ -21492,7 +23054,7 @@
                 <w:sz w:val="20"/>
                 <w:szCs w:val="20"/>
               </w:rPr>
-              <w:t xml:space="preserve">Control de origen</w:t>
+              <w:t xml:space="preserve">Búsqueda saneada</w:t>
             </w:r>
           </w:p>
         </w:tc>
@@ -21517,7 +23079,7 @@
                 <w:sz w:val="20"/>
                 <w:szCs w:val="20"/>
               </w:rPr>
-              <w:t xml:space="preserve">CORS configurado exclusivamente sobre el origen del frontend.</w:t>
+              <w:t xml:space="preserve">El término de búsqueda se escapa antes de construir la expresión regular, evitando que un usuario inyecte metacaracteres.</w:t>
             </w:r>
           </w:p>
         </w:tc>
@@ -21544,7 +23106,7 @@
                 <w:sz w:val="20"/>
                 <w:szCs w:val="20"/>
               </w:rPr>
-              <w:t xml:space="preserve">Manejo uniforme de errores</w:t>
+              <w:t xml:space="preserve">Validación de entrada</w:t>
             </w:r>
           </w:p>
         </w:tc>
@@ -21569,7 +23131,7 @@
                 <w:sz w:val="20"/>
                 <w:szCs w:val="20"/>
               </w:rPr>
-              <w:t xml:space="preserve">Un middleware centralizado impide que se filtren trazas de la pila u otros detalles internos al cliente.</w:t>
+              <w:t xml:space="preserve">Todo cuerpo de petición se valida mediante esquemas Zod antes de alcanzar la lógica de negocio.</w:t>
             </w:r>
           </w:p>
         </w:tc>
@@ -21596,7 +23158,7 @@
                 <w:sz w:val="20"/>
                 <w:szCs w:val="20"/>
               </w:rPr>
-              <w:t xml:space="preserve">Gestión de secretos</w:t>
+              <w:t xml:space="preserve">Restricción de archivos</w:t>
             </w:r>
           </w:p>
         </w:tc>
@@ -21621,7 +23183,7 @@
                 <w:sz w:val="20"/>
                 <w:szCs w:val="20"/>
               </w:rPr>
-              <w:t xml:space="preserve">Las credenciales se inyectan por variables de entorno y se validan al iniciar; el archivo .env está excluido del control de versiones.</w:t>
+              <w:t xml:space="preserve">Se limitan el tamaño (5 MB), la cantidad (4) y el tipo de contenido (JPG, PNG y WEBP) de las imágenes.</w:t>
             </w:r>
           </w:p>
         </w:tc>
@@ -21648,7 +23210,7 @@
                 <w:sz w:val="20"/>
                 <w:szCs w:val="20"/>
               </w:rPr>
-              <w:t xml:space="preserve">Minimización de datos</w:t>
+              <w:t xml:space="preserve">Control de origen</w:t>
             </w:r>
           </w:p>
         </w:tc>
@@ -21673,7 +23235,7 @@
                 <w:sz w:val="20"/>
                 <w:szCs w:val="20"/>
               </w:rPr>
-              <w:t xml:space="preserve">El scope público expone únicamente los campos necesarios, sin información del reportante.</w:t>
+              <w:t xml:space="preserve">CORS configurado exclusivamente sobre el origen del frontend.</w:t>
             </w:r>
           </w:p>
         </w:tc>
@@ -21700,6 +23262,162 @@
                 <w:sz w:val="20"/>
                 <w:szCs w:val="20"/>
               </w:rPr>
+              <w:t xml:space="preserve">Manejo uniforme de errores</w:t>
+            </w:r>
+          </w:p>
+        </w:tc>
+        <w:tc>
+          <w:tcPr>
+            <w:tcW w:type="dxa" w:w="6726"/>
+            <w:shd w:fill="FFFFFF" w:val="clear"/>
+            <w:tcMar>
+              <w:top w:type="dxa" w:w="70"/>
+              <w:left w:type="dxa" w:w="110"/>
+              <w:bottom w:type="dxa" w:w="70"/>
+              <w:right w:type="dxa" w:w="110"/>
+            </w:tcMar>
+          </w:tcPr>
+          <w:p>
+            <w:pPr>
+              <w:spacing w:after="0" w:line="250"/>
+            </w:pPr>
+            <w:r>
+              <w:rPr>
+                <w:color w:val="000000"/>
+                <w:sz w:val="20"/>
+                <w:szCs w:val="20"/>
+              </w:rPr>
+              <w:t xml:space="preserve">Un middleware centralizado impide que se filtren trazas de la pila u otros detalles internos al cliente.</w:t>
+            </w:r>
+          </w:p>
+        </w:tc>
+      </w:tr>
+      <w:tr>
+        <w:tc>
+          <w:tcPr>
+            <w:tcW w:type="dxa" w:w="2300"/>
+            <w:shd w:fill="F2F5F9" w:val="clear"/>
+            <w:tcMar>
+              <w:top w:type="dxa" w:w="70"/>
+              <w:left w:type="dxa" w:w="110"/>
+              <w:bottom w:type="dxa" w:w="70"/>
+              <w:right w:type="dxa" w:w="110"/>
+            </w:tcMar>
+          </w:tcPr>
+          <w:p>
+            <w:pPr>
+              <w:spacing w:after="0" w:line="250"/>
+            </w:pPr>
+            <w:r>
+              <w:rPr>
+                <w:color w:val="000000"/>
+                <w:sz w:val="20"/>
+                <w:szCs w:val="20"/>
+              </w:rPr>
+              <w:t xml:space="preserve">Gestión de secretos</w:t>
+            </w:r>
+          </w:p>
+        </w:tc>
+        <w:tc>
+          <w:tcPr>
+            <w:tcW w:type="dxa" w:w="6726"/>
+            <w:shd w:fill="F2F5F9" w:val="clear"/>
+            <w:tcMar>
+              <w:top w:type="dxa" w:w="70"/>
+              <w:left w:type="dxa" w:w="110"/>
+              <w:bottom w:type="dxa" w:w="70"/>
+              <w:right w:type="dxa" w:w="110"/>
+            </w:tcMar>
+          </w:tcPr>
+          <w:p>
+            <w:pPr>
+              <w:spacing w:after="0" w:line="250"/>
+            </w:pPr>
+            <w:r>
+              <w:rPr>
+                <w:color w:val="000000"/>
+                <w:sz w:val="20"/>
+                <w:szCs w:val="20"/>
+              </w:rPr>
+              <w:t xml:space="preserve">Las credenciales se inyectan por variables de entorno y se validan al iniciar; el archivo .env está excluido del control de versiones.</w:t>
+            </w:r>
+          </w:p>
+        </w:tc>
+      </w:tr>
+      <w:tr>
+        <w:tc>
+          <w:tcPr>
+            <w:tcW w:type="dxa" w:w="2300"/>
+            <w:shd w:fill="FFFFFF" w:val="clear"/>
+            <w:tcMar>
+              <w:top w:type="dxa" w:w="70"/>
+              <w:left w:type="dxa" w:w="110"/>
+              <w:bottom w:type="dxa" w:w="70"/>
+              <w:right w:type="dxa" w:w="110"/>
+            </w:tcMar>
+          </w:tcPr>
+          <w:p>
+            <w:pPr>
+              <w:spacing w:after="0" w:line="250"/>
+            </w:pPr>
+            <w:r>
+              <w:rPr>
+                <w:color w:val="000000"/>
+                <w:sz w:val="20"/>
+                <w:szCs w:val="20"/>
+              </w:rPr>
+              <w:t xml:space="preserve">Minimización de datos</w:t>
+            </w:r>
+          </w:p>
+        </w:tc>
+        <w:tc>
+          <w:tcPr>
+            <w:tcW w:type="dxa" w:w="6726"/>
+            <w:shd w:fill="FFFFFF" w:val="clear"/>
+            <w:tcMar>
+              <w:top w:type="dxa" w:w="70"/>
+              <w:left w:type="dxa" w:w="110"/>
+              <w:bottom w:type="dxa" w:w="70"/>
+              <w:right w:type="dxa" w:w="110"/>
+            </w:tcMar>
+          </w:tcPr>
+          <w:p>
+            <w:pPr>
+              <w:spacing w:after="0" w:line="250"/>
+            </w:pPr>
+            <w:r>
+              <w:rPr>
+                <w:color w:val="000000"/>
+                <w:sz w:val="20"/>
+                <w:szCs w:val="20"/>
+              </w:rPr>
+              <w:t xml:space="preserve">El scope público expone únicamente los campos necesarios, sin información del reportante.</w:t>
+            </w:r>
+          </w:p>
+        </w:tc>
+      </w:tr>
+      <w:tr>
+        <w:tc>
+          <w:tcPr>
+            <w:tcW w:type="dxa" w:w="2300"/>
+            <w:shd w:fill="F2F5F9" w:val="clear"/>
+            <w:tcMar>
+              <w:top w:type="dxa" w:w="70"/>
+              <w:left w:type="dxa" w:w="110"/>
+              <w:bottom w:type="dxa" w:w="70"/>
+              <w:right w:type="dxa" w:w="110"/>
+            </w:tcMar>
+          </w:tcPr>
+          <w:p>
+            <w:pPr>
+              <w:spacing w:after="0" w:line="250"/>
+            </w:pPr>
+            <w:r>
+              <w:rPr>
+                <w:color w:val="000000"/>
+                <w:sz w:val="20"/>
+                <w:szCs w:val="20"/>
+              </w:rPr>
               <w:t xml:space="preserve">Moderación previa</w:t>
             </w:r>
           </w:p>
@@ -21707,7 +23425,7 @@
         <w:tc>
           <w:tcPr>
             <w:tcW w:type="dxa" w:w="6726"/>
-            <w:shd w:fill="FFFFFF" w:val="clear"/>
+            <w:shd w:fill="F2F5F9" w:val="clear"/>
             <w:tcMar>
               <w:top w:type="dxa" w:w="70"/>
               <w:left w:type="dxa" w:w="110"/>
@@ -25780,7 +27498,7 @@
           <w:sz w:val="22"/>
           <w:szCs w:val="22"/>
         </w:rPr>
-        <w:t xml:space="preserve">La verificación se apoyó en tres niveles complementarios, priorizando la comprobación efectiva del comportamiento por sobre la mera ausencia de errores de compilación.</w:t>
+        <w:t xml:space="preserve">La verificación se apoya en tres niveles complementarios, priorizando la comprobación efectiva del comportamiento por sobre la mera ausencia de errores de compilación.</w:t>
       </w:r>
     </w:p>
     <w:p>
@@ -25796,7 +27514,7 @@
           <w:sz w:val="23"/>
           <w:szCs w:val="23"/>
         </w:rPr>
-        <w:t xml:space="preserve">Nivel 1 — Lógica de negocio</w:t>
+        <w:t xml:space="preserve">Nivel 1 — Pruebas automatizadas de la API</w:t>
       </w:r>
     </w:p>
     <w:p>
@@ -25808,7 +27526,7 @@
           <w:sz w:val="22"/>
           <w:szCs w:val="22"/>
         </w:rPr>
-        <w:t xml:space="preserve">La lógica del backend se verificó sobre una instancia de base de datos en memoria, efímera y aislada, lo que permitió comprobar el comportamiento real de los servicios sin depender de credenciales de producción ni contaminar datos reales.</w:t>
+        <w:t xml:space="preserve">Se implementaron 37 pruebas de integración que ejercitan la API completa mediante peticiones HTTP reales, sobre una instancia de MongoDB en memoria que se crea y se destruye con cada ejecución. Los servicios externos se sustituyen por dobles, de modo que las pruebas no consumen cuota de los proveedores ni requieren credenciales.</w:t>
       </w:r>
     </w:p>
     <w:tbl>
@@ -25824,9 +27542,8 @@
         </w:tblBorders>
       </w:tblPr>
       <w:tblGrid>
-        <w:gridCol w:w="3000"/>
-        <w:gridCol w:w="4200"/>
-        <w:gridCol w:w="1826"/>
+        <w:gridCol w:w="2400"/>
+        <w:gridCol w:w="6626"/>
       </w:tblGrid>
       <w:tr>
         <w:trPr>
@@ -25834,7 +27551,7 @@
         </w:trPr>
         <w:tc>
           <w:tcPr>
-            <w:tcW w:type="dxa" w:w="3000"/>
+            <w:tcW w:type="dxa" w:w="2400"/>
             <w:shd w:fill="1F4E79" w:val="clear"/>
             <w:tcMar>
               <w:top w:type="dxa" w:w="70"/>
@@ -25852,16 +27569,16 @@
                 <w:b/>
                 <w:bCs/>
                 <w:color w:val="FFFFFF"/>
-                <w:sz w:val="18"/>
-                <w:szCs w:val="18"/>
-              </w:rPr>
-              <w:t xml:space="preserve">Caso verificado</w:t>
-            </w:r>
-          </w:p>
-        </w:tc>
-        <w:tc>
-          <w:tcPr>
-            <w:tcW w:type="dxa" w:w="4200"/>
+                <w:sz w:val="20"/>
+                <w:szCs w:val="20"/>
+              </w:rPr>
+              <w:t xml:space="preserve">Herramienta</w:t>
+            </w:r>
+          </w:p>
+        </w:tc>
+        <w:tc>
+          <w:tcPr>
+            <w:tcW w:type="dxa" w:w="6626"/>
             <w:shd w:fill="1F4E79" w:val="clear"/>
             <w:tcMar>
               <w:top w:type="dxa" w:w="70"/>
@@ -25879,16 +27596,283 @@
                 <w:b/>
                 <w:bCs/>
                 <w:color w:val="FFFFFF"/>
-                <w:sz w:val="18"/>
-                <w:szCs w:val="18"/>
-              </w:rPr>
-              <w:t xml:space="preserve">Resultado esperado</w:t>
-            </w:r>
-          </w:p>
-        </w:tc>
-        <w:tc>
-          <w:tcPr>
-            <w:tcW w:type="dxa" w:w="1826"/>
+                <w:sz w:val="20"/>
+                <w:szCs w:val="20"/>
+              </w:rPr>
+              <w:t xml:space="preserve">Función</w:t>
+            </w:r>
+          </w:p>
+        </w:tc>
+      </w:tr>
+      <w:tr>
+        <w:tc>
+          <w:tcPr>
+            <w:tcW w:type="dxa" w:w="2400"/>
+            <w:shd w:fill="FFFFFF" w:val="clear"/>
+            <w:tcMar>
+              <w:top w:type="dxa" w:w="70"/>
+              <w:left w:type="dxa" w:w="110"/>
+              <w:bottom w:type="dxa" w:w="70"/>
+              <w:right w:type="dxa" w:w="110"/>
+            </w:tcMar>
+          </w:tcPr>
+          <w:p>
+            <w:pPr>
+              <w:spacing w:after="0" w:line="250"/>
+            </w:pPr>
+            <w:r>
+              <w:rPr>
+                <w:color w:val="000000"/>
+                <w:sz w:val="20"/>
+                <w:szCs w:val="20"/>
+              </w:rPr>
+              <w:t xml:space="preserve">Vitest</w:t>
+            </w:r>
+          </w:p>
+        </w:tc>
+        <w:tc>
+          <w:tcPr>
+            <w:tcW w:type="dxa" w:w="6626"/>
+            <w:shd w:fill="FFFFFF" w:val="clear"/>
+            <w:tcMar>
+              <w:top w:type="dxa" w:w="70"/>
+              <w:left w:type="dxa" w:w="110"/>
+              <w:bottom w:type="dxa" w:w="70"/>
+              <w:right w:type="dxa" w:w="110"/>
+            </w:tcMar>
+          </w:tcPr>
+          <w:p>
+            <w:pPr>
+              <w:spacing w:after="0" w:line="250"/>
+            </w:pPr>
+            <w:r>
+              <w:rPr>
+                <w:color w:val="000000"/>
+                <w:sz w:val="20"/>
+                <w:szCs w:val="20"/>
+              </w:rPr>
+              <w:t xml:space="preserve">Ejecutor de las pruebas y sistema de dobles.</w:t>
+            </w:r>
+          </w:p>
+        </w:tc>
+      </w:tr>
+      <w:tr>
+        <w:tc>
+          <w:tcPr>
+            <w:tcW w:type="dxa" w:w="2400"/>
+            <w:shd w:fill="F2F5F9" w:val="clear"/>
+            <w:tcMar>
+              <w:top w:type="dxa" w:w="70"/>
+              <w:left w:type="dxa" w:w="110"/>
+              <w:bottom w:type="dxa" w:w="70"/>
+              <w:right w:type="dxa" w:w="110"/>
+            </w:tcMar>
+          </w:tcPr>
+          <w:p>
+            <w:pPr>
+              <w:spacing w:after="0" w:line="250"/>
+            </w:pPr>
+            <w:r>
+              <w:rPr>
+                <w:color w:val="000000"/>
+                <w:sz w:val="20"/>
+                <w:szCs w:val="20"/>
+              </w:rPr>
+              <w:t xml:space="preserve">Supertest</w:t>
+            </w:r>
+          </w:p>
+        </w:tc>
+        <w:tc>
+          <w:tcPr>
+            <w:tcW w:type="dxa" w:w="6626"/>
+            <w:shd w:fill="F2F5F9" w:val="clear"/>
+            <w:tcMar>
+              <w:top w:type="dxa" w:w="70"/>
+              <w:left w:type="dxa" w:w="110"/>
+              <w:bottom w:type="dxa" w:w="70"/>
+              <w:right w:type="dxa" w:w="110"/>
+            </w:tcMar>
+          </w:tcPr>
+          <w:p>
+            <w:pPr>
+              <w:spacing w:after="0" w:line="250"/>
+            </w:pPr>
+            <w:r>
+              <w:rPr>
+                <w:color w:val="000000"/>
+                <w:sz w:val="20"/>
+                <w:szCs w:val="20"/>
+              </w:rPr>
+              <w:t xml:space="preserve">Envío de peticiones HTTP contra la aplicación Express sin levantar un servidor.</w:t>
+            </w:r>
+          </w:p>
+        </w:tc>
+      </w:tr>
+      <w:tr>
+        <w:tc>
+          <w:tcPr>
+            <w:tcW w:type="dxa" w:w="2400"/>
+            <w:shd w:fill="FFFFFF" w:val="clear"/>
+            <w:tcMar>
+              <w:top w:type="dxa" w:w="70"/>
+              <w:left w:type="dxa" w:w="110"/>
+              <w:bottom w:type="dxa" w:w="70"/>
+              <w:right w:type="dxa" w:w="110"/>
+            </w:tcMar>
+          </w:tcPr>
+          <w:p>
+            <w:pPr>
+              <w:spacing w:after="0" w:line="250"/>
+            </w:pPr>
+            <w:r>
+              <w:rPr>
+                <w:color w:val="000000"/>
+                <w:sz w:val="20"/>
+                <w:szCs w:val="20"/>
+              </w:rPr>
+              <w:t xml:space="preserve">mongodb-memory-server</w:t>
+            </w:r>
+          </w:p>
+        </w:tc>
+        <w:tc>
+          <w:tcPr>
+            <w:tcW w:type="dxa" w:w="6626"/>
+            <w:shd w:fill="FFFFFF" w:val="clear"/>
+            <w:tcMar>
+              <w:top w:type="dxa" w:w="70"/>
+              <w:left w:type="dxa" w:w="110"/>
+              <w:bottom w:type="dxa" w:w="70"/>
+              <w:right w:type="dxa" w:w="110"/>
+            </w:tcMar>
+          </w:tcPr>
+          <w:p>
+            <w:pPr>
+              <w:spacing w:after="0" w:line="250"/>
+            </w:pPr>
+            <w:r>
+              <w:rPr>
+                <w:color w:val="000000"/>
+                <w:sz w:val="20"/>
+                <w:szCs w:val="20"/>
+              </w:rPr>
+              <w:t xml:space="preserve">Base de datos efímera en memoria, aislada por ejecución.</w:t>
+            </w:r>
+          </w:p>
+        </w:tc>
+      </w:tr>
+    </w:tbl>
+    <w:p>
+      <w:pPr>
+        <w:spacing w:after="120" w:before="120" w:line="276"/>
+      </w:pPr>
+      <w:r>
+        <w:rPr>
+          <w:sz w:val="22"/>
+          <w:szCs w:val="22"/>
+        </w:rPr>
+        <w:t xml:space="preserve">Se ejecutan con:</w:t>
+      </w:r>
+    </w:p>
+    <w:p>
+      <w:pPr>
+        <w:shd w:fill="F2F5F9" w:val="clear"/>
+        <w:spacing w:after="40" w:line="240"/>
+        <w:ind w:left="220"/>
+      </w:pPr>
+      <w:r>
+        <w:rPr>
+          <w:rFonts w:ascii="Consolas" w:cs="Consolas" w:eastAsia="Consolas" w:hAnsi="Consolas"/>
+          <w:sz w:val="19"/>
+          <w:szCs w:val="19"/>
+        </w:rPr>
+        <w:t xml:space="preserve">$ npm test</w:t>
+      </w:r>
+    </w:p>
+    <w:p>
+      <w:pPr>
+        <w:shd w:fill="F2F5F9" w:val="clear"/>
+        <w:spacing w:after="40" w:line="240"/>
+        <w:ind w:left="220"/>
+      </w:pPr>
+      <w:r>
+        <w:rPr>
+          <w:rFonts w:ascii="Consolas" w:cs="Consolas" w:eastAsia="Consolas" w:hAnsi="Consolas"/>
+          <w:sz w:val="19"/>
+          <w:szCs w:val="19"/>
+        </w:rPr>
+        <w:t xml:space="preserve"/>
+      </w:r>
+    </w:p>
+    <w:p>
+      <w:pPr>
+        <w:shd w:fill="F2F5F9" w:val="clear"/>
+        <w:spacing w:after="40" w:line="240"/>
+        <w:ind w:left="220"/>
+      </w:pPr>
+      <w:r>
+        <w:rPr>
+          <w:rFonts w:ascii="Consolas" w:cs="Consolas" w:eastAsia="Consolas" w:hAnsi="Consolas"/>
+          <w:sz w:val="19"/>
+          <w:szCs w:val="19"/>
+        </w:rPr>
+        <w:t xml:space="preserve">Test Files  2 passed (2)</w:t>
+      </w:r>
+    </w:p>
+    <w:p>
+      <w:pPr>
+        <w:shd w:fill="F2F5F9" w:val="clear"/>
+        <w:spacing w:after="40" w:line="240"/>
+        <w:ind w:left="220"/>
+      </w:pPr>
+      <w:r>
+        <w:rPr>
+          <w:rFonts w:ascii="Consolas" w:cs="Consolas" w:eastAsia="Consolas" w:hAnsi="Consolas"/>
+          <w:sz w:val="19"/>
+          <w:szCs w:val="19"/>
+        </w:rPr>
+        <w:t xml:space="preserve">     Tests  37 passed (37)</w:t>
+      </w:r>
+    </w:p>
+    <w:p>
+      <w:pPr>
+        <w:pStyle w:val="Heading3"/>
+        <w:spacing w:after="110" w:before="220"/>
+      </w:pPr>
+      <w:r>
+        <w:rPr>
+          <w:b/>
+          <w:bCs/>
+          <w:color w:val="2E5C8A"/>
+          <w:sz w:val="23"/>
+          <w:szCs w:val="23"/>
+        </w:rPr>
+        <w:t xml:space="preserve">Cobertura funcional de las pruebas</w:t>
+      </w:r>
+    </w:p>
+    <w:tbl>
+      <w:tblPr>
+        <w:tblW w:type="dxa" w:w="9026"/>
+        <w:tblBorders>
+          <w:top w:val="single" w:color="E2E8F0" w:sz="4"/>
+          <w:left w:val="single" w:color="E2E8F0" w:sz="4"/>
+          <w:bottom w:val="single" w:color="E2E8F0" w:sz="4"/>
+          <w:right w:val="single" w:color="E2E8F0" w:sz="4"/>
+          <w:insideH w:val="single" w:color="E2E8F0" w:sz="2"/>
+          <w:insideV w:val="single" w:color="E2E8F0" w:sz="2"/>
+        </w:tblBorders>
+      </w:tblPr>
+      <w:tblGrid>
+        <w:gridCol w:w="2200"/>
+        <w:gridCol w:w="800"/>
+        <w:gridCol w:w="6026"/>
+      </w:tblGrid>
+      <w:tr>
+        <w:trPr>
+          <w:tblHeader/>
+        </w:trPr>
+        <w:tc>
+          <w:tcPr>
+            <w:tcW w:type="dxa" w:w="2200"/>
             <w:shd w:fill="1F4E79" w:val="clear"/>
             <w:tcMar>
               <w:top w:type="dxa" w:w="70"/>
@@ -25909,7 +27893,61 @@
                 <w:sz w:val="18"/>
                 <w:szCs w:val="18"/>
               </w:rPr>
-              <w:t xml:space="preserve">Resultado</w:t>
+              <w:t xml:space="preserve">Grupo</w:t>
+            </w:r>
+          </w:p>
+        </w:tc>
+        <w:tc>
+          <w:tcPr>
+            <w:tcW w:type="dxa" w:w="800"/>
+            <w:shd w:fill="1F4E79" w:val="clear"/>
+            <w:tcMar>
+              <w:top w:type="dxa" w:w="70"/>
+              <w:left w:type="dxa" w:w="110"/>
+              <w:bottom w:type="dxa" w:w="70"/>
+              <w:right w:type="dxa" w:w="110"/>
+            </w:tcMar>
+          </w:tcPr>
+          <w:p>
+            <w:pPr>
+              <w:spacing w:after="0" w:line="250"/>
+            </w:pPr>
+            <w:r>
+              <w:rPr>
+                <w:b/>
+                <w:bCs/>
+                <w:color w:val="FFFFFF"/>
+                <w:sz w:val="18"/>
+                <w:szCs w:val="18"/>
+              </w:rPr>
+              <w:t xml:space="preserve">Casos</w:t>
+            </w:r>
+          </w:p>
+        </w:tc>
+        <w:tc>
+          <w:tcPr>
+            <w:tcW w:type="dxa" w:w="6026"/>
+            <w:shd w:fill="1F4E79" w:val="clear"/>
+            <w:tcMar>
+              <w:top w:type="dxa" w:w="70"/>
+              <w:left w:type="dxa" w:w="110"/>
+              <w:bottom w:type="dxa" w:w="70"/>
+              <w:right w:type="dxa" w:w="110"/>
+            </w:tcMar>
+          </w:tcPr>
+          <w:p>
+            <w:pPr>
+              <w:spacing w:after="0" w:line="250"/>
+            </w:pPr>
+            <w:r>
+              <w:rPr>
+                <w:b/>
+                <w:bCs/>
+                <w:color w:val="FFFFFF"/>
+                <w:sz w:val="18"/>
+                <w:szCs w:val="18"/>
+              </w:rPr>
+              <w:t xml:space="preserve">Qué verifica</w:t>
             </w:r>
           </w:p>
         </w:tc>
@@ -25917,76 +27955,76 @@
       <w:tr>
         <w:tc>
           <w:tcPr>
-            <w:tcW w:type="dxa" w:w="3000"/>
-            <w:shd w:fill="FFFFFF" w:val="clear"/>
-            <w:tcMar>
-              <w:top w:type="dxa" w:w="70"/>
-              <w:left w:type="dxa" w:w="110"/>
-              <w:bottom w:type="dxa" w:w="70"/>
-              <w:right w:type="dxa" w:w="110"/>
-            </w:tcMar>
-          </w:tcPr>
-          <w:p>
-            <w:pPr>
-              <w:spacing w:after="0" w:line="250"/>
-            </w:pPr>
-            <w:r>
-              <w:rPr>
-                <w:color w:val="000000"/>
-                <w:sz w:val="18"/>
-                <w:szCs w:val="18"/>
-              </w:rPr>
-              <w:t xml:space="preserve">Alta de usuario</w:t>
-            </w:r>
-          </w:p>
-        </w:tc>
-        <w:tc>
-          <w:tcPr>
-            <w:tcW w:type="dxa" w:w="4200"/>
-            <w:shd w:fill="FFFFFF" w:val="clear"/>
-            <w:tcMar>
-              <w:top w:type="dxa" w:w="70"/>
-              <w:left w:type="dxa" w:w="110"/>
-              <w:bottom w:type="dxa" w:w="70"/>
-              <w:right w:type="dxa" w:w="110"/>
-            </w:tcMar>
-          </w:tcPr>
-          <w:p>
-            <w:pPr>
-              <w:spacing w:after="0" w:line="250"/>
-            </w:pPr>
-            <w:r>
-              <w:rPr>
-                <w:color w:val="000000"/>
-                <w:sz w:val="18"/>
-                <w:szCs w:val="18"/>
-              </w:rPr>
-              <w:t xml:space="preserve">El rol inicial es siempre «citizen».</w:t>
-            </w:r>
-          </w:p>
-        </w:tc>
-        <w:tc>
-          <w:tcPr>
-            <w:tcW w:type="dxa" w:w="1826"/>
-            <w:shd w:fill="FFFFFF" w:val="clear"/>
-            <w:tcMar>
-              <w:top w:type="dxa" w:w="70"/>
-              <w:left w:type="dxa" w:w="110"/>
-              <w:bottom w:type="dxa" w:w="70"/>
-              <w:right w:type="dxa" w:w="110"/>
-            </w:tcMar>
-          </w:tcPr>
-          <w:p>
-            <w:pPr>
-              <w:spacing w:after="0" w:line="250"/>
-            </w:pPr>
-            <w:r>
-              <w:rPr>
-                <w:color w:val="000000"/>
-                <w:sz w:val="18"/>
-                <w:szCs w:val="18"/>
-              </w:rPr>
-              <w:t xml:space="preserve">Correcto</w:t>
+            <w:tcW w:type="dxa" w:w="2200"/>
+            <w:shd w:fill="FFFFFF" w:val="clear"/>
+            <w:tcMar>
+              <w:top w:type="dxa" w:w="70"/>
+              <w:left w:type="dxa" w:w="110"/>
+              <w:bottom w:type="dxa" w:w="70"/>
+              <w:right w:type="dxa" w:w="110"/>
+            </w:tcMar>
+          </w:tcPr>
+          <w:p>
+            <w:pPr>
+              <w:spacing w:after="0" w:line="250"/>
+            </w:pPr>
+            <w:r>
+              <w:rPr>
+                <w:color w:val="000000"/>
+                <w:sz w:val="18"/>
+                <w:szCs w:val="18"/>
+              </w:rPr>
+              <w:t xml:space="preserve">Visibilidad de incidentes</w:t>
+            </w:r>
+          </w:p>
+        </w:tc>
+        <w:tc>
+          <w:tcPr>
+            <w:tcW w:type="dxa" w:w="800"/>
+            <w:shd w:fill="FFFFFF" w:val="clear"/>
+            <w:tcMar>
+              <w:top w:type="dxa" w:w="70"/>
+              <w:left w:type="dxa" w:w="110"/>
+              <w:bottom w:type="dxa" w:w="70"/>
+              <w:right w:type="dxa" w:w="110"/>
+            </w:tcMar>
+          </w:tcPr>
+          <w:p>
+            <w:pPr>
+              <w:spacing w:after="0" w:line="250"/>
+            </w:pPr>
+            <w:r>
+              <w:rPr>
+                <w:color w:val="000000"/>
+                <w:sz w:val="18"/>
+                <w:szCs w:val="18"/>
+              </w:rPr>
+              <w:t xml:space="preserve">6</w:t>
+            </w:r>
+          </w:p>
+        </w:tc>
+        <w:tc>
+          <w:tcPr>
+            <w:tcW w:type="dxa" w:w="6026"/>
+            <w:shd w:fill="FFFFFF" w:val="clear"/>
+            <w:tcMar>
+              <w:top w:type="dxa" w:w="70"/>
+              <w:left w:type="dxa" w:w="110"/>
+              <w:bottom w:type="dxa" w:w="70"/>
+              <w:right w:type="dxa" w:w="110"/>
+            </w:tcMar>
+          </w:tcPr>
+          <w:p>
+            <w:pPr>
+              <w:spacing w:after="0" w:line="250"/>
+            </w:pPr>
+            <w:r>
+              <w:rPr>
+                <w:color w:val="000000"/>
+                <w:sz w:val="18"/>
+                <w:szCs w:val="18"/>
+              </w:rPr>
+              <w:t xml:space="preserve">Que un incidente aprobado sea visible para cualquier autenticado, y que los pendientes y rechazados solo lo sean para su autor y el personal municipal.</w:t>
             </w:r>
           </w:p>
         </w:tc>
@@ -25994,76 +28032,76 @@
       <w:tr>
         <w:tc>
           <w:tcPr>
-            <w:tcW w:type="dxa" w:w="3000"/>
-            <w:shd w:fill="F2F5F9" w:val="clear"/>
-            <w:tcMar>
-              <w:top w:type="dxa" w:w="70"/>
-              <w:left w:type="dxa" w:w="110"/>
-              <w:bottom w:type="dxa" w:w="70"/>
-              <w:right w:type="dxa" w:w="110"/>
-            </w:tcMar>
-          </w:tcPr>
-          <w:p>
-            <w:pPr>
-              <w:spacing w:after="0" w:line="250"/>
-            </w:pPr>
-            <w:r>
-              <w:rPr>
-                <w:color w:val="000000"/>
-                <w:sz w:val="18"/>
-                <w:szCs w:val="18"/>
-              </w:rPr>
-              <w:t xml:space="preserve">Alta de incidente sin credencial de IA</w:t>
-            </w:r>
-          </w:p>
-        </w:tc>
-        <w:tc>
-          <w:tcPr>
-            <w:tcW w:type="dxa" w:w="4200"/>
-            <w:shd w:fill="F2F5F9" w:val="clear"/>
-            <w:tcMar>
-              <w:top w:type="dxa" w:w="70"/>
-              <w:left w:type="dxa" w:w="110"/>
-              <w:bottom w:type="dxa" w:w="70"/>
-              <w:right w:type="dxa" w:w="110"/>
-            </w:tcMar>
-          </w:tcPr>
-          <w:p>
-            <w:pPr>
-              <w:spacing w:after="0" w:line="250"/>
-            </w:pPr>
-            <w:r>
-              <w:rPr>
-                <w:color w:val="000000"/>
-                <w:sz w:val="18"/>
-                <w:szCs w:val="18"/>
-              </w:rPr>
-              <w:t xml:space="preserve">Se aplican categoría «otro» y prioridad «media».</w:t>
-            </w:r>
-          </w:p>
-        </w:tc>
-        <w:tc>
-          <w:tcPr>
-            <w:tcW w:type="dxa" w:w="1826"/>
-            <w:shd w:fill="F2F5F9" w:val="clear"/>
-            <w:tcMar>
-              <w:top w:type="dxa" w:w="70"/>
-              <w:left w:type="dxa" w:w="110"/>
-              <w:bottom w:type="dxa" w:w="70"/>
-              <w:right w:type="dxa" w:w="110"/>
-            </w:tcMar>
-          </w:tcPr>
-          <w:p>
-            <w:pPr>
-              <w:spacing w:after="0" w:line="250"/>
-            </w:pPr>
-            <w:r>
-              <w:rPr>
-                <w:color w:val="000000"/>
-                <w:sz w:val="18"/>
-                <w:szCs w:val="18"/>
-              </w:rPr>
-              <w:t xml:space="preserve">Correcto</w:t>
+            <w:tcW w:type="dxa" w:w="2200"/>
+            <w:shd w:fill="F2F5F9" w:val="clear"/>
+            <w:tcMar>
+              <w:top w:type="dxa" w:w="70"/>
+              <w:left w:type="dxa" w:w="110"/>
+              <w:bottom w:type="dxa" w:w="70"/>
+              <w:right w:type="dxa" w:w="110"/>
+            </w:tcMar>
+          </w:tcPr>
+          <w:p>
+            <w:pPr>
+              <w:spacing w:after="0" w:line="250"/>
+            </w:pPr>
+            <w:r>
+              <w:rPr>
+                <w:color w:val="000000"/>
+                <w:sz w:val="18"/>
+                <w:szCs w:val="18"/>
+              </w:rPr>
+              <w:t xml:space="preserve">Visibilidad de comentarios</w:t>
+            </w:r>
+          </w:p>
+        </w:tc>
+        <w:tc>
+          <w:tcPr>
+            <w:tcW w:type="dxa" w:w="800"/>
+            <w:shd w:fill="F2F5F9" w:val="clear"/>
+            <w:tcMar>
+              <w:top w:type="dxa" w:w="70"/>
+              <w:left w:type="dxa" w:w="110"/>
+              <w:bottom w:type="dxa" w:w="70"/>
+              <w:right w:type="dxa" w:w="110"/>
+            </w:tcMar>
+          </w:tcPr>
+          <w:p>
+            <w:pPr>
+              <w:spacing w:after="0" w:line="250"/>
+            </w:pPr>
+            <w:r>
+              <w:rPr>
+                <w:color w:val="000000"/>
+                <w:sz w:val="18"/>
+                <w:szCs w:val="18"/>
+              </w:rPr>
+              <w:t xml:space="preserve">5</w:t>
+            </w:r>
+          </w:p>
+        </w:tc>
+        <w:tc>
+          <w:tcPr>
+            <w:tcW w:type="dxa" w:w="6026"/>
+            <w:shd w:fill="F2F5F9" w:val="clear"/>
+            <w:tcMar>
+              <w:top w:type="dxa" w:w="70"/>
+              <w:left w:type="dxa" w:w="110"/>
+              <w:bottom w:type="dxa" w:w="70"/>
+              <w:right w:type="dxa" w:w="110"/>
+            </w:tcMar>
+          </w:tcPr>
+          <w:p>
+            <w:pPr>
+              <w:spacing w:after="0" w:line="250"/>
+            </w:pPr>
+            <w:r>
+              <w:rPr>
+                <w:color w:val="000000"/>
+                <w:sz w:val="18"/>
+                <w:szCs w:val="18"/>
+              </w:rPr>
+              <w:t xml:space="preserve">Que los comentarios hereden la visibilidad del incidente y que no puedan crearse comentarios huérfanos.</w:t>
             </w:r>
           </w:p>
         </w:tc>
@@ -26071,76 +28109,76 @@
       <w:tr>
         <w:tc>
           <w:tcPr>
-            <w:tcW w:type="dxa" w:w="3000"/>
-            <w:shd w:fill="FFFFFF" w:val="clear"/>
-            <w:tcMar>
-              <w:top w:type="dxa" w:w="70"/>
-              <w:left w:type="dxa" w:w="110"/>
-              <w:bottom w:type="dxa" w:w="70"/>
-              <w:right w:type="dxa" w:w="110"/>
-            </w:tcMar>
-          </w:tcPr>
-          <w:p>
-            <w:pPr>
-              <w:spacing w:after="0" w:line="250"/>
-            </w:pPr>
-            <w:r>
-              <w:rPr>
-                <w:color w:val="000000"/>
-                <w:sz w:val="18"/>
-                <w:szCs w:val="18"/>
-              </w:rPr>
-              <w:t xml:space="preserve">Estado inicial de moderación</w:t>
-            </w:r>
-          </w:p>
-        </w:tc>
-        <w:tc>
-          <w:tcPr>
-            <w:tcW w:type="dxa" w:w="4200"/>
-            <w:shd w:fill="FFFFFF" w:val="clear"/>
-            <w:tcMar>
-              <w:top w:type="dxa" w:w="70"/>
-              <w:left w:type="dxa" w:w="110"/>
-              <w:bottom w:type="dxa" w:w="70"/>
-              <w:right w:type="dxa" w:w="110"/>
-            </w:tcMar>
-          </w:tcPr>
-          <w:p>
-            <w:pPr>
-              <w:spacing w:after="0" w:line="250"/>
-            </w:pPr>
-            <w:r>
-              <w:rPr>
-                <w:color w:val="000000"/>
-                <w:sz w:val="18"/>
-                <w:szCs w:val="18"/>
-              </w:rPr>
-              <w:t xml:space="preserve">El incidente nace en estado «pending».</w:t>
-            </w:r>
-          </w:p>
-        </w:tc>
-        <w:tc>
-          <w:tcPr>
-            <w:tcW w:type="dxa" w:w="1826"/>
-            <w:shd w:fill="FFFFFF" w:val="clear"/>
-            <w:tcMar>
-              <w:top w:type="dxa" w:w="70"/>
-              <w:left w:type="dxa" w:w="110"/>
-              <w:bottom w:type="dxa" w:w="70"/>
-              <w:right w:type="dxa" w:w="110"/>
-            </w:tcMar>
-          </w:tcPr>
-          <w:p>
-            <w:pPr>
-              <w:spacing w:after="0" w:line="250"/>
-            </w:pPr>
-            <w:r>
-              <w:rPr>
-                <w:color w:val="000000"/>
-                <w:sz w:val="18"/>
-                <w:szCs w:val="18"/>
-              </w:rPr>
-              <w:t xml:space="preserve">Correcto</w:t>
+            <w:tcW w:type="dxa" w:w="2200"/>
+            <w:shd w:fill="FFFFFF" w:val="clear"/>
+            <w:tcMar>
+              <w:top w:type="dxa" w:w="70"/>
+              <w:left w:type="dxa" w:w="110"/>
+              <w:bottom w:type="dxa" w:w="70"/>
+              <w:right w:type="dxa" w:w="110"/>
+            </w:tcMar>
+          </w:tcPr>
+          <w:p>
+            <w:pPr>
+              <w:spacing w:after="0" w:line="250"/>
+            </w:pPr>
+            <w:r>
+              <w:rPr>
+                <w:color w:val="000000"/>
+                <w:sz w:val="18"/>
+                <w:szCs w:val="18"/>
+              </w:rPr>
+              <w:t xml:space="preserve">Autorización por rol</w:t>
+            </w:r>
+          </w:p>
+        </w:tc>
+        <w:tc>
+          <w:tcPr>
+            <w:tcW w:type="dxa" w:w="800"/>
+            <w:shd w:fill="FFFFFF" w:val="clear"/>
+            <w:tcMar>
+              <w:top w:type="dxa" w:w="70"/>
+              <w:left w:type="dxa" w:w="110"/>
+              <w:bottom w:type="dxa" w:w="70"/>
+              <w:right w:type="dxa" w:w="110"/>
+            </w:tcMar>
+          </w:tcPr>
+          <w:p>
+            <w:pPr>
+              <w:spacing w:after="0" w:line="250"/>
+            </w:pPr>
+            <w:r>
+              <w:rPr>
+                <w:color w:val="000000"/>
+                <w:sz w:val="18"/>
+                <w:szCs w:val="18"/>
+              </w:rPr>
+              <w:t xml:space="preserve">9</w:t>
+            </w:r>
+          </w:p>
+        </w:tc>
+        <w:tc>
+          <w:tcPr>
+            <w:tcW w:type="dxa" w:w="6026"/>
+            <w:shd w:fill="FFFFFF" w:val="clear"/>
+            <w:tcMar>
+              <w:top w:type="dxa" w:w="70"/>
+              <w:left w:type="dxa" w:w="110"/>
+              <w:bottom w:type="dxa" w:w="70"/>
+              <w:right w:type="dxa" w:w="110"/>
+            </w:tcMar>
+          </w:tcPr>
+          <w:p>
+            <w:pPr>
+              <w:spacing w:after="0" w:line="250"/>
+            </w:pPr>
+            <w:r>
+              <w:rPr>
+                <w:color w:val="000000"/>
+                <w:sz w:val="18"/>
+                <w:szCs w:val="18"/>
+              </w:rPr>
+              <w:t xml:space="preserve">Que cada operación sensible rechace a los roles no habilitados y acepte a los correspondientes.</w:t>
             </w:r>
           </w:p>
         </w:tc>
@@ -26148,76 +28186,76 @@
       <w:tr>
         <w:tc>
           <w:tcPr>
-            <w:tcW w:type="dxa" w:w="3000"/>
-            <w:shd w:fill="F2F5F9" w:val="clear"/>
-            <w:tcMar>
-              <w:top w:type="dxa" w:w="70"/>
-              <w:left w:type="dxa" w:w="110"/>
-              <w:bottom w:type="dxa" w:w="70"/>
-              <w:right w:type="dxa" w:w="110"/>
-            </w:tcMar>
-          </w:tcPr>
-          <w:p>
-            <w:pPr>
-              <w:spacing w:after="0" w:line="250"/>
-            </w:pPr>
-            <w:r>
-              <w:rPr>
-                <w:color w:val="000000"/>
-                <w:sz w:val="18"/>
-                <w:szCs w:val="18"/>
-              </w:rPr>
-              <w:t xml:space="preserve">Persistencia de coordenadas</w:t>
-            </w:r>
-          </w:p>
-        </w:tc>
-        <w:tc>
-          <w:tcPr>
-            <w:tcW w:type="dxa" w:w="4200"/>
-            <w:shd w:fill="F2F5F9" w:val="clear"/>
-            <w:tcMar>
-              <w:top w:type="dxa" w:w="70"/>
-              <w:left w:type="dxa" w:w="110"/>
-              <w:bottom w:type="dxa" w:w="70"/>
-              <w:right w:type="dxa" w:w="110"/>
-            </w:tcMar>
-          </w:tcPr>
-          <w:p>
-            <w:pPr>
-              <w:spacing w:after="0" w:line="250"/>
-            </w:pPr>
-            <w:r>
-              <w:rPr>
-                <w:color w:val="000000"/>
-                <w:sz w:val="18"/>
-                <w:szCs w:val="18"/>
-              </w:rPr>
-              <w:t xml:space="preserve">Se almacenan como punto GeoJSON válido.</w:t>
-            </w:r>
-          </w:p>
-        </w:tc>
-        <w:tc>
-          <w:tcPr>
-            <w:tcW w:type="dxa" w:w="1826"/>
-            <w:shd w:fill="F2F5F9" w:val="clear"/>
-            <w:tcMar>
-              <w:top w:type="dxa" w:w="70"/>
-              <w:left w:type="dxa" w:w="110"/>
-              <w:bottom w:type="dxa" w:w="70"/>
-              <w:right w:type="dxa" w:w="110"/>
-            </w:tcMar>
-          </w:tcPr>
-          <w:p>
-            <w:pPr>
-              <w:spacing w:after="0" w:line="250"/>
-            </w:pPr>
-            <w:r>
-              <w:rPr>
-                <w:color w:val="000000"/>
-                <w:sz w:val="18"/>
-                <w:szCs w:val="18"/>
-              </w:rPr>
-              <w:t xml:space="preserve">Correcto</w:t>
+            <w:tcW w:type="dxa" w:w="2200"/>
+            <w:shd w:fill="F2F5F9" w:val="clear"/>
+            <w:tcMar>
+              <w:top w:type="dxa" w:w="70"/>
+              <w:left w:type="dxa" w:w="110"/>
+              <w:bottom w:type="dxa" w:w="70"/>
+              <w:right w:type="dxa" w:w="110"/>
+            </w:tcMar>
+          </w:tcPr>
+          <w:p>
+            <w:pPr>
+              <w:spacing w:after="0" w:line="250"/>
+            </w:pPr>
+            <w:r>
+              <w:rPr>
+                <w:color w:val="000000"/>
+                <w:sz w:val="18"/>
+                <w:szCs w:val="18"/>
+              </w:rPr>
+              <w:t xml:space="preserve">Circuito de moderación</w:t>
+            </w:r>
+          </w:p>
+        </w:tc>
+        <w:tc>
+          <w:tcPr>
+            <w:tcW w:type="dxa" w:w="800"/>
+            <w:shd w:fill="F2F5F9" w:val="clear"/>
+            <w:tcMar>
+              <w:top w:type="dxa" w:w="70"/>
+              <w:left w:type="dxa" w:w="110"/>
+              <w:bottom w:type="dxa" w:w="70"/>
+              <w:right w:type="dxa" w:w="110"/>
+            </w:tcMar>
+          </w:tcPr>
+          <w:p>
+            <w:pPr>
+              <w:spacing w:after="0" w:line="250"/>
+            </w:pPr>
+            <w:r>
+              <w:rPr>
+                <w:color w:val="000000"/>
+                <w:sz w:val="18"/>
+                <w:szCs w:val="18"/>
+              </w:rPr>
+              <w:t xml:space="preserve">5</w:t>
+            </w:r>
+          </w:p>
+        </w:tc>
+        <w:tc>
+          <w:tcPr>
+            <w:tcW w:type="dxa" w:w="6026"/>
+            <w:shd w:fill="F2F5F9" w:val="clear"/>
+            <w:tcMar>
+              <w:top w:type="dxa" w:w="70"/>
+              <w:left w:type="dxa" w:w="110"/>
+              <w:bottom w:type="dxa" w:w="70"/>
+              <w:right w:type="dxa" w:w="110"/>
+            </w:tcMar>
+          </w:tcPr>
+          <w:p>
+            <w:pPr>
+              <w:spacing w:after="0" w:line="250"/>
+            </w:pPr>
+            <w:r>
+              <w:rPr>
+                <w:color w:val="000000"/>
+                <w:sz w:val="18"/>
+                <w:szCs w:val="18"/>
+              </w:rPr>
+              <w:t xml:space="preserve">Que los reportes pendientes queden fuera del listado público y que la aprobación registre al responsable.</w:t>
             </w:r>
           </w:p>
         </w:tc>
@@ -26225,76 +28263,76 @@
       <w:tr>
         <w:tc>
           <w:tcPr>
-            <w:tcW w:type="dxa" w:w="3000"/>
-            <w:shd w:fill="FFFFFF" w:val="clear"/>
-            <w:tcMar>
-              <w:top w:type="dxa" w:w="70"/>
-              <w:left w:type="dxa" w:w="110"/>
-              <w:bottom w:type="dxa" w:w="70"/>
-              <w:right w:type="dxa" w:w="110"/>
-            </w:tcMar>
-          </w:tcPr>
-          <w:p>
-            <w:pPr>
-              <w:spacing w:after="0" w:line="250"/>
-            </w:pPr>
-            <w:r>
-              <w:rPr>
-                <w:color w:val="000000"/>
-                <w:sz w:val="18"/>
-                <w:szCs w:val="18"/>
-              </w:rPr>
-              <w:t xml:space="preserve">Listado por defecto</w:t>
-            </w:r>
-          </w:p>
-        </w:tc>
-        <w:tc>
-          <w:tcPr>
-            <w:tcW w:type="dxa" w:w="4200"/>
-            <w:shd w:fill="FFFFFF" w:val="clear"/>
-            <w:tcMar>
-              <w:top w:type="dxa" w:w="70"/>
-              <w:left w:type="dxa" w:w="110"/>
-              <w:bottom w:type="dxa" w:w="70"/>
-              <w:right w:type="dxa" w:w="110"/>
-            </w:tcMar>
-          </w:tcPr>
-          <w:p>
-            <w:pPr>
-              <w:spacing w:after="0" w:line="250"/>
-            </w:pPr>
-            <w:r>
-              <w:rPr>
-                <w:color w:val="000000"/>
-                <w:sz w:val="18"/>
-                <w:szCs w:val="18"/>
-              </w:rPr>
-              <w:t xml:space="preserve">No incluye incidentes pendientes de moderación.</w:t>
-            </w:r>
-          </w:p>
-        </w:tc>
-        <w:tc>
-          <w:tcPr>
-            <w:tcW w:type="dxa" w:w="1826"/>
-            <w:shd w:fill="FFFFFF" w:val="clear"/>
-            <w:tcMar>
-              <w:top w:type="dxa" w:w="70"/>
-              <w:left w:type="dxa" w:w="110"/>
-              <w:bottom w:type="dxa" w:w="70"/>
-              <w:right w:type="dxa" w:w="110"/>
-            </w:tcMar>
-          </w:tcPr>
-          <w:p>
-            <w:pPr>
-              <w:spacing w:after="0" w:line="250"/>
-            </w:pPr>
-            <w:r>
-              <w:rPr>
-                <w:color w:val="000000"/>
-                <w:sz w:val="18"/>
-                <w:szCs w:val="18"/>
-              </w:rPr>
-              <w:t xml:space="preserve">Correcto</w:t>
+            <w:tcW w:type="dxa" w:w="2200"/>
+            <w:shd w:fill="FFFFFF" w:val="clear"/>
+            <w:tcMar>
+              <w:top w:type="dxa" w:w="70"/>
+              <w:left w:type="dxa" w:w="110"/>
+              <w:bottom w:type="dxa" w:w="70"/>
+              <w:right w:type="dxa" w:w="110"/>
+            </w:tcMar>
+          </w:tcPr>
+          <w:p>
+            <w:pPr>
+              <w:spacing w:after="0" w:line="250"/>
+            </w:pPr>
+            <w:r>
+              <w:rPr>
+                <w:color w:val="000000"/>
+                <w:sz w:val="18"/>
+                <w:szCs w:val="18"/>
+              </w:rPr>
+              <w:t xml:space="preserve">Paginación y búsqueda</w:t>
+            </w:r>
+          </w:p>
+        </w:tc>
+        <w:tc>
+          <w:tcPr>
+            <w:tcW w:type="dxa" w:w="800"/>
+            <w:shd w:fill="FFFFFF" w:val="clear"/>
+            <w:tcMar>
+              <w:top w:type="dxa" w:w="70"/>
+              <w:left w:type="dxa" w:w="110"/>
+              <w:bottom w:type="dxa" w:w="70"/>
+              <w:right w:type="dxa" w:w="110"/>
+            </w:tcMar>
+          </w:tcPr>
+          <w:p>
+            <w:pPr>
+              <w:spacing w:after="0" w:line="250"/>
+            </w:pPr>
+            <w:r>
+              <w:rPr>
+                <w:color w:val="000000"/>
+                <w:sz w:val="18"/>
+                <w:szCs w:val="18"/>
+              </w:rPr>
+              <w:t xml:space="preserve">6</w:t>
+            </w:r>
+          </w:p>
+        </w:tc>
+        <w:tc>
+          <w:tcPr>
+            <w:tcW w:type="dxa" w:w="6026"/>
+            <w:shd w:fill="FFFFFF" w:val="clear"/>
+            <w:tcMar>
+              <w:top w:type="dxa" w:w="70"/>
+              <w:left w:type="dxa" w:w="110"/>
+              <w:bottom w:type="dxa" w:w="70"/>
+              <w:right w:type="dxa" w:w="110"/>
+            </w:tcMar>
+          </w:tcPr>
+          <w:p>
+            <w:pPr>
+              <w:spacing w:after="0" w:line="250"/>
+            </w:pPr>
+            <w:r>
+              <w:rPr>
+                <w:color w:val="000000"/>
+                <w:sz w:val="18"/>
+                <w:szCs w:val="18"/>
+              </w:rPr>
+              <w:t xml:space="preserve">Que el límite se acote, que los parámetros inválidos se corrijan y que la búsqueda trate el término como texto literal.</w:t>
             </w:r>
           </w:p>
         </w:tc>
@@ -26302,76 +28340,76 @@
       <w:tr>
         <w:tc>
           <w:tcPr>
-            <w:tcW w:type="dxa" w:w="3000"/>
-            <w:shd w:fill="F2F5F9" w:val="clear"/>
-            <w:tcMar>
-              <w:top w:type="dxa" w:w="70"/>
-              <w:left w:type="dxa" w:w="110"/>
-              <w:bottom w:type="dxa" w:w="70"/>
-              <w:right w:type="dxa" w:w="110"/>
-            </w:tcMar>
-          </w:tcPr>
-          <w:p>
-            <w:pPr>
-              <w:spacing w:after="0" w:line="250"/>
-            </w:pPr>
-            <w:r>
-              <w:rPr>
-                <w:color w:val="000000"/>
-                <w:sz w:val="18"/>
-                <w:szCs w:val="18"/>
-              </w:rPr>
-              <w:t xml:space="preserve">Aprobación de un incidente</w:t>
-            </w:r>
-          </w:p>
-        </w:tc>
-        <w:tc>
-          <w:tcPr>
-            <w:tcW w:type="dxa" w:w="4200"/>
-            <w:shd w:fill="F2F5F9" w:val="clear"/>
-            <w:tcMar>
-              <w:top w:type="dxa" w:w="70"/>
-              <w:left w:type="dxa" w:w="110"/>
-              <w:bottom w:type="dxa" w:w="70"/>
-              <w:right w:type="dxa" w:w="110"/>
-            </w:tcMar>
-          </w:tcPr>
-          <w:p>
-            <w:pPr>
-              <w:spacing w:after="0" w:line="250"/>
-            </w:pPr>
-            <w:r>
-              <w:rPr>
-                <w:color w:val="000000"/>
-                <w:sz w:val="18"/>
-                <w:szCs w:val="18"/>
-              </w:rPr>
-              <w:t xml:space="preserve">Pasa a estado «approved» y se vuelve visible.</w:t>
-            </w:r>
-          </w:p>
-        </w:tc>
-        <w:tc>
-          <w:tcPr>
-            <w:tcW w:type="dxa" w:w="1826"/>
-            <w:shd w:fill="F2F5F9" w:val="clear"/>
-            <w:tcMar>
-              <w:top w:type="dxa" w:w="70"/>
-              <w:left w:type="dxa" w:w="110"/>
-              <w:bottom w:type="dxa" w:w="70"/>
-              <w:right w:type="dxa" w:w="110"/>
-            </w:tcMar>
-          </w:tcPr>
-          <w:p>
-            <w:pPr>
-              <w:spacing w:after="0" w:line="250"/>
-            </w:pPr>
-            <w:r>
-              <w:rPr>
-                <w:color w:val="000000"/>
-                <w:sz w:val="18"/>
-                <w:szCs w:val="18"/>
-              </w:rPr>
-              <w:t xml:space="preserve">Correcto</w:t>
+            <w:tcW w:type="dxa" w:w="2200"/>
+            <w:shd w:fill="F2F5F9" w:val="clear"/>
+            <w:tcMar>
+              <w:top w:type="dxa" w:w="70"/>
+              <w:left w:type="dxa" w:w="110"/>
+              <w:bottom w:type="dxa" w:w="70"/>
+              <w:right w:type="dxa" w:w="110"/>
+            </w:tcMar>
+          </w:tcPr>
+          <w:p>
+            <w:pPr>
+              <w:spacing w:after="0" w:line="250"/>
+            </w:pPr>
+            <w:r>
+              <w:rPr>
+                <w:color w:val="000000"/>
+                <w:sz w:val="18"/>
+                <w:szCs w:val="18"/>
+              </w:rPr>
+              <w:t xml:space="preserve">Scope público</w:t>
+            </w:r>
+          </w:p>
+        </w:tc>
+        <w:tc>
+          <w:tcPr>
+            <w:tcW w:type="dxa" w:w="800"/>
+            <w:shd w:fill="F2F5F9" w:val="clear"/>
+            <w:tcMar>
+              <w:top w:type="dxa" w:w="70"/>
+              <w:left w:type="dxa" w:w="110"/>
+              <w:bottom w:type="dxa" w:w="70"/>
+              <w:right w:type="dxa" w:w="110"/>
+            </w:tcMar>
+          </w:tcPr>
+          <w:p>
+            <w:pPr>
+              <w:spacing w:after="0" w:line="250"/>
+            </w:pPr>
+            <w:r>
+              <w:rPr>
+                <w:color w:val="000000"/>
+                <w:sz w:val="18"/>
+                <w:szCs w:val="18"/>
+              </w:rPr>
+              <w:t xml:space="preserve">5</w:t>
+            </w:r>
+          </w:p>
+        </w:tc>
+        <w:tc>
+          <w:tcPr>
+            <w:tcW w:type="dxa" w:w="6026"/>
+            <w:shd w:fill="F2F5F9" w:val="clear"/>
+            <w:tcMar>
+              <w:top w:type="dxa" w:w="70"/>
+              <w:left w:type="dxa" w:w="110"/>
+              <w:bottom w:type="dxa" w:w="70"/>
+              <w:right w:type="dxa" w:w="110"/>
+            </w:tcMar>
+          </w:tcPr>
+          <w:p>
+            <w:pPr>
+              <w:spacing w:after="0" w:line="250"/>
+            </w:pPr>
+            <w:r>
+              <w:rPr>
+                <w:color w:val="000000"/>
+                <w:sz w:val="18"/>
+                <w:szCs w:val="18"/>
+              </w:rPr>
+              <w:t xml:space="preserve">Que exija la clave de API, que devuelva solo incidentes aprobados y que no exponga datos personales.</w:t>
             </w:r>
           </w:p>
         </w:tc>
@@ -26379,312 +28417,102 @@
       <w:tr>
         <w:tc>
           <w:tcPr>
-            <w:tcW w:type="dxa" w:w="3000"/>
-            <w:shd w:fill="FFFFFF" w:val="clear"/>
-            <w:tcMar>
-              <w:top w:type="dxa" w:w="70"/>
-              <w:left w:type="dxa" w:w="110"/>
-              <w:bottom w:type="dxa" w:w="70"/>
-              <w:right w:type="dxa" w:w="110"/>
-            </w:tcMar>
-          </w:tcPr>
-          <w:p>
-            <w:pPr>
-              <w:spacing w:after="0" w:line="250"/>
-            </w:pPr>
-            <w:r>
-              <w:rPr>
-                <w:color w:val="000000"/>
-                <w:sz w:val="18"/>
-                <w:szCs w:val="18"/>
-              </w:rPr>
-              <w:t xml:space="preserve">Cambio de estado operativo</w:t>
-            </w:r>
-          </w:p>
-        </w:tc>
-        <w:tc>
-          <w:tcPr>
-            <w:tcW w:type="dxa" w:w="4200"/>
-            <w:shd w:fill="FFFFFF" w:val="clear"/>
-            <w:tcMar>
-              <w:top w:type="dxa" w:w="70"/>
-              <w:left w:type="dxa" w:w="110"/>
-              <w:bottom w:type="dxa" w:w="70"/>
-              <w:right w:type="dxa" w:w="110"/>
-            </w:tcMar>
-          </w:tcPr>
-          <w:p>
-            <w:pPr>
-              <w:spacing w:after="0" w:line="250"/>
-            </w:pPr>
-            <w:r>
-              <w:rPr>
-                <w:color w:val="000000"/>
-                <w:sz w:val="18"/>
-                <w:szCs w:val="18"/>
-              </w:rPr>
-              <w:t xml:space="preserve">El estado se actualiza correctamente.</w:t>
-            </w:r>
-          </w:p>
-        </w:tc>
-        <w:tc>
-          <w:tcPr>
-            <w:tcW w:type="dxa" w:w="1826"/>
-            <w:shd w:fill="FFFFFF" w:val="clear"/>
-            <w:tcMar>
-              <w:top w:type="dxa" w:w="70"/>
-              <w:left w:type="dxa" w:w="110"/>
-              <w:bottom w:type="dxa" w:w="70"/>
-              <w:right w:type="dxa" w:w="110"/>
-            </w:tcMar>
-          </w:tcPr>
-          <w:p>
-            <w:pPr>
-              <w:spacing w:after="0" w:line="250"/>
-            </w:pPr>
-            <w:r>
-              <w:rPr>
-                <w:color w:val="000000"/>
-                <w:sz w:val="18"/>
-                <w:szCs w:val="18"/>
-              </w:rPr>
-              <w:t xml:space="preserve">Correcto</w:t>
-            </w:r>
-          </w:p>
-        </w:tc>
-      </w:tr>
-      <w:tr>
-        <w:tc>
-          <w:tcPr>
-            <w:tcW w:type="dxa" w:w="3000"/>
-            <w:shd w:fill="F2F5F9" w:val="clear"/>
-            <w:tcMar>
-              <w:top w:type="dxa" w:w="70"/>
-              <w:left w:type="dxa" w:w="110"/>
-              <w:bottom w:type="dxa" w:w="70"/>
-              <w:right w:type="dxa" w:w="110"/>
-            </w:tcMar>
-          </w:tcPr>
-          <w:p>
-            <w:pPr>
-              <w:spacing w:after="0" w:line="250"/>
-            </w:pPr>
-            <w:r>
-              <w:rPr>
-                <w:color w:val="000000"/>
-                <w:sz w:val="18"/>
-                <w:szCs w:val="18"/>
-              </w:rPr>
-              <w:t xml:space="preserve">Cálculo de estadísticas</w:t>
-            </w:r>
-          </w:p>
-        </w:tc>
-        <w:tc>
-          <w:tcPr>
-            <w:tcW w:type="dxa" w:w="4200"/>
-            <w:shd w:fill="F2F5F9" w:val="clear"/>
-            <w:tcMar>
-              <w:top w:type="dxa" w:w="70"/>
-              <w:left w:type="dxa" w:w="110"/>
-              <w:bottom w:type="dxa" w:w="70"/>
-              <w:right w:type="dxa" w:w="110"/>
-            </w:tcMar>
-          </w:tcPr>
-          <w:p>
-            <w:pPr>
-              <w:spacing w:after="0" w:line="250"/>
-            </w:pPr>
-            <w:r>
-              <w:rPr>
-                <w:color w:val="000000"/>
-                <w:sz w:val="18"/>
-                <w:szCs w:val="18"/>
-              </w:rPr>
-              <w:t xml:space="preserve">Solo contabiliza incidentes aprobados.</w:t>
-            </w:r>
-          </w:p>
-        </w:tc>
-        <w:tc>
-          <w:tcPr>
-            <w:tcW w:type="dxa" w:w="1826"/>
-            <w:shd w:fill="F2F5F9" w:val="clear"/>
-            <w:tcMar>
-              <w:top w:type="dxa" w:w="70"/>
-              <w:left w:type="dxa" w:w="110"/>
-              <w:bottom w:type="dxa" w:w="70"/>
-              <w:right w:type="dxa" w:w="110"/>
-            </w:tcMar>
-          </w:tcPr>
-          <w:p>
-            <w:pPr>
-              <w:spacing w:after="0" w:line="250"/>
-            </w:pPr>
-            <w:r>
-              <w:rPr>
-                <w:color w:val="000000"/>
-                <w:sz w:val="18"/>
-                <w:szCs w:val="18"/>
-              </w:rPr>
-              <w:t xml:space="preserve">Correcto</w:t>
-            </w:r>
-          </w:p>
-        </w:tc>
-      </w:tr>
-      <w:tr>
-        <w:tc>
-          <w:tcPr>
-            <w:tcW w:type="dxa" w:w="3000"/>
-            <w:shd w:fill="FFFFFF" w:val="clear"/>
-            <w:tcMar>
-              <w:top w:type="dxa" w:w="70"/>
-              <w:left w:type="dxa" w:w="110"/>
-              <w:bottom w:type="dxa" w:w="70"/>
-              <w:right w:type="dxa" w:w="110"/>
-            </w:tcMar>
-          </w:tcPr>
-          <w:p>
-            <w:pPr>
-              <w:spacing w:after="0" w:line="250"/>
-            </w:pPr>
-            <w:r>
-              <w:rPr>
-                <w:color w:val="000000"/>
-                <w:sz w:val="18"/>
-                <w:szCs w:val="18"/>
-              </w:rPr>
-              <w:t xml:space="preserve">Alta y consulta de comentarios</w:t>
-            </w:r>
-          </w:p>
-        </w:tc>
-        <w:tc>
-          <w:tcPr>
-            <w:tcW w:type="dxa" w:w="4200"/>
-            <w:shd w:fill="FFFFFF" w:val="clear"/>
-            <w:tcMar>
-              <w:top w:type="dxa" w:w="70"/>
-              <w:left w:type="dxa" w:w="110"/>
-              <w:bottom w:type="dxa" w:w="70"/>
-              <w:right w:type="dxa" w:w="110"/>
-            </w:tcMar>
-          </w:tcPr>
-          <w:p>
-            <w:pPr>
-              <w:spacing w:after="0" w:line="250"/>
-            </w:pPr>
-            <w:r>
-              <w:rPr>
-                <w:color w:val="000000"/>
-                <w:sz w:val="18"/>
-                <w:szCs w:val="18"/>
-              </w:rPr>
-              <w:t xml:space="preserve">El autor se resuelve correctamente.</w:t>
-            </w:r>
-          </w:p>
-        </w:tc>
-        <w:tc>
-          <w:tcPr>
-            <w:tcW w:type="dxa" w:w="1826"/>
-            <w:shd w:fill="FFFFFF" w:val="clear"/>
-            <w:tcMar>
-              <w:top w:type="dxa" w:w="70"/>
-              <w:left w:type="dxa" w:w="110"/>
-              <w:bottom w:type="dxa" w:w="70"/>
-              <w:right w:type="dxa" w:w="110"/>
-            </w:tcMar>
-          </w:tcPr>
-          <w:p>
-            <w:pPr>
-              <w:spacing w:after="0" w:line="250"/>
-            </w:pPr>
-            <w:r>
-              <w:rPr>
-                <w:color w:val="000000"/>
-                <w:sz w:val="18"/>
-                <w:szCs w:val="18"/>
-              </w:rPr>
-              <w:t xml:space="preserve">Correcto</w:t>
-            </w:r>
-          </w:p>
-        </w:tc>
-      </w:tr>
-      <w:tr>
-        <w:tc>
-          <w:tcPr>
-            <w:tcW w:type="dxa" w:w="3000"/>
-            <w:shd w:fill="F2F5F9" w:val="clear"/>
-            <w:tcMar>
-              <w:top w:type="dxa" w:w="70"/>
-              <w:left w:type="dxa" w:w="110"/>
-              <w:bottom w:type="dxa" w:w="70"/>
-              <w:right w:type="dxa" w:w="110"/>
-            </w:tcMar>
-          </w:tcPr>
-          <w:p>
-            <w:pPr>
-              <w:spacing w:after="0" w:line="250"/>
-            </w:pPr>
-            <w:r>
-              <w:rPr>
-                <w:color w:val="000000"/>
-                <w:sz w:val="18"/>
-                <w:szCs w:val="18"/>
-              </w:rPr>
-              <w:t xml:space="preserve">Cambio de rol con valor inválido</w:t>
-            </w:r>
-          </w:p>
-        </w:tc>
-        <w:tc>
-          <w:tcPr>
-            <w:tcW w:type="dxa" w:w="4200"/>
-            <w:shd w:fill="F2F5F9" w:val="clear"/>
-            <w:tcMar>
-              <w:top w:type="dxa" w:w="70"/>
-              <w:left w:type="dxa" w:w="110"/>
-              <w:bottom w:type="dxa" w:w="70"/>
-              <w:right w:type="dxa" w:w="110"/>
-            </w:tcMar>
-          </w:tcPr>
-          <w:p>
-            <w:pPr>
-              <w:spacing w:after="0" w:line="250"/>
-            </w:pPr>
-            <w:r>
-              <w:rPr>
-                <w:color w:val="000000"/>
-                <w:sz w:val="18"/>
-                <w:szCs w:val="18"/>
-              </w:rPr>
-              <w:t xml:space="preserve">Se rechaza con un error 400.</w:t>
-            </w:r>
-          </w:p>
-        </w:tc>
-        <w:tc>
-          <w:tcPr>
-            <w:tcW w:type="dxa" w:w="1826"/>
-            <w:shd w:fill="F2F5F9" w:val="clear"/>
-            <w:tcMar>
-              <w:top w:type="dxa" w:w="70"/>
-              <w:left w:type="dxa" w:w="110"/>
-              <w:bottom w:type="dxa" w:w="70"/>
-              <w:right w:type="dxa" w:w="110"/>
-            </w:tcMar>
-          </w:tcPr>
-          <w:p>
-            <w:pPr>
-              <w:spacing w:after="0" w:line="250"/>
-            </w:pPr>
-            <w:r>
-              <w:rPr>
-                <w:color w:val="000000"/>
-                <w:sz w:val="18"/>
-                <w:szCs w:val="18"/>
-              </w:rPr>
-              <w:t xml:space="preserve">Correcto</w:t>
+            <w:tcW w:type="dxa" w:w="2200"/>
+            <w:shd w:fill="FFFFFF" w:val="clear"/>
+            <w:tcMar>
+              <w:top w:type="dxa" w:w="70"/>
+              <w:left w:type="dxa" w:w="110"/>
+              <w:bottom w:type="dxa" w:w="70"/>
+              <w:right w:type="dxa" w:w="110"/>
+            </w:tcMar>
+          </w:tcPr>
+          <w:p>
+            <w:pPr>
+              <w:spacing w:after="0" w:line="250"/>
+            </w:pPr>
+            <w:r>
+              <w:rPr>
+                <w:color w:val="000000"/>
+                <w:sz w:val="18"/>
+                <w:szCs w:val="18"/>
+              </w:rPr>
+              <w:t xml:space="preserve">Estado del servicio</w:t>
+            </w:r>
+          </w:p>
+        </w:tc>
+        <w:tc>
+          <w:tcPr>
+            <w:tcW w:type="dxa" w:w="800"/>
+            <w:shd w:fill="FFFFFF" w:val="clear"/>
+            <w:tcMar>
+              <w:top w:type="dxa" w:w="70"/>
+              <w:left w:type="dxa" w:w="110"/>
+              <w:bottom w:type="dxa" w:w="70"/>
+              <w:right w:type="dxa" w:w="110"/>
+            </w:tcMar>
+          </w:tcPr>
+          <w:p>
+            <w:pPr>
+              <w:spacing w:after="0" w:line="250"/>
+            </w:pPr>
+            <w:r>
+              <w:rPr>
+                <w:color w:val="000000"/>
+                <w:sz w:val="18"/>
+                <w:szCs w:val="18"/>
+              </w:rPr>
+              <w:t xml:space="preserve">1</w:t>
+            </w:r>
+          </w:p>
+        </w:tc>
+        <w:tc>
+          <w:tcPr>
+            <w:tcW w:type="dxa" w:w="6026"/>
+            <w:shd w:fill="FFFFFF" w:val="clear"/>
+            <w:tcMar>
+              <w:top w:type="dxa" w:w="70"/>
+              <w:left w:type="dxa" w:w="110"/>
+              <w:bottom w:type="dxa" w:w="70"/>
+              <w:right w:type="dxa" w:w="110"/>
+            </w:tcMar>
+          </w:tcPr>
+          <w:p>
+            <w:pPr>
+              <w:spacing w:after="0" w:line="250"/>
+            </w:pPr>
+            <w:r>
+              <w:rPr>
+                <w:color w:val="000000"/>
+                <w:sz w:val="18"/>
+                <w:szCs w:val="18"/>
+              </w:rPr>
+              <w:t xml:space="preserve">Que el endpoint de salud responda sin autenticación.</w:t>
             </w:r>
           </w:p>
         </w:tc>
       </w:tr>
     </w:tbl>
+    <w:p>
+      <w:pPr>
+        <w:spacing w:after="120" w:before="120" w:line="276"/>
+      </w:pPr>
+      <w:r>
+        <w:rPr>
+          <w:b/>
+          <w:bCs/>
+          <w:sz w:val="22"/>
+          <w:szCs w:val="22"/>
+        </w:rPr>
+        <w:t xml:space="preserve">Validación de la utilidad de las pruebas: </w:t>
+      </w:r>
+      <w:r>
+        <w:rPr>
+          <w:sz w:val="22"/>
+          <w:szCs w:val="22"/>
+        </w:rPr>
+        <w:t xml:space="preserve">para comprobar que las pruebas detectan efectivamente los defectos que cubren, y no que pasan de forma trivial, se revirtió de manera deliberada la corrección del control de acceso y se verificó que las pruebas correspondientes fallaran. Restaurada la corrección, la totalidad volvió a pasar.</w:t>
+      </w:r>
+    </w:p>
     <w:p>
       <w:pPr>
         <w:pStyle w:val="Heading3"/>
@@ -27335,6 +29163,446 @@
       </w:tr>
     </w:tbl>
     <w:p>
+      <w:pPr>
+        <w:pStyle w:val="Heading2"/>
+        <w:spacing w:after="140" w:before="280"/>
+      </w:pPr>
+      <w:r>
+        <w:rPr>
+          <w:b/>
+          <w:bCs/>
+          <w:color w:val="1F4E79"/>
+          <w:sz w:val="26"/>
+          <w:szCs w:val="26"/>
+        </w:rPr>
+        <w:t xml:space="preserve">14.3 Auditoría de seguridad</w:t>
+      </w:r>
+    </w:p>
+    <w:p>
+      <w:pPr>
+        <w:spacing w:after="120" w:before="0" w:line="276"/>
+      </w:pPr>
+      <w:r>
+        <w:rPr>
+          <w:sz w:val="22"/>
+          <w:szCs w:val="22"/>
+        </w:rPr>
+        <w:t xml:space="preserve">Una vez completado el alcance funcional se realizó una revisión específica de seguridad sobre la capa de control de acceso, que identificó cuatro defectos. Todos fueron corregidos e incorporados a la batería de pruebas automatizadas para impedir su reaparición.</w:t>
+      </w:r>
+    </w:p>
+    <w:tbl>
+      <w:tblPr>
+        <w:tblW w:type="dxa" w:w="9026"/>
+        <w:tblBorders>
+          <w:top w:val="single" w:color="E2E8F0" w:sz="4"/>
+          <w:left w:val="single" w:color="E2E8F0" w:sz="4"/>
+          <w:bottom w:val="single" w:color="E2E8F0" w:sz="4"/>
+          <w:right w:val="single" w:color="E2E8F0" w:sz="4"/>
+          <w:insideH w:val="single" w:color="E2E8F0" w:sz="2"/>
+          <w:insideV w:val="single" w:color="E2E8F0" w:sz="2"/>
+        </w:tblBorders>
+      </w:tblPr>
+      <w:tblGrid>
+        <w:gridCol w:w="2600"/>
+        <w:gridCol w:w="3300"/>
+        <w:gridCol w:w="3126"/>
+      </w:tblGrid>
+      <w:tr>
+        <w:trPr>
+          <w:tblHeader/>
+        </w:trPr>
+        <w:tc>
+          <w:tcPr>
+            <w:tcW w:type="dxa" w:w="2600"/>
+            <w:shd w:fill="1F4E79" w:val="clear"/>
+            <w:tcMar>
+              <w:top w:type="dxa" w:w="70"/>
+              <w:left w:type="dxa" w:w="110"/>
+              <w:bottom w:type="dxa" w:w="70"/>
+              <w:right w:type="dxa" w:w="110"/>
+            </w:tcMar>
+          </w:tcPr>
+          <w:p>
+            <w:pPr>
+              <w:spacing w:after="0" w:line="250"/>
+            </w:pPr>
+            <w:r>
+              <w:rPr>
+                <w:b/>
+                <w:bCs/>
+                <w:color w:val="FFFFFF"/>
+                <w:sz w:val="18"/>
+                <w:szCs w:val="18"/>
+              </w:rPr>
+              <w:t xml:space="preserve">Defecto</w:t>
+            </w:r>
+          </w:p>
+        </w:tc>
+        <w:tc>
+          <w:tcPr>
+            <w:tcW w:type="dxa" w:w="3300"/>
+            <w:shd w:fill="1F4E79" w:val="clear"/>
+            <w:tcMar>
+              <w:top w:type="dxa" w:w="70"/>
+              <w:left w:type="dxa" w:w="110"/>
+              <w:bottom w:type="dxa" w:w="70"/>
+              <w:right w:type="dxa" w:w="110"/>
+            </w:tcMar>
+          </w:tcPr>
+          <w:p>
+            <w:pPr>
+              <w:spacing w:after="0" w:line="250"/>
+            </w:pPr>
+            <w:r>
+              <w:rPr>
+                <w:b/>
+                <w:bCs/>
+                <w:color w:val="FFFFFF"/>
+                <w:sz w:val="18"/>
+                <w:szCs w:val="18"/>
+              </w:rPr>
+              <w:t xml:space="preserve">Riesgo</w:t>
+            </w:r>
+          </w:p>
+        </w:tc>
+        <w:tc>
+          <w:tcPr>
+            <w:tcW w:type="dxa" w:w="3126"/>
+            <w:shd w:fill="1F4E79" w:val="clear"/>
+            <w:tcMar>
+              <w:top w:type="dxa" w:w="70"/>
+              <w:left w:type="dxa" w:w="110"/>
+              <w:bottom w:type="dxa" w:w="70"/>
+              <w:right w:type="dxa" w:w="110"/>
+            </w:tcMar>
+          </w:tcPr>
+          <w:p>
+            <w:pPr>
+              <w:spacing w:after="0" w:line="250"/>
+            </w:pPr>
+            <w:r>
+              <w:rPr>
+                <w:b/>
+                <w:bCs/>
+                <w:color w:val="FFFFFF"/>
+                <w:sz w:val="18"/>
+                <w:szCs w:val="18"/>
+              </w:rPr>
+              <w:t xml:space="preserve">Corrección</w:t>
+            </w:r>
+          </w:p>
+        </w:tc>
+      </w:tr>
+      <w:tr>
+        <w:tc>
+          <w:tcPr>
+            <w:tcW w:type="dxa" w:w="2600"/>
+            <w:shd w:fill="FFFFFF" w:val="clear"/>
+            <w:tcMar>
+              <w:top w:type="dxa" w:w="70"/>
+              <w:left w:type="dxa" w:w="110"/>
+              <w:bottom w:type="dxa" w:w="70"/>
+              <w:right w:type="dxa" w:w="110"/>
+            </w:tcMar>
+          </w:tcPr>
+          <w:p>
+            <w:pPr>
+              <w:spacing w:after="0" w:line="250"/>
+            </w:pPr>
+            <w:r>
+              <w:rPr>
+                <w:color w:val="000000"/>
+                <w:sz w:val="18"/>
+                <w:szCs w:val="18"/>
+              </w:rPr>
+              <w:t xml:space="preserve">El detalle de un incidente no verificaba su estado de moderación ni la relación del solicitante con el reporte.</w:t>
+            </w:r>
+          </w:p>
+        </w:tc>
+        <w:tc>
+          <w:tcPr>
+            <w:tcW w:type="dxa" w:w="3300"/>
+            <w:shd w:fill="FFFFFF" w:val="clear"/>
+            <w:tcMar>
+              <w:top w:type="dxa" w:w="70"/>
+              <w:left w:type="dxa" w:w="110"/>
+              <w:bottom w:type="dxa" w:w="70"/>
+              <w:right w:type="dxa" w:w="110"/>
+            </w:tcMar>
+          </w:tcPr>
+          <w:p>
+            <w:pPr>
+              <w:spacing w:after="0" w:line="250"/>
+            </w:pPr>
+            <w:r>
+              <w:rPr>
+                <w:color w:val="000000"/>
+                <w:sz w:val="18"/>
+                <w:szCs w:val="18"/>
+              </w:rPr>
+              <w:t xml:space="preserve">Cualquier usuario autenticado podía leer por identificador reportes pendientes o rechazados de terceros, incluidos el nombre y el correo del reportante y el motivo del rechazo.</w:t>
+            </w:r>
+          </w:p>
+        </w:tc>
+        <w:tc>
+          <w:tcPr>
+            <w:tcW w:type="dxa" w:w="3126"/>
+            <w:shd w:fill="FFFFFF" w:val="clear"/>
+            <w:tcMar>
+              <w:top w:type="dxa" w:w="70"/>
+              <w:left w:type="dxa" w:w="110"/>
+              <w:bottom w:type="dxa" w:w="70"/>
+              <w:right w:type="dxa" w:w="110"/>
+            </w:tcMar>
+          </w:tcPr>
+          <w:p>
+            <w:pPr>
+              <w:spacing w:after="0" w:line="250"/>
+            </w:pPr>
+            <w:r>
+              <w:rPr>
+                <w:color w:val="000000"/>
+                <w:sz w:val="18"/>
+                <w:szCs w:val="18"/>
+              </w:rPr>
+              <w:t xml:space="preserve">Se introdujo una regla de visibilidad en la capa de servicios, que responde 404 ante un acceso no autorizado.</w:t>
+            </w:r>
+          </w:p>
+        </w:tc>
+      </w:tr>
+      <w:tr>
+        <w:tc>
+          <w:tcPr>
+            <w:tcW w:type="dxa" w:w="2600"/>
+            <w:shd w:fill="F2F5F9" w:val="clear"/>
+            <w:tcMar>
+              <w:top w:type="dxa" w:w="70"/>
+              <w:left w:type="dxa" w:w="110"/>
+              <w:bottom w:type="dxa" w:w="70"/>
+              <w:right w:type="dxa" w:w="110"/>
+            </w:tcMar>
+          </w:tcPr>
+          <w:p>
+            <w:pPr>
+              <w:spacing w:after="0" w:line="250"/>
+            </w:pPr>
+            <w:r>
+              <w:rPr>
+                <w:color w:val="000000"/>
+                <w:sz w:val="18"/>
+                <w:szCs w:val="18"/>
+              </w:rPr>
+              <w:t xml:space="preserve">Los comentarios no verificaban la existencia ni la visibilidad del incidente asociado.</w:t>
+            </w:r>
+          </w:p>
+        </w:tc>
+        <w:tc>
+          <w:tcPr>
+            <w:tcW w:type="dxa" w:w="3300"/>
+            <w:shd w:fill="F2F5F9" w:val="clear"/>
+            <w:tcMar>
+              <w:top w:type="dxa" w:w="70"/>
+              <w:left w:type="dxa" w:w="110"/>
+              <w:bottom w:type="dxa" w:w="70"/>
+              <w:right w:type="dxa" w:w="110"/>
+            </w:tcMar>
+          </w:tcPr>
+          <w:p>
+            <w:pPr>
+              <w:spacing w:after="0" w:line="250"/>
+            </w:pPr>
+            <w:r>
+              <w:rPr>
+                <w:color w:val="000000"/>
+                <w:sz w:val="18"/>
+                <w:szCs w:val="18"/>
+              </w:rPr>
+              <w:t xml:space="preserve">Era posible leer y escribir en el hilo de reportes no moderados de terceros, y crear comentarios huérfanos referidos a incidentes inexistentes.</w:t>
+            </w:r>
+          </w:p>
+        </w:tc>
+        <w:tc>
+          <w:tcPr>
+            <w:tcW w:type="dxa" w:w="3126"/>
+            <w:shd w:fill="F2F5F9" w:val="clear"/>
+            <w:tcMar>
+              <w:top w:type="dxa" w:w="70"/>
+              <w:left w:type="dxa" w:w="110"/>
+              <w:bottom w:type="dxa" w:w="70"/>
+              <w:right w:type="dxa" w:w="110"/>
+            </w:tcMar>
+          </w:tcPr>
+          <w:p>
+            <w:pPr>
+              <w:spacing w:after="0" w:line="250"/>
+            </w:pPr>
+            <w:r>
+              <w:rPr>
+                <w:color w:val="000000"/>
+                <w:sz w:val="18"/>
+                <w:szCs w:val="18"/>
+              </w:rPr>
+              <w:t xml:space="preserve">El alta y la consulta de comentarios reutilizan la misma regla de visibilidad del incidente.</w:t>
+            </w:r>
+          </w:p>
+        </w:tc>
+      </w:tr>
+      <w:tr>
+        <w:tc>
+          <w:tcPr>
+            <w:tcW w:type="dxa" w:w="2600"/>
+            <w:shd w:fill="FFFFFF" w:val="clear"/>
+            <w:tcMar>
+              <w:top w:type="dxa" w:w="70"/>
+              <w:left w:type="dxa" w:w="110"/>
+              <w:bottom w:type="dxa" w:w="70"/>
+              <w:right w:type="dxa" w:w="110"/>
+            </w:tcMar>
+          </w:tcPr>
+          <w:p>
+            <w:pPr>
+              <w:spacing w:after="0" w:line="250"/>
+            </w:pPr>
+            <w:r>
+              <w:rPr>
+                <w:color w:val="000000"/>
+                <w:sz w:val="18"/>
+                <w:szCs w:val="18"/>
+              </w:rPr>
+              <w:t xml:space="preserve">El parámetro limit de los listados carecía de un valor máximo.</w:t>
+            </w:r>
+          </w:p>
+        </w:tc>
+        <w:tc>
+          <w:tcPr>
+            <w:tcW w:type="dxa" w:w="3300"/>
+            <w:shd w:fill="FFFFFF" w:val="clear"/>
+            <w:tcMar>
+              <w:top w:type="dxa" w:w="70"/>
+              <w:left w:type="dxa" w:w="110"/>
+              <w:bottom w:type="dxa" w:w="70"/>
+              <w:right w:type="dxa" w:w="110"/>
+            </w:tcMar>
+          </w:tcPr>
+          <w:p>
+            <w:pPr>
+              <w:spacing w:after="0" w:line="250"/>
+            </w:pPr>
+            <w:r>
+              <w:rPr>
+                <w:color w:val="000000"/>
+                <w:sz w:val="18"/>
+                <w:szCs w:val="18"/>
+              </w:rPr>
+              <w:t xml:space="preserve">Una única petición podía solicitar la colección completa, en particular desde el scope público, que es anónimo.</w:t>
+            </w:r>
+          </w:p>
+        </w:tc>
+        <w:tc>
+          <w:tcPr>
+            <w:tcW w:type="dxa" w:w="3126"/>
+            <w:shd w:fill="FFFFFF" w:val="clear"/>
+            <w:tcMar>
+              <w:top w:type="dxa" w:w="70"/>
+              <w:left w:type="dxa" w:w="110"/>
+              <w:bottom w:type="dxa" w:w="70"/>
+              <w:right w:type="dxa" w:w="110"/>
+            </w:tcMar>
+          </w:tcPr>
+          <w:p>
+            <w:pPr>
+              <w:spacing w:after="0" w:line="250"/>
+            </w:pPr>
+            <w:r>
+              <w:rPr>
+                <w:color w:val="000000"/>
+                <w:sz w:val="18"/>
+                <w:szCs w:val="18"/>
+              </w:rPr>
+              <w:t xml:space="preserve">Se acotó el límite a 100 elementos y se sanean los parámetros de paginación no numéricos o negativos.</w:t>
+            </w:r>
+          </w:p>
+        </w:tc>
+      </w:tr>
+      <w:tr>
+        <w:tc>
+          <w:tcPr>
+            <w:tcW w:type="dxa" w:w="2600"/>
+            <w:shd w:fill="F2F5F9" w:val="clear"/>
+            <w:tcMar>
+              <w:top w:type="dxa" w:w="70"/>
+              <w:left w:type="dxa" w:w="110"/>
+              <w:bottom w:type="dxa" w:w="70"/>
+              <w:right w:type="dxa" w:w="110"/>
+            </w:tcMar>
+          </w:tcPr>
+          <w:p>
+            <w:pPr>
+              <w:spacing w:after="0" w:line="250"/>
+            </w:pPr>
+            <w:r>
+              <w:rPr>
+                <w:color w:val="000000"/>
+                <w:sz w:val="18"/>
+                <w:szCs w:val="18"/>
+              </w:rPr>
+              <w:t xml:space="preserve">El cambio de estado operativo no exigía que el incidente estuviera aprobado.</w:t>
+            </w:r>
+          </w:p>
+        </w:tc>
+        <w:tc>
+          <w:tcPr>
+            <w:tcW w:type="dxa" w:w="3300"/>
+            <w:shd w:fill="F2F5F9" w:val="clear"/>
+            <w:tcMar>
+              <w:top w:type="dxa" w:w="70"/>
+              <w:left w:type="dxa" w:w="110"/>
+              <w:bottom w:type="dxa" w:w="70"/>
+              <w:right w:type="dxa" w:w="110"/>
+            </w:tcMar>
+          </w:tcPr>
+          <w:p>
+            <w:pPr>
+              <w:spacing w:after="0" w:line="250"/>
+            </w:pPr>
+            <w:r>
+              <w:rPr>
+                <w:color w:val="000000"/>
+                <w:sz w:val="18"/>
+                <w:szCs w:val="18"/>
+              </w:rPr>
+              <w:t xml:space="preserve">Un incidente rechazado podía avanzar por el circuito de resolución, contradiciendo la regla de negocio.</w:t>
+            </w:r>
+          </w:p>
+        </w:tc>
+        <w:tc>
+          <w:tcPr>
+            <w:tcW w:type="dxa" w:w="3126"/>
+            <w:shd w:fill="F2F5F9" w:val="clear"/>
+            <w:tcMar>
+              <w:top w:type="dxa" w:w="70"/>
+              <w:left w:type="dxa" w:w="110"/>
+              <w:bottom w:type="dxa" w:w="70"/>
+              <w:right w:type="dxa" w:w="110"/>
+            </w:tcMar>
+          </w:tcPr>
+          <w:p>
+            <w:pPr>
+              <w:spacing w:after="0" w:line="250"/>
+            </w:pPr>
+            <w:r>
+              <w:rPr>
+                <w:color w:val="000000"/>
+                <w:sz w:val="18"/>
+                <w:szCs w:val="18"/>
+              </w:rPr>
+              <w:t xml:space="preserve">Se verifica el estado de moderación y se responde 409 si el incidente no fue aprobado.</w:t>
+            </w:r>
+          </w:p>
+        </w:tc>
+      </w:tr>
+    </w:tbl>
+    <w:p>
       <w:r>
         <w:br w:type="page"/>
       </w:r>
@@ -29004,7 +31272,447 @@
           <w:sz w:val="26"/>
           <w:szCs w:val="26"/>
         </w:rPr>
-        <w:t xml:space="preserve">15.4 Consideraciones para un despliegue productivo</w:t>
+        <w:t xml:space="preserve">15.4 Despliegue en la nube</w:t>
+      </w:r>
+    </w:p>
+    <w:p>
+      <w:pPr>
+        <w:spacing w:after="120" w:before="0" w:line="276"/>
+      </w:pPr>
+      <w:r>
+        <w:rPr>
+          <w:sz w:val="22"/>
+          <w:szCs w:val="22"/>
+        </w:rPr>
+        <w:t xml:space="preserve">El proyecto está preparado para desplegarse sobre servicios gestionados, con el frontend y el backend en plataformas distintas y la base de datos ya alojada en la nube. El código se versiona en un repositorio Git, que es el mecanismo de integración que utilizan ambas plataformas.</w:t>
+      </w:r>
+    </w:p>
+    <w:tbl>
+      <w:tblPr>
+        <w:tblW w:type="dxa" w:w="9026"/>
+        <w:tblBorders>
+          <w:top w:val="single" w:color="E2E8F0" w:sz="4"/>
+          <w:left w:val="single" w:color="E2E8F0" w:sz="4"/>
+          <w:bottom w:val="single" w:color="E2E8F0" w:sz="4"/>
+          <w:right w:val="single" w:color="E2E8F0" w:sz="4"/>
+          <w:insideH w:val="single" w:color="E2E8F0" w:sz="2"/>
+          <w:insideV w:val="single" w:color="E2E8F0" w:sz="2"/>
+        </w:tblBorders>
+      </w:tblPr>
+      <w:tblGrid>
+        <w:gridCol w:w="1700"/>
+        <w:gridCol w:w="1500"/>
+        <w:gridCol w:w="5826"/>
+      </w:tblGrid>
+      <w:tr>
+        <w:trPr>
+          <w:tblHeader/>
+        </w:trPr>
+        <w:tc>
+          <w:tcPr>
+            <w:tcW w:type="dxa" w:w="1700"/>
+            <w:shd w:fill="1F4E79" w:val="clear"/>
+            <w:tcMar>
+              <w:top w:type="dxa" w:w="70"/>
+              <w:left w:type="dxa" w:w="110"/>
+              <w:bottom w:type="dxa" w:w="70"/>
+              <w:right w:type="dxa" w:w="110"/>
+            </w:tcMar>
+          </w:tcPr>
+          <w:p>
+            <w:pPr>
+              <w:spacing w:after="0" w:line="250"/>
+            </w:pPr>
+            <w:r>
+              <w:rPr>
+                <w:b/>
+                <w:bCs/>
+                <w:color w:val="FFFFFF"/>
+                <w:sz w:val="18"/>
+                <w:szCs w:val="18"/>
+              </w:rPr>
+              <w:t xml:space="preserve">Componente</w:t>
+            </w:r>
+          </w:p>
+        </w:tc>
+        <w:tc>
+          <w:tcPr>
+            <w:tcW w:type="dxa" w:w="1500"/>
+            <w:shd w:fill="1F4E79" w:val="clear"/>
+            <w:tcMar>
+              <w:top w:type="dxa" w:w="70"/>
+              <w:left w:type="dxa" w:w="110"/>
+              <w:bottom w:type="dxa" w:w="70"/>
+              <w:right w:type="dxa" w:w="110"/>
+            </w:tcMar>
+          </w:tcPr>
+          <w:p>
+            <w:pPr>
+              <w:spacing w:after="0" w:line="250"/>
+            </w:pPr>
+            <w:r>
+              <w:rPr>
+                <w:b/>
+                <w:bCs/>
+                <w:color w:val="FFFFFF"/>
+                <w:sz w:val="18"/>
+                <w:szCs w:val="18"/>
+              </w:rPr>
+              <w:t xml:space="preserve">Plataforma</w:t>
+            </w:r>
+          </w:p>
+        </w:tc>
+        <w:tc>
+          <w:tcPr>
+            <w:tcW w:type="dxa" w:w="5826"/>
+            <w:shd w:fill="1F4E79" w:val="clear"/>
+            <w:tcMar>
+              <w:top w:type="dxa" w:w="70"/>
+              <w:left w:type="dxa" w:w="110"/>
+              <w:bottom w:type="dxa" w:w="70"/>
+              <w:right w:type="dxa" w:w="110"/>
+            </w:tcMar>
+          </w:tcPr>
+          <w:p>
+            <w:pPr>
+              <w:spacing w:after="0" w:line="250"/>
+            </w:pPr>
+            <w:r>
+              <w:rPr>
+                <w:b/>
+                <w:bCs/>
+                <w:color w:val="FFFFFF"/>
+                <w:sz w:val="18"/>
+                <w:szCs w:val="18"/>
+              </w:rPr>
+              <w:t xml:space="preserve">Configuración</w:t>
+            </w:r>
+          </w:p>
+        </w:tc>
+      </w:tr>
+      <w:tr>
+        <w:tc>
+          <w:tcPr>
+            <w:tcW w:type="dxa" w:w="1700"/>
+            <w:shd w:fill="FFFFFF" w:val="clear"/>
+            <w:tcMar>
+              <w:top w:type="dxa" w:w="70"/>
+              <w:left w:type="dxa" w:w="110"/>
+              <w:bottom w:type="dxa" w:w="70"/>
+              <w:right w:type="dxa" w:w="110"/>
+            </w:tcMar>
+          </w:tcPr>
+          <w:p>
+            <w:pPr>
+              <w:spacing w:after="0" w:line="250"/>
+            </w:pPr>
+            <w:r>
+              <w:rPr>
+                <w:color w:val="000000"/>
+                <w:sz w:val="18"/>
+                <w:szCs w:val="18"/>
+              </w:rPr>
+              <w:t xml:space="preserve">Repositorio</w:t>
+            </w:r>
+          </w:p>
+        </w:tc>
+        <w:tc>
+          <w:tcPr>
+            <w:tcW w:type="dxa" w:w="1500"/>
+            <w:shd w:fill="FFFFFF" w:val="clear"/>
+            <w:tcMar>
+              <w:top w:type="dxa" w:w="70"/>
+              <w:left w:type="dxa" w:w="110"/>
+              <w:bottom w:type="dxa" w:w="70"/>
+              <w:right w:type="dxa" w:w="110"/>
+            </w:tcMar>
+          </w:tcPr>
+          <w:p>
+            <w:pPr>
+              <w:spacing w:after="0" w:line="250"/>
+            </w:pPr>
+            <w:r>
+              <w:rPr>
+                <w:color w:val="000000"/>
+                <w:sz w:val="18"/>
+                <w:szCs w:val="18"/>
+              </w:rPr>
+              <w:t xml:space="preserve">GitHub</w:t>
+            </w:r>
+          </w:p>
+        </w:tc>
+        <w:tc>
+          <w:tcPr>
+            <w:tcW w:type="dxa" w:w="5826"/>
+            <w:shd w:fill="FFFFFF" w:val="clear"/>
+            <w:tcMar>
+              <w:top w:type="dxa" w:w="70"/>
+              <w:left w:type="dxa" w:w="110"/>
+              <w:bottom w:type="dxa" w:w="70"/>
+              <w:right w:type="dxa" w:w="110"/>
+            </w:tcMar>
+          </w:tcPr>
+          <w:p>
+            <w:pPr>
+              <w:spacing w:after="0" w:line="250"/>
+            </w:pPr>
+            <w:r>
+              <w:rPr>
+                <w:color w:val="000000"/>
+                <w:sz w:val="18"/>
+                <w:szCs w:val="18"/>
+              </w:rPr>
+              <w:t xml:space="preserve">Fuente única desde la que ambas plataformas construyen y despliegan.</w:t>
+            </w:r>
+          </w:p>
+        </w:tc>
+      </w:tr>
+      <w:tr>
+        <w:tc>
+          <w:tcPr>
+            <w:tcW w:type="dxa" w:w="1700"/>
+            <w:shd w:fill="F2F5F9" w:val="clear"/>
+            <w:tcMar>
+              <w:top w:type="dxa" w:w="70"/>
+              <w:left w:type="dxa" w:w="110"/>
+              <w:bottom w:type="dxa" w:w="70"/>
+              <w:right w:type="dxa" w:w="110"/>
+            </w:tcMar>
+          </w:tcPr>
+          <w:p>
+            <w:pPr>
+              <w:spacing w:after="0" w:line="250"/>
+            </w:pPr>
+            <w:r>
+              <w:rPr>
+                <w:color w:val="000000"/>
+                <w:sz w:val="18"/>
+                <w:szCs w:val="18"/>
+              </w:rPr>
+              <w:t xml:space="preserve">Frontend</w:t>
+            </w:r>
+          </w:p>
+        </w:tc>
+        <w:tc>
+          <w:tcPr>
+            <w:tcW w:type="dxa" w:w="1500"/>
+            <w:shd w:fill="F2F5F9" w:val="clear"/>
+            <w:tcMar>
+              <w:top w:type="dxa" w:w="70"/>
+              <w:left w:type="dxa" w:w="110"/>
+              <w:bottom w:type="dxa" w:w="70"/>
+              <w:right w:type="dxa" w:w="110"/>
+            </w:tcMar>
+          </w:tcPr>
+          <w:p>
+            <w:pPr>
+              <w:spacing w:after="0" w:line="250"/>
+            </w:pPr>
+            <w:r>
+              <w:rPr>
+                <w:color w:val="000000"/>
+                <w:sz w:val="18"/>
+                <w:szCs w:val="18"/>
+              </w:rPr>
+              <w:t xml:space="preserve">Vercel</w:t>
+            </w:r>
+          </w:p>
+        </w:tc>
+        <w:tc>
+          <w:tcPr>
+            <w:tcW w:type="dxa" w:w="5826"/>
+            <w:shd w:fill="F2F5F9" w:val="clear"/>
+            <w:tcMar>
+              <w:top w:type="dxa" w:w="70"/>
+              <w:left w:type="dxa" w:w="110"/>
+              <w:bottom w:type="dxa" w:w="70"/>
+              <w:right w:type="dxa" w:w="110"/>
+            </w:tcMar>
+          </w:tcPr>
+          <w:p>
+            <w:pPr>
+              <w:spacing w:after="0" w:line="250"/>
+            </w:pPr>
+            <w:r>
+              <w:rPr>
+                <w:color w:val="000000"/>
+                <w:sz w:val="18"/>
+                <w:szCs w:val="18"/>
+              </w:rPr>
+              <w:t xml:space="preserve">Directorio raíz frontend. Compilación con npm run build y publicación del directorio dist. El archivo vercel.json redirige todas las rutas a index.html, necesario para el ruteo de la aplicación de página única.</w:t>
+            </w:r>
+          </w:p>
+        </w:tc>
+      </w:tr>
+      <w:tr>
+        <w:tc>
+          <w:tcPr>
+            <w:tcW w:type="dxa" w:w="1700"/>
+            <w:shd w:fill="FFFFFF" w:val="clear"/>
+            <w:tcMar>
+              <w:top w:type="dxa" w:w="70"/>
+              <w:left w:type="dxa" w:w="110"/>
+              <w:bottom w:type="dxa" w:w="70"/>
+              <w:right w:type="dxa" w:w="110"/>
+            </w:tcMar>
+          </w:tcPr>
+          <w:p>
+            <w:pPr>
+              <w:spacing w:after="0" w:line="250"/>
+            </w:pPr>
+            <w:r>
+              <w:rPr>
+                <w:color w:val="000000"/>
+                <w:sz w:val="18"/>
+                <w:szCs w:val="18"/>
+              </w:rPr>
+              <w:t xml:space="preserve">Backend</w:t>
+            </w:r>
+          </w:p>
+        </w:tc>
+        <w:tc>
+          <w:tcPr>
+            <w:tcW w:type="dxa" w:w="1500"/>
+            <w:shd w:fill="FFFFFF" w:val="clear"/>
+            <w:tcMar>
+              <w:top w:type="dxa" w:w="70"/>
+              <w:left w:type="dxa" w:w="110"/>
+              <w:bottom w:type="dxa" w:w="70"/>
+              <w:right w:type="dxa" w:w="110"/>
+            </w:tcMar>
+          </w:tcPr>
+          <w:p>
+            <w:pPr>
+              <w:spacing w:after="0" w:line="250"/>
+            </w:pPr>
+            <w:r>
+              <w:rPr>
+                <w:color w:val="000000"/>
+                <w:sz w:val="18"/>
+                <w:szCs w:val="18"/>
+              </w:rPr>
+              <w:t xml:space="preserve">Render</w:t>
+            </w:r>
+          </w:p>
+        </w:tc>
+        <w:tc>
+          <w:tcPr>
+            <w:tcW w:type="dxa" w:w="5826"/>
+            <w:shd w:fill="FFFFFF" w:val="clear"/>
+            <w:tcMar>
+              <w:top w:type="dxa" w:w="70"/>
+              <w:left w:type="dxa" w:w="110"/>
+              <w:bottom w:type="dxa" w:w="70"/>
+              <w:right w:type="dxa" w:w="110"/>
+            </w:tcMar>
+          </w:tcPr>
+          <w:p>
+            <w:pPr>
+              <w:spacing w:after="0" w:line="250"/>
+            </w:pPr>
+            <w:r>
+              <w:rPr>
+                <w:color w:val="000000"/>
+                <w:sz w:val="18"/>
+                <w:szCs w:val="18"/>
+              </w:rPr>
+              <w:t xml:space="preserve">Servicio web con plan gratuito. El archivo render.yaml declara el servicio, el comando de arranque y el endpoint de verificación de estado.</w:t>
+            </w:r>
+          </w:p>
+        </w:tc>
+      </w:tr>
+      <w:tr>
+        <w:tc>
+          <w:tcPr>
+            <w:tcW w:type="dxa" w:w="1700"/>
+            <w:shd w:fill="F2F5F9" w:val="clear"/>
+            <w:tcMar>
+              <w:top w:type="dxa" w:w="70"/>
+              <w:left w:type="dxa" w:w="110"/>
+              <w:bottom w:type="dxa" w:w="70"/>
+              <w:right w:type="dxa" w:w="110"/>
+            </w:tcMar>
+          </w:tcPr>
+          <w:p>
+            <w:pPr>
+              <w:spacing w:after="0" w:line="250"/>
+            </w:pPr>
+            <w:r>
+              <w:rPr>
+                <w:color w:val="000000"/>
+                <w:sz w:val="18"/>
+                <w:szCs w:val="18"/>
+              </w:rPr>
+              <w:t xml:space="preserve">Base de datos</w:t>
+            </w:r>
+          </w:p>
+        </w:tc>
+        <w:tc>
+          <w:tcPr>
+            <w:tcW w:type="dxa" w:w="1500"/>
+            <w:shd w:fill="F2F5F9" w:val="clear"/>
+            <w:tcMar>
+              <w:top w:type="dxa" w:w="70"/>
+              <w:left w:type="dxa" w:w="110"/>
+              <w:bottom w:type="dxa" w:w="70"/>
+              <w:right w:type="dxa" w:w="110"/>
+            </w:tcMar>
+          </w:tcPr>
+          <w:p>
+            <w:pPr>
+              <w:spacing w:after="0" w:line="250"/>
+            </w:pPr>
+            <w:r>
+              <w:rPr>
+                <w:color w:val="000000"/>
+                <w:sz w:val="18"/>
+                <w:szCs w:val="18"/>
+              </w:rPr>
+              <w:t xml:space="preserve">MongoDB Atlas</w:t>
+            </w:r>
+          </w:p>
+        </w:tc>
+        <w:tc>
+          <w:tcPr>
+            <w:tcW w:type="dxa" w:w="5826"/>
+            <w:shd w:fill="F2F5F9" w:val="clear"/>
+            <w:tcMar>
+              <w:top w:type="dxa" w:w="70"/>
+              <w:left w:type="dxa" w:w="110"/>
+              <w:bottom w:type="dxa" w:w="70"/>
+              <w:right w:type="dxa" w:w="110"/>
+            </w:tcMar>
+          </w:tcPr>
+          <w:p>
+            <w:pPr>
+              <w:spacing w:after="0" w:line="250"/>
+            </w:pPr>
+            <w:r>
+              <w:rPr>
+                <w:color w:val="000000"/>
+                <w:sz w:val="18"/>
+                <w:szCs w:val="18"/>
+              </w:rPr>
+              <w:t xml:space="preserve">Ya gestionada. Debe habilitarse el acceso desde las direcciones de la plataforma de backend.</w:t>
+            </w:r>
+          </w:p>
+        </w:tc>
+      </w:tr>
+    </w:tbl>
+    <w:p>
+      <w:pPr>
+        <w:pStyle w:val="Heading3"/>
+        <w:spacing w:after="110" w:before="220"/>
+      </w:pPr>
+      <w:r>
+        <w:rPr>
+          <w:b/>
+          <w:bCs/>
+          <w:color w:val="2E5C8A"/>
+          <w:sz w:val="23"/>
+          <w:szCs w:val="23"/>
+        </w:rPr>
+        <w:t xml:space="preserve">Adaptaciones necesarias para producción</w:t>
       </w:r>
     </w:p>
     <w:tbl>
@@ -29021,8 +31729,8 @@
       </w:tblPr>
       <w:tblGrid>
         <w:gridCol w:w="1900"/>
-        <w:gridCol w:w="2200"/>
-        <w:gridCol w:w="4926"/>
+        <w:gridCol w:w="3000"/>
+        <w:gridCol w:w="4126"/>
       </w:tblGrid>
       <w:tr>
         <w:trPr>
@@ -29051,13 +31759,13 @@
                 <w:sz w:val="18"/>
                 <w:szCs w:val="18"/>
               </w:rPr>
-              <w:t xml:space="preserve">Componente</w:t>
-            </w:r>
-          </w:p>
-        </w:tc>
-        <w:tc>
-          <w:tcPr>
-            <w:tcW w:type="dxa" w:w="2200"/>
+              <w:t xml:space="preserve">Aspecto</w:t>
+            </w:r>
+          </w:p>
+        </w:tc>
+        <w:tc>
+          <w:tcPr>
+            <w:tcW w:type="dxa" w:w="3000"/>
             <w:shd w:fill="1F4E79" w:val="clear"/>
             <w:tcMar>
               <w:top w:type="dxa" w:w="70"/>
@@ -29078,13 +31786,13 @@
                 <w:sz w:val="18"/>
                 <w:szCs w:val="18"/>
               </w:rPr>
-              <w:t xml:space="preserve">Plataforma sugerida</w:t>
-            </w:r>
-          </w:p>
-        </w:tc>
-        <w:tc>
-          <w:tcPr>
-            <w:tcW w:type="dxa" w:w="4926"/>
+              <w:t xml:space="preserve">En desarrollo</w:t>
+            </w:r>
+          </w:p>
+        </w:tc>
+        <w:tc>
+          <w:tcPr>
+            <w:tcW w:type="dxa" w:w="4126"/>
             <w:shd w:fill="1F4E79" w:val="clear"/>
             <w:tcMar>
               <w:top w:type="dxa" w:w="70"/>
@@ -29105,7 +31813,7 @@
                 <w:sz w:val="18"/>
                 <w:szCs w:val="18"/>
               </w:rPr>
-              <w:t xml:space="preserve">Consideraciones</w:t>
+              <w:t xml:space="preserve">En producción</w:t>
             </w:r>
           </w:p>
         </w:tc>
@@ -29132,57 +31840,57 @@
                 <w:sz w:val="18"/>
                 <w:szCs w:val="18"/>
               </w:rPr>
-              <w:t xml:space="preserve">Frontend</w:t>
-            </w:r>
-          </w:p>
-        </w:tc>
-        <w:tc>
-          <w:tcPr>
-            <w:tcW w:type="dxa" w:w="2200"/>
-            <w:shd w:fill="FFFFFF" w:val="clear"/>
-            <w:tcMar>
-              <w:top w:type="dxa" w:w="70"/>
-              <w:left w:type="dxa" w:w="110"/>
-              <w:bottom w:type="dxa" w:w="70"/>
-              <w:right w:type="dxa" w:w="110"/>
-            </w:tcMar>
-          </w:tcPr>
-          <w:p>
-            <w:pPr>
-              <w:spacing w:after="0" w:line="250"/>
-            </w:pPr>
-            <w:r>
-              <w:rPr>
-                <w:color w:val="000000"/>
-                <w:sz w:val="18"/>
-                <w:szCs w:val="18"/>
-              </w:rPr>
-              <w:t xml:space="preserve">Vercel o Netlify</w:t>
-            </w:r>
-          </w:p>
-        </w:tc>
-        <w:tc>
-          <w:tcPr>
-            <w:tcW w:type="dxa" w:w="4926"/>
-            <w:shd w:fill="FFFFFF" w:val="clear"/>
-            <w:tcMar>
-              <w:top w:type="dxa" w:w="70"/>
-              <w:left w:type="dxa" w:w="110"/>
-              <w:bottom w:type="dxa" w:w="70"/>
-              <w:right w:type="dxa" w:w="110"/>
-            </w:tcMar>
-          </w:tcPr>
-          <w:p>
-            <w:pPr>
-              <w:spacing w:after="0" w:line="250"/>
-            </w:pPr>
-            <w:r>
-              <w:rPr>
-                <w:color w:val="000000"/>
-                <w:sz w:val="18"/>
-                <w:szCs w:val="18"/>
-              </w:rPr>
-              <w:t xml:space="preserve">Compilación estática mediante npm run build. Requiere definir las variables con prefijo VITE_.</w:t>
+              <w:t xml:space="preserve">Dirección de la API</w:t>
+            </w:r>
+          </w:p>
+        </w:tc>
+        <w:tc>
+          <w:tcPr>
+            <w:tcW w:type="dxa" w:w="3000"/>
+            <w:shd w:fill="FFFFFF" w:val="clear"/>
+            <w:tcMar>
+              <w:top w:type="dxa" w:w="70"/>
+              <w:left w:type="dxa" w:w="110"/>
+              <w:bottom w:type="dxa" w:w="70"/>
+              <w:right w:type="dxa" w:w="110"/>
+            </w:tcMar>
+          </w:tcPr>
+          <w:p>
+            <w:pPr>
+              <w:spacing w:after="0" w:line="250"/>
+            </w:pPr>
+            <w:r>
+              <w:rPr>
+                <w:color w:val="000000"/>
+                <w:sz w:val="18"/>
+                <w:szCs w:val="18"/>
+              </w:rPr>
+              <w:t xml:space="preserve">El proxy de Vite redirige /api al backend local.</w:t>
+            </w:r>
+          </w:p>
+        </w:tc>
+        <w:tc>
+          <w:tcPr>
+            <w:tcW w:type="dxa" w:w="4126"/>
+            <w:shd w:fill="FFFFFF" w:val="clear"/>
+            <w:tcMar>
+              <w:top w:type="dxa" w:w="70"/>
+              <w:left w:type="dxa" w:w="110"/>
+              <w:bottom w:type="dxa" w:w="70"/>
+              <w:right w:type="dxa" w:w="110"/>
+            </w:tcMar>
+          </w:tcPr>
+          <w:p>
+            <w:pPr>
+              <w:spacing w:after="0" w:line="250"/>
+            </w:pPr>
+            <w:r>
+              <w:rPr>
+                <w:color w:val="000000"/>
+                <w:sz w:val="18"/>
+                <w:szCs w:val="18"/>
+              </w:rPr>
+              <w:t xml:space="preserve">La variable VITE_API_URL apunta a la URL pública del backend, ya que no existe proxy.</w:t>
             </w:r>
           </w:p>
         </w:tc>
@@ -29209,57 +31917,57 @@
                 <w:sz w:val="18"/>
                 <w:szCs w:val="18"/>
               </w:rPr>
-              <w:t xml:space="preserve">Backend</w:t>
-            </w:r>
-          </w:p>
-        </w:tc>
-        <w:tc>
-          <w:tcPr>
-            <w:tcW w:type="dxa" w:w="2200"/>
-            <w:shd w:fill="F2F5F9" w:val="clear"/>
-            <w:tcMar>
-              <w:top w:type="dxa" w:w="70"/>
-              <w:left w:type="dxa" w:w="110"/>
-              <w:bottom w:type="dxa" w:w="70"/>
-              <w:right w:type="dxa" w:w="110"/>
-            </w:tcMar>
-          </w:tcPr>
-          <w:p>
-            <w:pPr>
-              <w:spacing w:after="0" w:line="250"/>
-            </w:pPr>
-            <w:r>
-              <w:rPr>
-                <w:color w:val="000000"/>
-                <w:sz w:val="18"/>
-                <w:szCs w:val="18"/>
-              </w:rPr>
-              <w:t xml:space="preserve">Render o Railway</w:t>
-            </w:r>
-          </w:p>
-        </w:tc>
-        <w:tc>
-          <w:tcPr>
-            <w:tcW w:type="dxa" w:w="4926"/>
-            <w:shd w:fill="F2F5F9" w:val="clear"/>
-            <w:tcMar>
-              <w:top w:type="dxa" w:w="70"/>
-              <w:left w:type="dxa" w:w="110"/>
-              <w:bottom w:type="dxa" w:w="70"/>
-              <w:right w:type="dxa" w:w="110"/>
-            </w:tcMar>
-          </w:tcPr>
-          <w:p>
-            <w:pPr>
-              <w:spacing w:after="0" w:line="250"/>
-            </w:pPr>
-            <w:r>
-              <w:rPr>
-                <w:color w:val="000000"/>
-                <w:sz w:val="18"/>
-                <w:szCs w:val="18"/>
-              </w:rPr>
-              <w:t xml:space="preserve">Servicio persistente. Debe definirse el origen del frontend para CORS.</w:t>
+              <w:t xml:space="preserve">CORS</w:t>
+            </w:r>
+          </w:p>
+        </w:tc>
+        <w:tc>
+          <w:tcPr>
+            <w:tcW w:type="dxa" w:w="3000"/>
+            <w:shd w:fill="F2F5F9" w:val="clear"/>
+            <w:tcMar>
+              <w:top w:type="dxa" w:w="70"/>
+              <w:left w:type="dxa" w:w="110"/>
+              <w:bottom w:type="dxa" w:w="70"/>
+              <w:right w:type="dxa" w:w="110"/>
+            </w:tcMar>
+          </w:tcPr>
+          <w:p>
+            <w:pPr>
+              <w:spacing w:after="0" w:line="250"/>
+            </w:pPr>
+            <w:r>
+              <w:rPr>
+                <w:color w:val="000000"/>
+                <w:sz w:val="18"/>
+                <w:szCs w:val="18"/>
+              </w:rPr>
+              <w:t xml:space="preserve">Un único origen local.</w:t>
+            </w:r>
+          </w:p>
+        </w:tc>
+        <w:tc>
+          <w:tcPr>
+            <w:tcW w:type="dxa" w:w="4126"/>
+            <w:shd w:fill="F2F5F9" w:val="clear"/>
+            <w:tcMar>
+              <w:top w:type="dxa" w:w="70"/>
+              <w:left w:type="dxa" w:w="110"/>
+              <w:bottom w:type="dxa" w:w="70"/>
+              <w:right w:type="dxa" w:w="110"/>
+            </w:tcMar>
+          </w:tcPr>
+          <w:p>
+            <w:pPr>
+              <w:spacing w:after="0" w:line="250"/>
+            </w:pPr>
+            <w:r>
+              <w:rPr>
+                <w:color w:val="000000"/>
+                <w:sz w:val="18"/>
+                <w:szCs w:val="18"/>
+              </w:rPr>
+              <w:t xml:space="preserve">FRONTEND_URL admite varios orígenes separados por coma.</w:t>
             </w:r>
           </w:p>
         </w:tc>
@@ -29286,57 +31994,57 @@
                 <w:sz w:val="18"/>
                 <w:szCs w:val="18"/>
               </w:rPr>
-              <w:t xml:space="preserve">Base de datos</w:t>
-            </w:r>
-          </w:p>
-        </w:tc>
-        <w:tc>
-          <w:tcPr>
-            <w:tcW w:type="dxa" w:w="2200"/>
-            <w:shd w:fill="FFFFFF" w:val="clear"/>
-            <w:tcMar>
-              <w:top w:type="dxa" w:w="70"/>
-              <w:left w:type="dxa" w:w="110"/>
-              <w:bottom w:type="dxa" w:w="70"/>
-              <w:right w:type="dxa" w:w="110"/>
-            </w:tcMar>
-          </w:tcPr>
-          <w:p>
-            <w:pPr>
-              <w:spacing w:after="0" w:line="250"/>
-            </w:pPr>
-            <w:r>
-              <w:rPr>
-                <w:color w:val="000000"/>
-                <w:sz w:val="18"/>
-                <w:szCs w:val="18"/>
-              </w:rPr>
-              <w:t xml:space="preserve">MongoDB Atlas</w:t>
-            </w:r>
-          </w:p>
-        </w:tc>
-        <w:tc>
-          <w:tcPr>
-            <w:tcW w:type="dxa" w:w="4926"/>
-            <w:shd w:fill="FFFFFF" w:val="clear"/>
-            <w:tcMar>
-              <w:top w:type="dxa" w:w="70"/>
-              <w:left w:type="dxa" w:w="110"/>
-              <w:bottom w:type="dxa" w:w="70"/>
-              <w:right w:type="dxa" w:w="110"/>
-            </w:tcMar>
-          </w:tcPr>
-          <w:p>
-            <w:pPr>
-              <w:spacing w:after="0" w:line="250"/>
-            </w:pPr>
-            <w:r>
-              <w:rPr>
-                <w:color w:val="000000"/>
-                <w:sz w:val="18"/>
-                <w:szCs w:val="18"/>
-              </w:rPr>
-              <w:t xml:space="preserve">Restringir el acceso por dirección IP en lugar de habilitar el acceso universal.</w:t>
+              <w:t xml:space="preserve">Identificación del cliente</w:t>
+            </w:r>
+          </w:p>
+        </w:tc>
+        <w:tc>
+          <w:tcPr>
+            <w:tcW w:type="dxa" w:w="3000"/>
+            <w:shd w:fill="FFFFFF" w:val="clear"/>
+            <w:tcMar>
+              <w:top w:type="dxa" w:w="70"/>
+              <w:left w:type="dxa" w:w="110"/>
+              <w:bottom w:type="dxa" w:w="70"/>
+              <w:right w:type="dxa" w:w="110"/>
+            </w:tcMar>
+          </w:tcPr>
+          <w:p>
+            <w:pPr>
+              <w:spacing w:after="0" w:line="250"/>
+            </w:pPr>
+            <w:r>
+              <w:rPr>
+                <w:color w:val="000000"/>
+                <w:sz w:val="18"/>
+                <w:szCs w:val="18"/>
+              </w:rPr>
+              <w:t xml:space="preserve">Dirección IP directa.</w:t>
+            </w:r>
+          </w:p>
+        </w:tc>
+        <w:tc>
+          <w:tcPr>
+            <w:tcW w:type="dxa" w:w="4126"/>
+            <w:shd w:fill="FFFFFF" w:val="clear"/>
+            <w:tcMar>
+              <w:top w:type="dxa" w:w="70"/>
+              <w:left w:type="dxa" w:w="110"/>
+              <w:bottom w:type="dxa" w:w="70"/>
+              <w:right w:type="dxa" w:w="110"/>
+            </w:tcMar>
+          </w:tcPr>
+          <w:p>
+            <w:pPr>
+              <w:spacing w:after="0" w:line="250"/>
+            </w:pPr>
+            <w:r>
+              <w:rPr>
+                <w:color w:val="000000"/>
+                <w:sz w:val="18"/>
+                <w:szCs w:val="18"/>
+              </w:rPr>
+              <w:t xml:space="preserve">Se confía en la cabecera X-Forwarded-For del proxy de la plataforma, necesario para el límite de peticiones.</w:t>
             </w:r>
           </w:p>
         </w:tc>
@@ -29363,139 +32071,146 @@
                 <w:sz w:val="18"/>
                 <w:szCs w:val="18"/>
               </w:rPr>
-              <w:t xml:space="preserve">Servicio de mapas</w:t>
-            </w:r>
-          </w:p>
-        </w:tc>
-        <w:tc>
-          <w:tcPr>
-            <w:tcW w:type="dxa" w:w="2200"/>
-            <w:shd w:fill="F2F5F9" w:val="clear"/>
-            <w:tcMar>
-              <w:top w:type="dxa" w:w="70"/>
-              <w:left w:type="dxa" w:w="110"/>
-              <w:bottom w:type="dxa" w:w="70"/>
-              <w:right w:type="dxa" w:w="110"/>
-            </w:tcMar>
-          </w:tcPr>
-          <w:p>
-            <w:pPr>
-              <w:spacing w:after="0" w:line="250"/>
-            </w:pPr>
-            <w:r>
-              <w:rPr>
-                <w:color w:val="000000"/>
-                <w:sz w:val="18"/>
-                <w:szCs w:val="18"/>
-              </w:rPr>
-              <w:t xml:space="preserve">Google Cloud</w:t>
-            </w:r>
-          </w:p>
-        </w:tc>
-        <w:tc>
-          <w:tcPr>
-            <w:tcW w:type="dxa" w:w="4926"/>
-            <w:shd w:fill="F2F5F9" w:val="clear"/>
-            <w:tcMar>
-              <w:top w:type="dxa" w:w="70"/>
-              <w:left w:type="dxa" w:w="110"/>
-              <w:bottom w:type="dxa" w:w="70"/>
-              <w:right w:type="dxa" w:w="110"/>
-            </w:tcMar>
-          </w:tcPr>
-          <w:p>
-            <w:pPr>
-              <w:spacing w:after="0" w:line="250"/>
-            </w:pPr>
-            <w:r>
-              <w:rPr>
-                <w:color w:val="000000"/>
-                <w:sz w:val="18"/>
-                <w:szCs w:val="18"/>
-              </w:rPr>
-              <w:t xml:space="preserve">Restringir la credencial por referente HTTP al dominio de producción.</w:t>
-            </w:r>
-          </w:p>
-        </w:tc>
-      </w:tr>
-      <w:tr>
-        <w:tc>
-          <w:tcPr>
-            <w:tcW w:type="dxa" w:w="1900"/>
-            <w:shd w:fill="FFFFFF" w:val="clear"/>
-            <w:tcMar>
-              <w:top w:type="dxa" w:w="70"/>
-              <w:left w:type="dxa" w:w="110"/>
-              <w:bottom w:type="dxa" w:w="70"/>
-              <w:right w:type="dxa" w:w="110"/>
-            </w:tcMar>
-          </w:tcPr>
-          <w:p>
-            <w:pPr>
-              <w:spacing w:after="0" w:line="250"/>
-            </w:pPr>
-            <w:r>
-              <w:rPr>
-                <w:color w:val="000000"/>
-                <w:sz w:val="18"/>
-                <w:szCs w:val="18"/>
-              </w:rPr>
-              <w:t xml:space="preserve">Servicio de correo</w:t>
-            </w:r>
-          </w:p>
-        </w:tc>
-        <w:tc>
-          <w:tcPr>
-            <w:tcW w:type="dxa" w:w="2200"/>
-            <w:shd w:fill="FFFFFF" w:val="clear"/>
-            <w:tcMar>
-              <w:top w:type="dxa" w:w="70"/>
-              <w:left w:type="dxa" w:w="110"/>
-              <w:bottom w:type="dxa" w:w="70"/>
-              <w:right w:type="dxa" w:w="110"/>
-            </w:tcMar>
-          </w:tcPr>
-          <w:p>
-            <w:pPr>
-              <w:spacing w:after="0" w:line="250"/>
-            </w:pPr>
-            <w:r>
-              <w:rPr>
-                <w:color w:val="000000"/>
-                <w:sz w:val="18"/>
-                <w:szCs w:val="18"/>
-              </w:rPr>
-              <w:t xml:space="preserve">Resend</w:t>
-            </w:r>
-          </w:p>
-        </w:tc>
-        <w:tc>
-          <w:tcPr>
-            <w:tcW w:type="dxa" w:w="4926"/>
-            <w:shd w:fill="FFFFFF" w:val="clear"/>
-            <w:tcMar>
-              <w:top w:type="dxa" w:w="70"/>
-              <w:left w:type="dxa" w:w="110"/>
-              <w:bottom w:type="dxa" w:w="70"/>
-              <w:right w:type="dxa" w:w="110"/>
-            </w:tcMar>
-          </w:tcPr>
-          <w:p>
-            <w:pPr>
-              <w:spacing w:after="0" w:line="250"/>
-            </w:pPr>
-            <w:r>
-              <w:rPr>
-                <w:color w:val="000000"/>
-                <w:sz w:val="18"/>
-                <w:szCs w:val="18"/>
-              </w:rPr>
-              <w:t xml:space="preserve">Verificar un dominio propio para superar las limitaciones del modo de prueba.</w:t>
+              <w:t xml:space="preserve">Registro de peticiones</w:t>
+            </w:r>
+          </w:p>
+        </w:tc>
+        <w:tc>
+          <w:tcPr>
+            <w:tcW w:type="dxa" w:w="3000"/>
+            <w:shd w:fill="F2F5F9" w:val="clear"/>
+            <w:tcMar>
+              <w:top w:type="dxa" w:w="70"/>
+              <w:left w:type="dxa" w:w="110"/>
+              <w:bottom w:type="dxa" w:w="70"/>
+              <w:right w:type="dxa" w:w="110"/>
+            </w:tcMar>
+          </w:tcPr>
+          <w:p>
+            <w:pPr>
+              <w:spacing w:after="0" w:line="250"/>
+            </w:pPr>
+            <w:r>
+              <w:rPr>
+                <w:color w:val="000000"/>
+                <w:sz w:val="18"/>
+                <w:szCs w:val="18"/>
+              </w:rPr>
+              <w:t xml:space="preserve">Formato abreviado.</w:t>
+            </w:r>
+          </w:p>
+        </w:tc>
+        <w:tc>
+          <w:tcPr>
+            <w:tcW w:type="dxa" w:w="4126"/>
+            <w:shd w:fill="F2F5F9" w:val="clear"/>
+            <w:tcMar>
+              <w:top w:type="dxa" w:w="70"/>
+              <w:left w:type="dxa" w:w="110"/>
+              <w:bottom w:type="dxa" w:w="70"/>
+              <w:right w:type="dxa" w:w="110"/>
+            </w:tcMar>
+          </w:tcPr>
+          <w:p>
+            <w:pPr>
+              <w:spacing w:after="0" w:line="250"/>
+            </w:pPr>
+            <w:r>
+              <w:rPr>
+                <w:color w:val="000000"/>
+                <w:sz w:val="18"/>
+                <w:szCs w:val="18"/>
+              </w:rPr>
+              <w:t xml:space="preserve">Formato extendido, más apto para el análisis de registros.</w:t>
             </w:r>
           </w:p>
         </w:tc>
       </w:tr>
     </w:tbl>
+    <w:p>
+      <w:pPr>
+        <w:pStyle w:val="Heading3"/>
+        <w:spacing w:after="110" w:before="220"/>
+      </w:pPr>
+      <w:r>
+        <w:rPr>
+          <w:b/>
+          <w:bCs/>
+          <w:color w:val="2E5C8A"/>
+          <w:sz w:val="23"/>
+          <w:szCs w:val="23"/>
+        </w:rPr>
+        <w:t xml:space="preserve">Consideraciones del plan gratuito</w:t>
+      </w:r>
+    </w:p>
+    <w:p>
+      <w:pPr>
+        <w:pStyle w:val="ListParagraph"/>
+        <w:numPr>
+          <w:ilvl w:val="0"/>
+          <w:numId w:val="2"/>
+        </w:numPr>
+        <w:spacing w:after="70" w:line="276"/>
+      </w:pPr>
+      <w:r>
+        <w:rPr>
+          <w:sz w:val="22"/>
+          <w:szCs w:val="22"/>
+        </w:rPr>
+        <w:t xml:space="preserve">El servicio de backend se suspende tras quince minutos sin tráfico: la primera petición posterior puede demorar cerca de un minuto en responder mientras el servicio se reactiva.</w:t>
+      </w:r>
+    </w:p>
+    <w:p>
+      <w:pPr>
+        <w:pStyle w:val="ListParagraph"/>
+        <w:numPr>
+          <w:ilvl w:val="0"/>
+          <w:numId w:val="2"/>
+        </w:numPr>
+        <w:spacing w:after="70" w:line="276"/>
+      </w:pPr>
+      <w:r>
+        <w:rPr>
+          <w:sz w:val="22"/>
+          <w:szCs w:val="22"/>
+        </w:rPr>
+        <w:t xml:space="preserve">El clúster de base de datos también se pausa por inactividad prolongada y debe reactivarse manualmente.</w:t>
+      </w:r>
+    </w:p>
+    <w:p>
+      <w:pPr>
+        <w:pStyle w:val="ListParagraph"/>
+        <w:numPr>
+          <w:ilvl w:val="0"/>
+          <w:numId w:val="2"/>
+        </w:numPr>
+        <w:spacing w:after="70" w:line="276"/>
+      </w:pPr>
+      <w:r>
+        <w:rPr>
+          <w:sz w:val="22"/>
+          <w:szCs w:val="22"/>
+        </w:rPr>
+        <w:t xml:space="preserve">El proveedor de identidad debe tener registrado el dominio de producción entre sus orígenes autorizados.</w:t>
+      </w:r>
+    </w:p>
+    <w:p>
+      <w:pPr>
+        <w:pStyle w:val="ListParagraph"/>
+        <w:numPr>
+          <w:ilvl w:val="0"/>
+          <w:numId w:val="2"/>
+        </w:numPr>
+        <w:spacing w:after="70" w:line="276"/>
+      </w:pPr>
+      <w:r>
+        <w:rPr>
+          <w:sz w:val="22"/>
+          <w:szCs w:val="22"/>
+        </w:rPr>
+        <w:t xml:space="preserve">Si se habilita el servicio de mapas, su credencial debe restringirse por referente HTTP al dominio de producción.</w:t>
+      </w:r>
+    </w:p>
     <w:p>
       <w:pPr>
         <w:pStyle w:val="Heading1"/>
@@ -30034,7 +32749,7 @@
                 <w:sz w:val="18"/>
                 <w:szCs w:val="18"/>
               </w:rPr>
-              <w:t xml:space="preserve">No existen pruebas automatizadas de regresión.</w:t>
+              <w:t xml:space="preserve">El servicio de backend tarda en responder tras un período de inactividad.</w:t>
             </w:r>
           </w:p>
         </w:tc>
@@ -30059,7 +32774,7 @@
                 <w:sz w:val="18"/>
                 <w:szCs w:val="18"/>
               </w:rPr>
-              <w:t xml:space="preserve">Se priorizó la construcción del alcance funcional dentro del tiempo disponible.</w:t>
+              <w:t xml:space="preserve">El plan gratuito de la plataforma de despliegue suspende el servicio a los quince minutos sin tráfico.</w:t>
             </w:r>
           </w:p>
         </w:tc>
@@ -30084,7 +32799,84 @@
                 <w:sz w:val="18"/>
                 <w:szCs w:val="18"/>
               </w:rPr>
-              <w:t xml:space="preserve">La verificación se realizó mediante scripts de comprobación de la lógica de negocio y la colección Postman.</w:t>
+              <w:t xml:space="preserve">La primera petición puede demorar cerca de un minuto. No afecta al uso continuado, pero conviene abrir la aplicación unos minutos antes de una demostración.</w:t>
+            </w:r>
+          </w:p>
+        </w:tc>
+      </w:tr>
+      <w:tr>
+        <w:tc>
+          <w:tcPr>
+            <w:tcW w:type="dxa" w:w="2400"/>
+            <w:shd w:fill="FFFFFF" w:val="clear"/>
+            <w:tcMar>
+              <w:top w:type="dxa" w:w="70"/>
+              <w:left w:type="dxa" w:w="110"/>
+              <w:bottom w:type="dxa" w:w="70"/>
+              <w:right w:type="dxa" w:w="110"/>
+            </w:tcMar>
+          </w:tcPr>
+          <w:p>
+            <w:pPr>
+              <w:spacing w:after="0" w:line="250"/>
+            </w:pPr>
+            <w:r>
+              <w:rPr>
+                <w:color w:val="000000"/>
+                <w:sz w:val="18"/>
+                <w:szCs w:val="18"/>
+              </w:rPr>
+              <w:t xml:space="preserve">La cobertura automatizada se concentra en la API.</w:t>
+            </w:r>
+          </w:p>
+        </w:tc>
+        <w:tc>
+          <w:tcPr>
+            <w:tcW w:type="dxa" w:w="3200"/>
+            <w:shd w:fill="FFFFFF" w:val="clear"/>
+            <w:tcMar>
+              <w:top w:type="dxa" w:w="70"/>
+              <w:left w:type="dxa" w:w="110"/>
+              <w:bottom w:type="dxa" w:w="70"/>
+              <w:right w:type="dxa" w:w="110"/>
+            </w:tcMar>
+          </w:tcPr>
+          <w:p>
+            <w:pPr>
+              <w:spacing w:after="0" w:line="250"/>
+            </w:pPr>
+            <w:r>
+              <w:rPr>
+                <w:color w:val="000000"/>
+                <w:sz w:val="18"/>
+                <w:szCs w:val="18"/>
+              </w:rPr>
+              <w:t xml:space="preserve">Se priorizaron las pruebas de integración del backend, donde residen las reglas de negocio y de autorización.</w:t>
+            </w:r>
+          </w:p>
+        </w:tc>
+        <w:tc>
+          <w:tcPr>
+            <w:tcW w:type="dxa" w:w="3426"/>
+            <w:shd w:fill="FFFFFF" w:val="clear"/>
+            <w:tcMar>
+              <w:top w:type="dxa" w:w="70"/>
+              <w:left w:type="dxa" w:w="110"/>
+              <w:bottom w:type="dxa" w:w="70"/>
+              <w:right w:type="dxa" w:w="110"/>
+            </w:tcMar>
+          </w:tcPr>
+          <w:p>
+            <w:pPr>
+              <w:spacing w:after="0" w:line="250"/>
+            </w:pPr>
+            <w:r>
+              <w:rPr>
+                <w:color w:val="000000"/>
+                <w:sz w:val="18"/>
+                <w:szCs w:val="18"/>
+              </w:rPr>
+              <w:t xml:space="preserve">La interfaz se verifica de forma manual en el navegador. Una futura iteración podría incorporar pruebas de extremo a extremo.</w:t>
             </w:r>
           </w:p>
         </w:tc>
@@ -30538,6 +33330,110 @@
                 <w:szCs w:val="20"/>
               </w:rPr>
               <w:t xml:space="preserve">Incorporar el segundo scope de la API requirió únicamente un middleware de autenticación y dos mapeadores, sin reescribir regla de negocio alguna.</w:t>
+            </w:r>
+          </w:p>
+        </w:tc>
+      </w:tr>
+      <w:tr>
+        <w:tc>
+          <w:tcPr>
+            <w:tcW w:type="dxa" w:w="3000"/>
+            <w:shd w:fill="FFFFFF" w:val="clear"/>
+            <w:tcMar>
+              <w:top w:type="dxa" w:w="70"/>
+              <w:left w:type="dxa" w:w="110"/>
+              <w:bottom w:type="dxa" w:w="70"/>
+              <w:right w:type="dxa" w:w="110"/>
+            </w:tcMar>
+          </w:tcPr>
+          <w:p>
+            <w:pPr>
+              <w:spacing w:after="0" w:line="250"/>
+            </w:pPr>
+            <w:r>
+              <w:rPr>
+                <w:color w:val="000000"/>
+                <w:sz w:val="20"/>
+                <w:szCs w:val="20"/>
+              </w:rPr>
+              <w:t xml:space="preserve">La autorización por rol no equivale a control de acceso.</w:t>
+            </w:r>
+          </w:p>
+        </w:tc>
+        <w:tc>
+          <w:tcPr>
+            <w:tcW w:type="dxa" w:w="6026"/>
+            <w:shd w:fill="FFFFFF" w:val="clear"/>
+            <w:tcMar>
+              <w:top w:type="dxa" w:w="70"/>
+              <w:left w:type="dxa" w:w="110"/>
+              <w:bottom w:type="dxa" w:w="70"/>
+              <w:right w:type="dxa" w:w="110"/>
+            </w:tcMar>
+          </w:tcPr>
+          <w:p>
+            <w:pPr>
+              <w:spacing w:after="0" w:line="250"/>
+            </w:pPr>
+            <w:r>
+              <w:rPr>
+                <w:color w:val="000000"/>
+                <w:sz w:val="20"/>
+                <w:szCs w:val="20"/>
+              </w:rPr>
+              <w:t xml:space="preserve">Los cuatro roles estaban correctamente implementados y aun así cualquier usuario podía leer por identificador reportes no moderados de terceros. Verificar quién es el usuario no basta: hay que verificar además su relación con el recurso concreto que solicita.</w:t>
+            </w:r>
+          </w:p>
+        </w:tc>
+      </w:tr>
+      <w:tr>
+        <w:tc>
+          <w:tcPr>
+            <w:tcW w:type="dxa" w:w="3000"/>
+            <w:shd w:fill="F2F5F9" w:val="clear"/>
+            <w:tcMar>
+              <w:top w:type="dxa" w:w="70"/>
+              <w:left w:type="dxa" w:w="110"/>
+              <w:bottom w:type="dxa" w:w="70"/>
+              <w:right w:type="dxa" w:w="110"/>
+            </w:tcMar>
+          </w:tcPr>
+          <w:p>
+            <w:pPr>
+              <w:spacing w:after="0" w:line="250"/>
+            </w:pPr>
+            <w:r>
+              <w:rPr>
+                <w:color w:val="000000"/>
+                <w:sz w:val="20"/>
+                <w:szCs w:val="20"/>
+              </w:rPr>
+              <w:t xml:space="preserve">Una prueba que nunca falló no demuestra nada.</w:t>
+            </w:r>
+          </w:p>
+        </w:tc>
+        <w:tc>
+          <w:tcPr>
+            <w:tcW w:type="dxa" w:w="6026"/>
+            <w:shd w:fill="F2F5F9" w:val="clear"/>
+            <w:tcMar>
+              <w:top w:type="dxa" w:w="70"/>
+              <w:left w:type="dxa" w:w="110"/>
+              <w:bottom w:type="dxa" w:w="70"/>
+              <w:right w:type="dxa" w:w="110"/>
+            </w:tcMar>
+          </w:tcPr>
+          <w:p>
+            <w:pPr>
+              <w:spacing w:after="0" w:line="250"/>
+            </w:pPr>
+            <w:r>
+              <w:rPr>
+                <w:color w:val="000000"/>
+                <w:sz w:val="20"/>
+                <w:szCs w:val="20"/>
+              </w:rPr>
+              <w:t xml:space="preserve">Revertir deliberadamente cada corrección y comprobar que la prueba correspondiente fallara fue lo que permitió confirmar que la batería detecta los defectos que dice cubrir.</w:t>
             </w:r>
           </w:p>
         </w:tc>
